--- a/downloads/workbook/ai-4-week-03.docx
+++ b/downloads/workbook/ai-4-week-03.docx
@@ -1256,6 +1256,178 @@
         <w:t>Project connection: For your Responsible Plant Classifier, save the input, procedure, observed result and limitation of this check. Label this worked example as practice; use a different, previously unreviewed case when checking independent understanding.</w:t>
       </w:r>
     </w:p>
+    <w:p>
+      <w:pPr>
+        <w:pStyle w:val="Heading1"/>
+      </w:pPr>
+      <w:r>
+        <w:t>19. Project portfolio milestone</w:t>
+      </w:r>
+    </w:p>
+    <w:p>
+      <w:r>
+        <w:t>Project: Responsible Plant Classifier</w:t>
+      </w:r>
+    </w:p>
+    <w:p>
+      <w:r>
+        <w:t>Current milestone: Frame the need. Name the user, the problem, allowed inputs and a safe simple starting method.</w:t>
+      </w:r>
+    </w:p>
+    <w:p>
+      <w:r>
+        <w:t>For your Responsible Plant Classifier, save the input, procedure, observed result and limitation of this check. Label this worked example as practice; use a different, previously unreviewed case when checking independent understanding.</w:t>
+      </w:r>
+    </w:p>
+    <w:tbl>
+      <w:tblPr>
+        <w:tblStyle w:val="LightShading-Accent1"/>
+        <w:tblW w:type="auto" w:w="0"/>
+        <w:tblLook w:firstColumn="1" w:firstRow="1" w:lastColumn="0" w:lastRow="0" w:noHBand="0" w:noVBand="1" w:val="04A0"/>
+      </w:tblPr>
+      <w:tblGrid>
+        <w:gridCol w:w="5112"/>
+        <w:gridCol w:w="5112"/>
+      </w:tblGrid>
+      <w:tr>
+        <w:trPr>
+          <w:tblHeader/>
+        </w:trPr>
+        <w:tc>
+          <w:tcPr>
+            <w:tcW w:type="dxa" w:w="5112"/>
+          </w:tcPr>
+          <w:p>
+            <w:r>
+              <w:t>Evidence to keep</w:t>
+            </w:r>
+          </w:p>
+        </w:tc>
+        <w:tc>
+          <w:tcPr>
+            <w:tcW w:type="dxa" w:w="5112"/>
+          </w:tcPr>
+          <w:p>
+            <w:r>
+              <w:t>My record</w:t>
+            </w:r>
+          </w:p>
+        </w:tc>
+      </w:tr>
+      <w:tr>
+        <w:tc>
+          <w:tcPr>
+            <w:tcW w:type="dxa" w:w="5112"/>
+          </w:tcPr>
+          <w:p>
+            <w:r>
+              <w:t>This week’s input and deciding step</w:t>
+            </w:r>
+          </w:p>
+        </w:tc>
+        <w:tc>
+          <w:tcPr>
+            <w:tcW w:type="dxa" w:w="5112"/>
+          </w:tcPr>
+          <w:p>
+            <w:r/>
+          </w:p>
+        </w:tc>
+      </w:tr>
+      <w:tr>
+        <w:tc>
+          <w:tcPr>
+            <w:tcW w:type="dxa" w:w="5112"/>
+          </w:tcPr>
+          <w:p>
+            <w:r>
+              <w:t>Prediction and actual result (or labelled paper trace)</w:t>
+            </w:r>
+          </w:p>
+        </w:tc>
+        <w:tc>
+          <w:tcPr>
+            <w:tcW w:type="dxa" w:w="5112"/>
+          </w:tcPr>
+          <w:p>
+            <w:r/>
+          </w:p>
+        </w:tc>
+      </w:tr>
+      <w:tr>
+        <w:tc>
+          <w:tcPr>
+            <w:tcW w:type="dxa" w:w="5112"/>
+          </w:tcPr>
+          <w:p>
+            <w:r>
+              <w:t>One change since the previous checkpoint and why</w:t>
+            </w:r>
+          </w:p>
+        </w:tc>
+        <w:tc>
+          <w:tcPr>
+            <w:tcW w:type="dxa" w:w="5112"/>
+          </w:tcPr>
+          <w:p>
+            <w:r/>
+          </w:p>
+        </w:tc>
+      </w:tr>
+      <w:tr>
+        <w:tc>
+          <w:tcPr>
+            <w:tcW w:type="dxa" w:w="5112"/>
+          </w:tcPr>
+          <w:p>
+            <w:r>
+              <w:t>One error or limit and the next test</w:t>
+            </w:r>
+          </w:p>
+        </w:tc>
+        <w:tc>
+          <w:tcPr>
+            <w:tcW w:type="dxa" w:w="5112"/>
+          </w:tcPr>
+          <w:p>
+            <w:r/>
+          </w:p>
+        </w:tc>
+      </w:tr>
+    </w:tbl>
+    <w:p>
+      <w:pPr>
+        <w:pStyle w:val="Heading3"/>
+      </w:pPr>
+      <w:r>
+        <w:t>Explain what this week adds to your project. Reuse last week’s record rather than starting again.</w:t>
+      </w:r>
+    </w:p>
+    <w:p>
+      <w:r>
+        <w:t>________________________________________________________________</w:t>
+      </w:r>
+    </w:p>
+    <w:p>
+      <w:r>
+        <w:t>________________________________________________________________</w:t>
+      </w:r>
+    </w:p>
+    <w:p>
+      <w:r>
+        <w:t>________________________________________________________________</w:t>
+      </w:r>
+    </w:p>
+    <w:p>
+      <w:r>
+        <w:t>________________________________________________________________</w:t>
+      </w:r>
+    </w:p>
+    <w:p>
+      <w:r>
+        <w:t>________________________________________________________________</w:t>
+      </w:r>
+    </w:p>
     <w:sectPr>
       <w:pgSz w:w="12240" w:h="15840"/>
       <w:pgMar w:top="936" w:right="1008" w:bottom="936" w:left="1008" w:header="720" w:footer="720" w:gutter="0"/>

--- a/downloads/workbook/ai-4-week-03.docx
+++ b/downloads/workbook/ai-4-week-03.docx
@@ -1428,6 +1428,238 @@
         <w:t>________________________________________________________________</w:t>
       </w:r>
     </w:p>
+    <w:p>
+      <w:pPr>
+        <w:pStyle w:val="Heading1"/>
+      </w:pPr>
+      <w:r>
+        <w:t>20. Supported practice and learning evidence</w:t>
+      </w:r>
+    </w:p>
+    <w:p>
+      <w:r>
+        <w:t>Use this supported practice once, in the browser or on paper. Keep the reserved independent assessment for a separate first attempt before teacher feedback.</w:t>
+      </w:r>
+    </w:p>
+    <w:p>
+      <w:r>
+        <w:t>Distinguish predicting growth height from predicting a growth category.</w:t>
+      </w:r>
+    </w:p>
+    <w:p>
+      <w:pPr>
+        <w:pStyle w:val="Heading3"/>
+      </w:pPr>
+      <w:r>
+        <w:t>Practice 1: explain the deciding evidence</w:t>
+      </w:r>
+    </w:p>
+    <w:p>
+      <w:r>
+        <w:t>Which labelled step matches this detail? Estimated classes are short, short, tall: 2/3 correct.</w:t>
+      </w:r>
+    </w:p>
+    <w:p>
+      <w:r>
+        <w:t>1. Actual categories</w:t>
+      </w:r>
+    </w:p>
+    <w:p>
+      <w:r>
+        <w:t>2. Regression errors</w:t>
+      </w:r>
+    </w:p>
+    <w:p>
+      <w:r>
+        <w:t>3. Predicted categories</w:t>
+      </w:r>
+    </w:p>
+    <w:p>
+      <w:pPr>
+        <w:pStyle w:val="Heading3"/>
+      </w:pPr>
+      <w:r>
+        <w:t>My selected conclusion, deciding fact and explanation</w:t>
+      </w:r>
+    </w:p>
+    <w:p>
+      <w:r>
+        <w:t>________________________________________________________________</w:t>
+      </w:r>
+    </w:p>
+    <w:p>
+      <w:r>
+        <w:t>________________________________________________________________</w:t>
+      </w:r>
+    </w:p>
+    <w:p>
+      <w:r>
+        <w:t>________________________________________________________________</w:t>
+      </w:r>
+    </w:p>
+    <w:p>
+      <w:r>
+        <w:t>________________________________________________________________</w:t>
+      </w:r>
+    </w:p>
+    <w:p>
+      <w:r>
+        <w:t>________________________________________________________________</w:t>
+      </w:r>
+    </w:p>
+    <w:p>
+      <w:r>
+        <w:t>Hint if needed: Read the steps in the pictorial case. Match the supplied detail to the stage that performs or records it.</w:t>
+      </w:r>
+    </w:p>
+    <w:p>
+      <w:r>
+        <w:t>After your attempt, compare with the supported explanation: Predicted categories Estimated classes are short, short, tall: 2/3 correct. Read the picture in order. Estimated classes are short, short, tall: 2/3 correct. The arrows show which recorded input or intermediate result each decision uses. Explain the deciding step aloud before checking the changed case; pointing to the final answer alone does not show how it follows.</w:t>
+      </w:r>
+    </w:p>
+    <w:p>
+      <w:pPr>
+        <w:pStyle w:val="Heading3"/>
+      </w:pPr>
+      <w:r>
+        <w:t>Practice 2: explain the deciding evidence</w:t>
+      </w:r>
+    </w:p>
+    <w:p>
+      <w:r>
+        <w:t>Changed-case practice: Change the category boundary to strictly greater than 7 cm. Which conclusion is supported by the supplied facts?</w:t>
+      </w:r>
+    </w:p>
+    <w:p>
+      <w:r>
+        <w:t>1. This one example guarantees correct results for every future input.</w:t>
+      </w:r>
+    </w:p>
+    <w:p>
+      <w:r>
+        <w:t>2. We can decide the result without examining the changed input or the procedure.</w:t>
+      </w:r>
+    </w:p>
+    <w:p>
+      <w:r>
+        <w:t>3. Actual and estimated categories both become short, short, tall: 3/3 correct.</w:t>
+      </w:r>
+    </w:p>
+    <w:p>
+      <w:pPr>
+        <w:pStyle w:val="Heading3"/>
+      </w:pPr>
+      <w:r>
+        <w:t>My selected conclusion, deciding fact and explanation</w:t>
+      </w:r>
+    </w:p>
+    <w:p>
+      <w:r>
+        <w:t>________________________________________________________________</w:t>
+      </w:r>
+    </w:p>
+    <w:p>
+      <w:r>
+        <w:t>________________________________________________________________</w:t>
+      </w:r>
+    </w:p>
+    <w:p>
+      <w:r>
+        <w:t>________________________________________________________________</w:t>
+      </w:r>
+    </w:p>
+    <w:p>
+      <w:r>
+        <w:t>________________________________________________________________</w:t>
+      </w:r>
+    </w:p>
+    <w:p>
+      <w:r>
+        <w:t>________________________________________________________________</w:t>
+      </w:r>
+    </w:p>
+    <w:p>
+      <w:r>
+        <w:t>Hint if needed: Use the changed condition and the deciding step in the pictorial trace. The answer must say what follows from those facts.</w:t>
+      </w:r>
+    </w:p>
+    <w:p>
+      <w:r>
+        <w:t>After your attempt, compare with the supported explanation: Actual and estimated categories both become short, short, tall: 3/3 correct. The numerical estimates did not improve; the decision definition changed.</w:t>
+      </w:r>
+    </w:p>
+    <w:p>
+      <w:pPr>
+        <w:pStyle w:val="Heading3"/>
+      </w:pPr>
+      <w:r>
+        <w:t>Repair a missing building block</w:t>
+      </w:r>
+    </w:p>
+    <w:p>
+      <w:r>
+        <w:t>Review Features, Labels, Targets (ai-4/2). Goal: Separate prediction inputs from observed targets. Short practice: Why can a historical table contain a field that is an invalid input? Point to the relevant step in the picture, then write the changed result and the rule or evidence that supports it.. Return to this week and explain what you changed.</w:t>
+      </w:r>
+    </w:p>
+    <w:p>
+      <w:pPr>
+        <w:pStyle w:val="Heading3"/>
+      </w:pPr>
+      <w:r>
+        <w:t>Predict, run and debug</w:t>
+      </w:r>
+    </w:p>
+    <w:p>
+      <w:r>
+        <w:t>The browser lab lets you edit the supported Python examples already included in this lesson. Predict first, run, inspect the actual output or error, change one input, then run again. Keep code, predictions, actual results and a reasoned revision together. On paper, label your result as a trace rather than an execution.</w:t>
+      </w:r>
+    </w:p>
+    <w:p>
+      <w:pPr>
+        <w:pStyle w:val="Heading3"/>
+      </w:pPr>
+      <w:r>
+        <w:t>Keep your completed work</w:t>
+      </w:r>
+    </w:p>
+    <w:p>
+      <w:r>
+        <w:t>Use Download completed work in the hosted lesson to export your answers, reflections, practice feedback and code-run evidence. Open the HTML copy to read or print it. Drafts stay in this browser when storage is available; clear drafts on a shared device.</w:t>
+      </w:r>
+    </w:p>
+    <w:p>
+      <w:pPr>
+        <w:pStyle w:val="Heading3"/>
+      </w:pPr>
+      <w:r>
+        <w:t>What I repaired, the evidence I kept and the next test</w:t>
+      </w:r>
+    </w:p>
+    <w:p>
+      <w:r>
+        <w:t>________________________________________________________________</w:t>
+      </w:r>
+    </w:p>
+    <w:p>
+      <w:r>
+        <w:t>________________________________________________________________</w:t>
+      </w:r>
+    </w:p>
+    <w:p>
+      <w:r>
+        <w:t>________________________________________________________________</w:t>
+      </w:r>
+    </w:p>
+    <w:p>
+      <w:r>
+        <w:t>________________________________________________________________</w:t>
+      </w:r>
+    </w:p>
+    <w:p>
+      <w:r>
+        <w:t>________________________________________________________________</w:t>
+      </w:r>
+    </w:p>
     <w:sectPr>
       <w:pgSz w:w="12240" w:h="15840"/>
       <w:pgMar w:top="936" w:right="1008" w:bottom="936" w:left="1008" w:header="720" w:footer="720" w:gutter="0"/>

--- a/downloads/workbook/ai-4-week-03.docx
+++ b/downloads/workbook/ai-4-week-03.docx
@@ -30,6 +30,17 @@
     </w:p>
     <w:p>
       <w:r>
+        <w:t>Record your starting explanation for Classification or Regression? before opening notes. Show any later correction separately.</w:t>
+      </w:r>
+    </w:p>
+    <w:p>
+      <w:pPr>
+        <w:spacing w:line="336" w:lineRule="auto" w:after="180"/>
+      </w:pPr>
+      <w:r>
+        <w:rPr>
+          <w:b w:val="0"/>
+        </w:rPr>
         <w:t>Try the recall before opening notes. Then use a different colour or a labelled second line to correct your explanation.</w:t>
       </w:r>
     </w:p>
@@ -42,7 +53,13 @@
       </w:r>
     </w:p>
     <w:p>
-      <w:r>
+      <w:pPr>
+        <w:spacing w:line="336" w:lineRule="auto" w:after="180"/>
+      </w:pPr>
+      <w:r>
+        <w:rPr>
+          <w:b w:val="0"/>
+        </w:rPr>
         <w:t>Without opening the old lesson, explain one key idea from Features, Labels, Targets. Give an example and a mistake that the idea helps you avoid.</w:t>
       </w:r>
     </w:p>
@@ -79,7 +96,42 @@
     </w:p>
     <w:p>
       <w:r>
-        <w:t>Use W2: Trace both checks for Classification and regression. Record the answer once; the lesson and workbook refer to the same attempt.</w:t>
+        <w:t>Complete the supported Classification or Regression? trace and record the first step you can explain without help.</w:t>
+      </w:r>
+    </w:p>
+    <w:p>
+      <w:pPr>
+        <w:spacing w:line="336" w:lineRule="auto" w:after="180"/>
+      </w:pPr>
+      <w:r>
+        <w:rPr>
+          <w:b w:val="0"/>
+        </w:rPr>
+        <w:t xml:space="preserve">Use W2: Trace both checks for </w:t>
+      </w:r>
+      <w:r>
+        <w:rPr>
+          <w:b/>
+        </w:rPr>
+        <w:t>Classification</w:t>
+      </w:r>
+      <w:r>
+        <w:rPr>
+          <w:b w:val="0"/>
+        </w:rPr>
+        <w:t xml:space="preserve"> and </w:t>
+      </w:r>
+      <w:r>
+        <w:rPr>
+          <w:b/>
+        </w:rPr>
+        <w:t>regression</w:t>
+      </w:r>
+      <w:r>
+        <w:rPr>
+          <w:b w:val="0"/>
+        </w:rPr>
+        <w:t>. Record the answer once; the lesson and workbook refer to the same attempt.</w:t>
       </w:r>
     </w:p>
     <w:tbl>
@@ -207,7 +259,65 @@
     </w:p>
     <w:p>
       <w:r>
-        <w:t>Use the worked case for Classification and regression. Proposed explanation: “Numbers always mean regression”. Decide whether this explanation is supported. Point to the step or supplied fact that decides; explain your repair if needed.</w:t>
+        <w:t>Check the proposed Classification or Regression? explanation against the supplied facts before discussing it.</w:t>
+      </w:r>
+    </w:p>
+    <w:p>
+      <w:pPr>
+        <w:spacing w:line="336" w:lineRule="auto" w:after="180"/>
+      </w:pPr>
+      <w:r>
+        <w:rPr>
+          <w:b w:val="0"/>
+        </w:rPr>
+        <w:t xml:space="preserve">Use the worked case for </w:t>
+      </w:r>
+      <w:r>
+        <w:rPr>
+          <w:b/>
+        </w:rPr>
+        <w:t>Classification</w:t>
+      </w:r>
+      <w:r>
+        <w:rPr>
+          <w:b w:val="0"/>
+        </w:rPr>
+        <w:t xml:space="preserve"> and </w:t>
+      </w:r>
+      <w:r>
+        <w:rPr>
+          <w:b/>
+        </w:rPr>
+        <w:t>regression</w:t>
+      </w:r>
+      <w:r>
+        <w:rPr>
+          <w:b w:val="0"/>
+        </w:rPr>
+        <w:t xml:space="preserve">. Proposed explanation: “Numbers always mean </w:t>
+      </w:r>
+      <w:r>
+        <w:rPr>
+          <w:b/>
+        </w:rPr>
+        <w:t>regression</w:t>
+      </w:r>
+      <w:r>
+        <w:rPr>
+          <w:b w:val="0"/>
+        </w:rPr>
+        <w:t>”. Decide whether this explanation is supported.</w:t>
+      </w:r>
+    </w:p>
+    <w:p>
+      <w:pPr>
+        <w:spacing w:line="336" w:lineRule="auto" w:after="180"/>
+      </w:pPr>
+      <w:r>
+        <w:rPr>
+          <w:b w:val="0"/>
+        </w:rPr>
+        <w:t>Point to the step or supplied fact that decides; explain your repair if needed.</w:t>
       </w:r>
     </w:p>
     <w:p>
@@ -247,6 +357,11 @@
       </w:r>
     </w:p>
     <w:p>
+      <w:r>
+        <w:t>Write one first attempt at the reserved independent case before feedback. Repeated copies of that case refer to the same recorded attempt.</w:t>
+      </w:r>
+    </w:p>
+    <w:p>
       <w:pPr>
         <w:pStyle w:val="Heading3"/>
       </w:pPr>
@@ -255,8 +370,37 @@
       </w:r>
     </w:p>
     <w:p>
-      <w:r>
-        <w:t>For three fictional print jobs, actual completion times are 4, 5 and 9 minutes; estimates are 6, 5 and 8 minutes in matching order. Slow means more than 5 minutes. Write actual and predicted category lists, count correct categories, calculate each absolute error and the mean error in minutes. State what each result measures.</w:t>
+      <w:pPr>
+        <w:spacing w:line="336" w:lineRule="auto" w:after="180"/>
+      </w:pPr>
+      <w:r>
+        <w:rPr>
+          <w:b w:val="0"/>
+        </w:rPr>
+        <w:t>For three fictional print jobs, actual completion times are 4, 5 and 9 minutes; estimates are 6, 5 and 8 minutes in matching order. Slow means more than 5 minutes.</w:t>
+      </w:r>
+    </w:p>
+    <w:p>
+      <w:pPr>
+        <w:spacing w:line="336" w:lineRule="auto" w:after="180"/>
+      </w:pPr>
+      <w:r>
+        <w:rPr>
+          <w:b w:val="0"/>
+        </w:rPr>
+        <w:t xml:space="preserve">Write actual and predicted category lists, count correct categories, calculate each </w:t>
+      </w:r>
+      <w:r>
+        <w:rPr>
+          <w:b/>
+        </w:rPr>
+        <w:t>absolute error</w:t>
+      </w:r>
+      <w:r>
+        <w:rPr>
+          <w:b w:val="0"/>
+        </w:rPr>
+        <w:t xml:space="preserve"> and the mean error in minutes. State what each result measures.</w:t>
       </w:r>
     </w:p>
     <w:p>
@@ -303,7 +447,13 @@
       </w:r>
     </w:p>
     <w:p>
-      <w:r>
+      <w:pPr>
+        <w:spacing w:line="336" w:lineRule="auto" w:after="180"/>
+      </w:pPr>
+      <w:r>
+        <w:rPr>
+          <w:b w:val="0"/>
+        </w:rPr>
         <w:t>Attempt this case before feedback. Record any help. Earlier examples below are further practice; a case already practised with feedback cannot establish fresh transfer.</w:t>
       </w:r>
     </w:p>
@@ -317,7 +467,30 @@
     </w:p>
     <w:p>
       <w:r>
-        <w:t>System A predicts class codes 0=oak,1=maple. System B predicts leaf area in cm². Name the task types and explain why code 1 is not 'one more species' than code 0.</w:t>
+        <w:t>Connect the Classification or Regression? target to a trace and a justified conclusion.</w:t>
+      </w:r>
+    </w:p>
+    <w:p>
+      <w:pPr>
+        <w:spacing w:line="336" w:lineRule="auto" w:after="180"/>
+      </w:pPr>
+      <w:r>
+        <w:rPr>
+          <w:b w:val="0"/>
+        </w:rPr>
+        <w:t xml:space="preserve">System A predicts </w:t>
+      </w:r>
+      <w:r>
+        <w:rPr>
+          <w:b/>
+        </w:rPr>
+        <w:t>class</w:t>
+      </w:r>
+      <w:r>
+        <w:rPr>
+          <w:b w:val="0"/>
+        </w:rPr>
+        <w:t xml:space="preserve"> codes 0=oak,1=maple. System B predicts leaf area in cm². Name the task types and explain why code 1 is not 'one more species' than code 0.</w:t>
       </w:r>
     </w:p>
     <w:p>
@@ -330,17 +503,58 @@
     </w:p>
     <w:p>
       <w:r>
+        <w:t>Solve the supplied Classification or Regression? case and show the deciding evidence.</w:t>
+      </w:r>
+    </w:p>
+    <w:p>
+      <w:pPr>
+        <w:spacing w:line="336" w:lineRule="auto" w:after="180"/>
+      </w:pPr>
+      <w:r>
+        <w:rPr>
+          <w:b w:val="0"/>
+        </w:rPr>
         <w:t>Task A predicts healthy/spotted; B predicts next week's height in cm.</w:t>
       </w:r>
     </w:p>
     <w:p>
-      <w:r>
-        <w:t>Choose task and output types.</w:t>
-      </w:r>
-    </w:p>
-    <w:p>
-      <w:r>
-        <w:t>Show your trace, calculation or evidence</w:t>
+      <w:pPr>
+        <w:spacing w:line="336" w:lineRule="auto" w:after="180"/>
+      </w:pPr>
+      <w:r>
+        <w:rPr>
+          <w:b w:val="0"/>
+        </w:rPr>
+        <w:t xml:space="preserve">Choose task and </w:t>
+      </w:r>
+      <w:r>
+        <w:rPr>
+          <w:b/>
+        </w:rPr>
+        <w:t>output</w:t>
+      </w:r>
+      <w:r>
+        <w:rPr>
+          <w:b w:val="0"/>
+        </w:rPr>
+        <w:t xml:space="preserve"> types.</w:t>
+      </w:r>
+    </w:p>
+    <w:p>
+      <w:pPr>
+        <w:spacing w:line="336" w:lineRule="auto" w:after="180"/>
+      </w:pPr>
+      <w:r>
+        <w:rPr>
+          <w:b w:val="0"/>
+        </w:rPr>
+        <w:t xml:space="preserve">Show your trace, calculation or </w:t>
+      </w:r>
+      <w:r>
+        <w:rPr>
+          <w:b/>
+        </w:rPr>
+        <w:t>evidence</w:t>
       </w:r>
     </w:p>
     <w:p>
@@ -386,11 +600,53 @@
     </w:p>
     <w:p>
       <w:r>
-        <w:t>Task A predicts whether a plant is fern or grass. Task B predicts its height in centimetres. Which is classification and which is regression?</w:t>
-      </w:r>
-    </w:p>
-    <w:p>
-      <w:r>
+        <w:t>Apply the procedure to the changed case and record why the conclusion follows.</w:t>
+      </w:r>
+    </w:p>
+    <w:p>
+      <w:pPr>
+        <w:spacing w:line="336" w:lineRule="auto" w:after="180"/>
+        <w:shd w:fill="F5F1FB"/>
+      </w:pPr>
+      <w:r>
+        <w:rPr>
+          <w:b w:val="0"/>
+        </w:rPr>
+        <w:t xml:space="preserve">Task A predicts whether a plant is fern or grass. Task B predicts its height in centimetres. Which is </w:t>
+      </w:r>
+      <w:r>
+        <w:rPr>
+          <w:b/>
+        </w:rPr>
+        <w:t>classification</w:t>
+      </w:r>
+      <w:r>
+        <w:rPr>
+          <w:b w:val="0"/>
+        </w:rPr>
+        <w:t xml:space="preserve"> and which is </w:t>
+      </w:r>
+      <w:r>
+        <w:rPr>
+          <w:b/>
+        </w:rPr>
+        <w:t>regression</w:t>
+      </w:r>
+      <w:r>
+        <w:rPr>
+          <w:b w:val="0"/>
+        </w:rPr>
+        <w:t>?</w:t>
+      </w:r>
+    </w:p>
+    <w:p>
+      <w:pPr>
+        <w:spacing w:line="336" w:lineRule="auto" w:after="180"/>
+      </w:pPr>
+      <w:r>
+        <w:rPr>
+          <w:b w:val="0"/>
+        </w:rPr>
         <w:t>My independent answer and reason</w:t>
       </w:r>
     </w:p>
@@ -445,7 +701,30 @@
     </w:p>
     <w:p>
       <w:r>
-        <w:t>Create a changed input, boundary case or missing-information case. Write the expected answer or safe response before testing.</w:t>
+        <w:t>Specify a changed input, expected result and observation separately.</w:t>
+      </w:r>
+    </w:p>
+    <w:p>
+      <w:pPr>
+        <w:spacing w:line="336" w:lineRule="auto" w:after="180"/>
+      </w:pPr>
+      <w:r>
+        <w:rPr>
+          <w:b w:val="0"/>
+        </w:rPr>
+        <w:t xml:space="preserve">Create a changed </w:t>
+      </w:r>
+      <w:r>
+        <w:rPr>
+          <w:b/>
+        </w:rPr>
+        <w:t>input</w:t>
+      </w:r>
+      <w:r>
+        <w:rPr>
+          <w:b w:val="0"/>
+        </w:rPr>
+        <w:t>, boundary case or missing-information case. Write the expected answer or safe response before testing.</w:t>
       </w:r>
     </w:p>
     <w:tbl>
@@ -574,12 +853,53 @@
     </w:p>
     <w:p>
       <w:r>
-        <w:t>Confirm whether Plant Classifier predicts a health category or a numerical severity score; document why.</w:t>
-      </w:r>
-    </w:p>
-    <w:p>
-      <w:r>
-        <w:t>The project change and evidence I will keep</w:t>
+        <w:t>Justify what Classification or Regression? adds to Responsible Plant Classifier and keep the evidence.</w:t>
+      </w:r>
+    </w:p>
+    <w:p>
+      <w:pPr>
+        <w:spacing w:line="336" w:lineRule="auto" w:after="180"/>
+      </w:pPr>
+      <w:r>
+        <w:rPr>
+          <w:b w:val="0"/>
+        </w:rPr>
+        <w:t xml:space="preserve">Confirm whether Plant </w:t>
+      </w:r>
+      <w:r>
+        <w:rPr>
+          <w:b/>
+        </w:rPr>
+        <w:t>Class</w:t>
+      </w:r>
+      <w:r>
+        <w:rPr>
+          <w:b w:val="0"/>
+        </w:rPr>
+        <w:t>ifier predicts a health category or a numerical severity score; document why.</w:t>
+      </w:r>
+    </w:p>
+    <w:p>
+      <w:pPr>
+        <w:spacing w:line="336" w:lineRule="auto" w:after="180"/>
+      </w:pPr>
+      <w:r>
+        <w:rPr>
+          <w:b w:val="0"/>
+        </w:rPr>
+        <w:t xml:space="preserve">The project change and </w:t>
+      </w:r>
+      <w:r>
+        <w:rPr>
+          <w:b/>
+        </w:rPr>
+        <w:t>evidence</w:t>
+      </w:r>
+      <w:r>
+        <w:rPr>
+          <w:b w:val="0"/>
+        </w:rPr>
+        <w:t xml:space="preserve"> I will keep</w:t>
       </w:r>
     </w:p>
     <w:p>
@@ -625,11 +945,54 @@
     </w:p>
     <w:p>
       <w:r>
-        <w:t>I can explain the mechanism. I can show evidence. I can handle a changed case. I can name a limit. Mark each as not yet, with help or independently, and attach supporting work.</w:t>
-      </w:r>
-    </w:p>
-    <w:p>
-      <w:r>
+        <w:t>Judge explanation, evidence, transfer and limits separately; attach the work behind your judgement.</w:t>
+      </w:r>
+    </w:p>
+    <w:p>
+      <w:pPr>
+        <w:pStyle w:val="ListBullet"/>
+      </w:pPr>
+      <w:r>
+        <w:t>I can explain the mechanism.</w:t>
+      </w:r>
+    </w:p>
+    <w:p>
+      <w:pPr>
+        <w:pStyle w:val="ListBullet"/>
+      </w:pPr>
+      <w:r>
+        <w:t>I can show evidence.</w:t>
+      </w:r>
+    </w:p>
+    <w:p>
+      <w:pPr>
+        <w:pStyle w:val="ListBullet"/>
+      </w:pPr>
+      <w:r>
+        <w:t>I can handle a changed case.</w:t>
+      </w:r>
+    </w:p>
+    <w:p>
+      <w:pPr>
+        <w:pStyle w:val="ListBullet"/>
+      </w:pPr>
+      <w:r>
+        <w:t>I can name a limit.</w:t>
+      </w:r>
+    </w:p>
+    <w:p>
+      <w:r>
+        <w:t>Mark each as not yet, with help or independently, and attach supporting work.</w:t>
+      </w:r>
+    </w:p>
+    <w:p>
+      <w:pPr>
+        <w:spacing w:line="336" w:lineRule="auto" w:after="180"/>
+      </w:pPr>
+      <w:r>
+        <w:rPr>
+          <w:b w:val="0"/>
+        </w:rPr>
         <w:t>Teacher review ____________________  Next step ____________________</w:t>
       </w:r>
     </w:p>
@@ -643,7 +1006,30 @@
     </w:p>
     <w:p>
       <w:r>
-        <w:t>System A predicts class codes 0=oak,1=maple. System B predicts leaf area in cm². Name the task types and explain why code 1 is not 'one more species' than code 0.</w:t>
+        <w:t>Use this earlier case as transfer practice. A case already discussed with feedback is not fresh assessment evidence.</w:t>
+      </w:r>
+    </w:p>
+    <w:p>
+      <w:pPr>
+        <w:spacing w:line="336" w:lineRule="auto" w:after="180"/>
+      </w:pPr>
+      <w:r>
+        <w:rPr>
+          <w:b w:val="0"/>
+        </w:rPr>
+        <w:t xml:space="preserve">System A predicts </w:t>
+      </w:r>
+      <w:r>
+        <w:rPr>
+          <w:b/>
+        </w:rPr>
+        <w:t>class</w:t>
+      </w:r>
+      <w:r>
+        <w:rPr>
+          <w:b w:val="0"/>
+        </w:rPr>
+        <w:t xml:space="preserve"> codes 0=oak,1=maple. System B predicts leaf area in cm². Name the task types and explain why code 1 is not 'one more species' than code 0.</w:t>
       </w:r>
     </w:p>
     <w:p>
@@ -690,7 +1076,13 @@
       </w:r>
     </w:p>
     <w:p>
-      <w:r>
+      <w:pPr>
+        <w:spacing w:line="336" w:lineRule="auto" w:after="180"/>
+      </w:pPr>
+      <w:r>
+        <w:rPr>
+          <w:b w:val="0"/>
+        </w:rPr>
         <w:t>Record support used: none, hint or teacher explanation.</w:t>
       </w:r>
     </w:p>
@@ -704,6 +1096,17 @@
     </w:p>
     <w:p>
       <w:r>
+        <w:t>Classify the target meaning. Apply the supplied Classification or Regression? facts and keep your reasoning.</w:t>
+      </w:r>
+    </w:p>
+    <w:p>
+      <w:pPr>
+        <w:spacing w:line="336" w:lineRule="auto" w:after="180"/>
+      </w:pPr>
+      <w:r>
+        <w:rPr>
+          <w:b w:val="0"/>
+        </w:rPr>
         <w:t>At dispatch, identify the task for predicting route type coded 1 or 2, duration in whole minutes, and whether duration exceeds 10 minutes. Explain your choices.</w:t>
       </w:r>
     </w:p>
@@ -755,7 +1158,42 @@
     </w:p>
     <w:p>
       <w:r>
-        <w:t>For actual 14 minutes and estimate 12 minutes, calculate absolute error and both slow categories using greater than 10. Explain why a correct category does not mean an exact duration.</w:t>
+        <w:t>Trace both checks. Apply the supplied Classification or Regression? facts and keep your reasoning.</w:t>
+      </w:r>
+    </w:p>
+    <w:p>
+      <w:pPr>
+        <w:spacing w:line="336" w:lineRule="auto" w:after="180"/>
+      </w:pPr>
+      <w:r>
+        <w:rPr>
+          <w:b w:val="0"/>
+        </w:rPr>
+        <w:t xml:space="preserve">For actual 14 minutes and estimate </w:t>
+      </w:r>
+      <w:r>
+        <w:rPr>
+          <w:b/>
+        </w:rPr>
+        <w:t>12 minutes</w:t>
+      </w:r>
+      <w:r>
+        <w:rPr>
+          <w:b w:val="0"/>
+        </w:rPr>
+        <w:t xml:space="preserve">, calculate </w:t>
+      </w:r>
+      <w:r>
+        <w:rPr>
+          <w:b/>
+        </w:rPr>
+        <w:t>absolute error</w:t>
+      </w:r>
+      <w:r>
+        <w:rPr>
+          <w:b w:val="0"/>
+        </w:rPr>
+        <w:t xml:space="preserve"> and both slow categories using greater than 10. Explain why a correct category does not mean an exact duration.</w:t>
       </w:r>
     </w:p>
     <w:p>
@@ -806,7 +1244,30 @@
     </w:p>
     <w:p>
       <w:r>
-        <w:t>Indoor is coded 1 and outdoor is coded 2. Someone averages predictions and reports route type 1.5 as an accurate halfway category. Explain the problem and name an appropriate check.</w:t>
+        <w:t>Repair a category average. Apply the supplied Classification or Regression? facts and keep your reasoning.</w:t>
+      </w:r>
+    </w:p>
+    <w:p>
+      <w:pPr>
+        <w:spacing w:line="336" w:lineRule="auto" w:after="180"/>
+      </w:pPr>
+      <w:r>
+        <w:rPr>
+          <w:b w:val="0"/>
+        </w:rPr>
+        <w:t xml:space="preserve">Indoor is coded 1 and outdoor is coded 2. Someone averages </w:t>
+      </w:r>
+      <w:r>
+        <w:rPr>
+          <w:b/>
+        </w:rPr>
+        <w:t>prediction</w:t>
+      </w:r>
+      <w:r>
+        <w:rPr>
+          <w:b w:val="0"/>
+        </w:rPr>
+        <w:t>s and reports route type 1.5 as an accurate halfway category. Explain the problem and name an appropriate check.</w:t>
       </w:r>
     </w:p>
     <w:p>
@@ -857,7 +1318,41 @@
     </w:p>
     <w:p>
       <w:r>
-        <w:t>For three fictional print jobs, actual completion times are 4, 5 and 9 minutes; estimates are 6, 5 and 8 minutes in matching order. Slow means more than 5 minutes. Write actual and predicted category lists, count correct categories, calculate each absolute error and the mean error in minutes. State what each result measures.</w:t>
+        <w:t>Attempt before feedback. If this repeats the selected independent case, reuse that first attempt; otherwise keep a separate record. Compare new evidence independently. Apply the supplied Classification or Regression? facts and keep your reasoning.</w:t>
+      </w:r>
+    </w:p>
+    <w:p>
+      <w:pPr>
+        <w:spacing w:line="336" w:lineRule="auto" w:after="180"/>
+      </w:pPr>
+      <w:r>
+        <w:rPr>
+          <w:b w:val="0"/>
+        </w:rPr>
+        <w:t>For three fictional print jobs, actual completion times are 4, 5 and 9 minutes; estimates are 6, 5 and 8 minutes in matching order. Slow means more than 5 minutes.</w:t>
+      </w:r>
+    </w:p>
+    <w:p>
+      <w:pPr>
+        <w:spacing w:line="336" w:lineRule="auto" w:after="180"/>
+      </w:pPr>
+      <w:r>
+        <w:rPr>
+          <w:b w:val="0"/>
+        </w:rPr>
+        <w:t xml:space="preserve">Write actual and predicted category lists, count correct categories, calculate each </w:t>
+      </w:r>
+      <w:r>
+        <w:rPr>
+          <w:b/>
+        </w:rPr>
+        <w:t>absolute error</w:t>
+      </w:r>
+      <w:r>
+        <w:rPr>
+          <w:b w:val="0"/>
+        </w:rPr>
+        <w:t xml:space="preserve"> and the mean error in minutes. State what each result measures.</w:t>
       </w:r>
     </w:p>
     <w:p>
@@ -918,7 +1413,31 @@
     </w:p>
     <w:p>
       <w:r>
-        <w:t>A user needs the arrival duration in minutes, but a report gives only slow or not slow. What task should be specified, and what information was lost by the category output?</w:t>
+        <w:t>Specify a useful output. Apply the supplied Classification or Regression? facts and keep your reasoning.</w:t>
+      </w:r>
+    </w:p>
+    <w:p>
+      <w:pPr>
+        <w:spacing w:line="336" w:lineRule="auto" w:after="180"/>
+        <w:shd w:fill="F5F1FB"/>
+      </w:pPr>
+      <w:r>
+        <w:rPr>
+          <w:b w:val="0"/>
+        </w:rPr>
+        <w:t xml:space="preserve">A user needs the arrival duration in minutes, but a report gives only slow or not slow. What task should be specified, and what information was lost by the category </w:t>
+      </w:r>
+      <w:r>
+        <w:rPr>
+          <w:b/>
+        </w:rPr>
+        <w:t>output</w:t>
+      </w:r>
+      <w:r>
+        <w:rPr>
+          <w:b w:val="0"/>
+        </w:rPr>
+        <w:t>?</w:t>
       </w:r>
     </w:p>
     <w:p>
@@ -965,6 +1484,11 @@
       </w:pPr>
       <w:r>
         <w:t>17. Feedback, return check and learning record</w:t>
+      </w:r>
+    </w:p>
+    <w:p>
+      <w:r>
+        <w:t>Record the first repaired step and a different case to revisit after a delay.</w:t>
       </w:r>
     </w:p>
     <w:tbl>
@@ -1104,7 +1628,13 @@
       </w:tr>
     </w:tbl>
     <w:p>
-      <w:r>
+      <w:pPr>
+        <w:spacing w:line="336" w:lineRule="auto" w:after="180"/>
+      </w:pPr>
+      <w:r>
+        <w:rPr>
+          <w:b w:val="0"/>
+        </w:rPr>
         <w:t>Revisit this idea with your teacher after a delay. Familiarity is different from explaining and using it on a changed case.</w:t>
       </w:r>
     </w:p>
@@ -1118,17 +1648,64 @@
     </w:p>
     <w:p>
       <w:r>
+        <w:t>Distinguish predicting growth height from predicting a growth category. Explain the labelled step before checking the changed condition.</w:t>
+      </w:r>
+    </w:p>
+    <w:p>
+      <w:pPr>
+        <w:spacing w:line="336" w:lineRule="auto" w:after="180"/>
+      </w:pPr>
+      <w:r>
+        <w:rPr>
+          <w:b w:val="0"/>
+        </w:rPr>
         <w:t>Distinguish predicting growth height from predicting a growth category.</w:t>
       </w:r>
     </w:p>
     <w:p>
-      <w:r>
+      <w:pPr>
+        <w:spacing w:line="336" w:lineRule="auto" w:after="180"/>
+      </w:pPr>
+      <w:r>
+        <w:rPr>
+          <w:b w:val="0"/>
+        </w:rPr>
         <w:t>Actual heights are [4, 7, 9] cm; estimates are [5, 6, 10] cm. Tall means strictly greater than 6 cm.</w:t>
       </w:r>
     </w:p>
     <w:p>
-      <w:r>
-        <w:t>All inputs and outcomes in this worked example are invented classroom data; no real model run is claimed.</w:t>
+      <w:pPr>
+        <w:spacing w:line="336" w:lineRule="auto" w:after="180"/>
+      </w:pPr>
+      <w:r>
+        <w:rPr>
+          <w:b w:val="0"/>
+        </w:rPr>
+        <w:t xml:space="preserve">All </w:t>
+      </w:r>
+      <w:r>
+        <w:rPr>
+          <w:b/>
+        </w:rPr>
+        <w:t>input</w:t>
+      </w:r>
+      <w:r>
+        <w:rPr>
+          <w:b w:val="0"/>
+        </w:rPr>
+        <w:t xml:space="preserve">s and outcomes in this worked example are invented </w:t>
+      </w:r>
+      <w:r>
+        <w:rPr>
+          <w:b/>
+        </w:rPr>
+        <w:t>class</w:t>
+      </w:r>
+      <w:r>
+        <w:rPr>
+          <w:b w:val="0"/>
+        </w:rPr>
+        <w:t>room data; no real model run is claimed.</w:t>
       </w:r>
     </w:p>
     <w:p>
@@ -1204,8 +1781,38 @@
       </w:r>
     </w:p>
     <w:p>
-      <w:r>
-        <w:t>Did regression MAE improve when the boundary changed? Point to the relevant step in the picture, then write the changed result and the rule or evidence that supports it.</w:t>
+      <w:pPr>
+        <w:spacing w:line="336" w:lineRule="auto" w:after="180"/>
+      </w:pPr>
+      <w:r>
+        <w:rPr>
+          <w:b w:val="0"/>
+        </w:rPr>
+        <w:t xml:space="preserve">Did </w:t>
+      </w:r>
+      <w:r>
+        <w:rPr>
+          <w:b/>
+        </w:rPr>
+        <w:t>regression</w:t>
+      </w:r>
+      <w:r>
+        <w:rPr>
+          <w:b w:val="0"/>
+        </w:rPr>
+        <w:t xml:space="preserve"> MAE improve when the boundary changed? Point to the relevant step in the picture, then write the changed result and the rule or </w:t>
+      </w:r>
+      <w:r>
+        <w:rPr>
+          <w:b/>
+        </w:rPr>
+        <w:t>evidence</w:t>
+      </w:r>
+      <w:r>
+        <w:rPr>
+          <w:b w:val="0"/>
+        </w:rPr>
+        <w:t xml:space="preserve"> that supports it.</w:t>
       </w:r>
     </w:p>
     <w:p>
@@ -1247,13 +1854,81 @@
       </w:r>
     </w:p>
     <w:p>
-      <w:r>
-        <w:t>Support used: alone / hint / worked example. This record is practice evidence.</w:t>
-      </w:r>
-    </w:p>
-    <w:p>
-      <w:r>
-        <w:t>Project connection: For your Responsible Plant Classifier, save the input, procedure, observed result and limitation of this check. Label this worked example as practice; use a different, previously unreviewed case when checking independent understanding.</w:t>
+      <w:pPr>
+        <w:pStyle w:val="Heading3"/>
+      </w:pPr>
+      <w:r>
+        <w:t>Record the help used</w:t>
+      </w:r>
+    </w:p>
+    <w:p>
+      <w:pPr>
+        <w:spacing w:line="336" w:lineRule="auto" w:after="180"/>
+        <w:shd w:fill="F1F6F8"/>
+      </w:pPr>
+      <w:r>
+        <w:rPr>
+          <w:b w:val="0"/>
+        </w:rPr>
+        <w:t xml:space="preserve">Support used: alone / hint / worked example. This record is practice </w:t>
+      </w:r>
+      <w:r>
+        <w:rPr>
+          <w:b/>
+        </w:rPr>
+        <w:t>evidence</w:t>
+      </w:r>
+      <w:r>
+        <w:rPr>
+          <w:b w:val="0"/>
+        </w:rPr>
+        <w:t>.</w:t>
+      </w:r>
+    </w:p>
+    <w:p>
+      <w:pPr>
+        <w:spacing w:line="336" w:lineRule="auto" w:after="180"/>
+      </w:pPr>
+      <w:r>
+        <w:rPr>
+          <w:b w:val="0"/>
+        </w:rPr>
+        <w:t xml:space="preserve">Project connection: For your Responsible Plant </w:t>
+      </w:r>
+      <w:r>
+        <w:rPr>
+          <w:b/>
+        </w:rPr>
+        <w:t>Class</w:t>
+      </w:r>
+      <w:r>
+        <w:rPr>
+          <w:b w:val="0"/>
+        </w:rPr>
+        <w:t xml:space="preserve">ifier, save the </w:t>
+      </w:r>
+      <w:r>
+        <w:rPr>
+          <w:b/>
+        </w:rPr>
+        <w:t>input</w:t>
+      </w:r>
+      <w:r>
+        <w:rPr>
+          <w:b w:val="0"/>
+        </w:rPr>
+        <w:t>, procedure, observed result and limitation of this check.</w:t>
+      </w:r>
+    </w:p>
+    <w:p>
+      <w:pPr>
+        <w:spacing w:line="336" w:lineRule="auto" w:after="180"/>
+      </w:pPr>
+      <w:r>
+        <w:rPr>
+          <w:b w:val="0"/>
+        </w:rPr>
+        <w:t>Label this worked example as practice; use a different, previously unreviewed case when checking independent understanding.</w:t>
       </w:r>
     </w:p>
     <w:p>
@@ -1266,17 +1941,99 @@
     </w:p>
     <w:p>
       <w:r>
-        <w:t>Project: Responsible Plant Classifier</w:t>
-      </w:r>
-    </w:p>
-    <w:p>
-      <w:r>
-        <w:t>Current milestone: Frame the need. Name the user, the problem, allowed inputs and a safe simple starting method.</w:t>
-      </w:r>
-    </w:p>
-    <w:p>
-      <w:r>
-        <w:t>For your Responsible Plant Classifier, save the input, procedure, observed result and limitation of this check. Label this worked example as practice; use a different, previously unreviewed case when checking independent understanding.</w:t>
+        <w:t>Keep this week’s input, deciding step, result and limit together in the Responsible Plant Classifier record.</w:t>
+      </w:r>
+    </w:p>
+    <w:p>
+      <w:pPr>
+        <w:spacing w:line="336" w:lineRule="auto" w:after="180"/>
+      </w:pPr>
+      <w:r>
+        <w:rPr>
+          <w:b w:val="0"/>
+        </w:rPr>
+        <w:t xml:space="preserve">Project: Responsible Plant </w:t>
+      </w:r>
+      <w:r>
+        <w:rPr>
+          <w:b/>
+        </w:rPr>
+        <w:t>Class</w:t>
+      </w:r>
+      <w:r>
+        <w:rPr>
+          <w:b w:val="0"/>
+        </w:rPr>
+        <w:t>ifier</w:t>
+      </w:r>
+    </w:p>
+    <w:p>
+      <w:pPr>
+        <w:spacing w:line="336" w:lineRule="auto" w:after="180"/>
+      </w:pPr>
+      <w:r>
+        <w:rPr>
+          <w:b w:val="0"/>
+        </w:rPr>
+        <w:t xml:space="preserve">Current milestone: Frame the need. Name the user, the problem, allowed </w:t>
+      </w:r>
+      <w:r>
+        <w:rPr>
+          <w:b/>
+        </w:rPr>
+        <w:t>input</w:t>
+      </w:r>
+      <w:r>
+        <w:rPr>
+          <w:b w:val="0"/>
+        </w:rPr>
+        <w:t>s and a safe simple starting method.</w:t>
+      </w:r>
+    </w:p>
+    <w:p>
+      <w:pPr>
+        <w:spacing w:line="336" w:lineRule="auto" w:after="180"/>
+      </w:pPr>
+      <w:r>
+        <w:rPr>
+          <w:b w:val="0"/>
+        </w:rPr>
+        <w:t xml:space="preserve">For your Responsible Plant </w:t>
+      </w:r>
+      <w:r>
+        <w:rPr>
+          <w:b/>
+        </w:rPr>
+        <w:t>Class</w:t>
+      </w:r>
+      <w:r>
+        <w:rPr>
+          <w:b w:val="0"/>
+        </w:rPr>
+        <w:t xml:space="preserve">ifier, save the </w:t>
+      </w:r>
+      <w:r>
+        <w:rPr>
+          <w:b/>
+        </w:rPr>
+        <w:t>input</w:t>
+      </w:r>
+      <w:r>
+        <w:rPr>
+          <w:b w:val="0"/>
+        </w:rPr>
+        <w:t>, procedure, observed result and limitation of this check.</w:t>
+      </w:r>
+    </w:p>
+    <w:p>
+      <w:pPr>
+        <w:spacing w:line="336" w:lineRule="auto" w:after="180"/>
+      </w:pPr>
+      <w:r>
+        <w:rPr>
+          <w:b w:val="0"/>
+        </w:rPr>
+        <w:t>Label this worked example as practice; use a different, previously unreviewed case when checking independent understanding.</w:t>
       </w:r>
     </w:p>
     <w:tbl>
@@ -1438,11 +2195,28 @@
     </w:p>
     <w:p>
       <w:r>
+        <w:t>Try the supported questions before comparing with hints and feedback. Record what you repaired and the evidence you retained.</w:t>
+      </w:r>
+    </w:p>
+    <w:p>
+      <w:pPr>
+        <w:spacing w:line="336" w:lineRule="auto" w:after="180"/>
+      </w:pPr>
+      <w:r>
+        <w:rPr>
+          <w:b w:val="0"/>
+        </w:rPr>
         <w:t>Use this supported practice once, in the browser or on paper. Keep the reserved independent assessment for a separate first attempt before teacher feedback.</w:t>
       </w:r>
     </w:p>
     <w:p>
-      <w:r>
+      <w:pPr>
+        <w:spacing w:line="336" w:lineRule="auto" w:after="180"/>
+      </w:pPr>
+      <w:r>
+        <w:rPr>
+          <w:b w:val="0"/>
+        </w:rPr>
         <w:t>Distinguish predicting growth height from predicting a growth category.</w:t>
       </w:r>
     </w:p>
@@ -1455,22 +2229,73 @@
       </w:r>
     </w:p>
     <w:p>
-      <w:r>
-        <w:t>Which labelled step matches this detail? Estimated classes are short, short, tall: 2/3 correct.</w:t>
-      </w:r>
-    </w:p>
-    <w:p>
-      <w:r>
+      <w:pPr>
+        <w:spacing w:line="336" w:lineRule="auto" w:after="180"/>
+      </w:pPr>
+      <w:r>
+        <w:rPr>
+          <w:b w:val="0"/>
+        </w:rPr>
+        <w:t xml:space="preserve">Which labelled step matches this detail? Estimated </w:t>
+      </w:r>
+      <w:r>
+        <w:rPr>
+          <w:b/>
+        </w:rPr>
+        <w:t>class</w:t>
+      </w:r>
+      <w:r>
+        <w:rPr>
+          <w:b w:val="0"/>
+        </w:rPr>
+        <w:t>es are short, short, tall: 2/3 correct.</w:t>
+      </w:r>
+    </w:p>
+    <w:p>
+      <w:pPr>
+        <w:spacing w:line="336" w:lineRule="auto" w:after="180"/>
+        <w:shd w:fill="F4F9FC"/>
+      </w:pPr>
+      <w:r>
+        <w:rPr>
+          <w:b w:val="0"/>
+        </w:rPr>
         <w:t>1. Actual categories</w:t>
       </w:r>
     </w:p>
     <w:p>
-      <w:r>
-        <w:t>2. Regression errors</w:t>
-      </w:r>
-    </w:p>
-    <w:p>
-      <w:r>
+      <w:pPr>
+        <w:spacing w:line="336" w:lineRule="auto" w:after="180"/>
+        <w:shd w:fill="F4F9FC"/>
+      </w:pPr>
+      <w:r>
+        <w:rPr>
+          <w:b w:val="0"/>
+        </w:rPr>
+        <w:t xml:space="preserve">2. </w:t>
+      </w:r>
+      <w:r>
+        <w:rPr>
+          <w:b/>
+        </w:rPr>
+        <w:t>Regression</w:t>
+      </w:r>
+      <w:r>
+        <w:rPr>
+          <w:b w:val="0"/>
+        </w:rPr>
+        <w:t xml:space="preserve"> errors</w:t>
+      </w:r>
+    </w:p>
+    <w:p>
+      <w:pPr>
+        <w:spacing w:line="336" w:lineRule="auto" w:after="180"/>
+        <w:shd w:fill="F4F9FC"/>
+      </w:pPr>
+      <w:r>
+        <w:rPr>
+          <w:b w:val="0"/>
+        </w:rPr>
         <w:t>3. Predicted categories</w:t>
       </w:r>
     </w:p>
@@ -1508,40 +2333,178 @@
       </w:r>
     </w:p>
     <w:p>
-      <w:r>
+      <w:pPr>
+        <w:pStyle w:val="Heading3"/>
+      </w:pPr>
+      <w:r>
+        <w:t>Hint · try first</w:t>
+      </w:r>
+    </w:p>
+    <w:p>
+      <w:pPr>
+        <w:spacing w:line="336" w:lineRule="auto" w:after="180"/>
+        <w:shd w:fill="F1F6F8"/>
+      </w:pPr>
+      <w:r>
+        <w:rPr>
+          <w:b w:val="0"/>
+        </w:rPr>
         <w:t>Hint if needed: Read the steps in the pictorial case. Match the supplied detail to the stage that performs or records it.</w:t>
       </w:r>
     </w:p>
     <w:p>
-      <w:r>
-        <w:t>After your attempt, compare with the supported explanation: Predicted categories Estimated classes are short, short, tall: 2/3 correct. Read the picture in order. Estimated classes are short, short, tall: 2/3 correct. The arrows show which recorded input or intermediate result each decision uses. Explain the deciding step aloud before checking the changed case; pointing to the final answer alone does not show how it follows.</w:t>
-      </w:r>
-    </w:p>
-    <w:p>
       <w:pPr>
         <w:pStyle w:val="Heading3"/>
       </w:pPr>
       <w:r>
+        <w:t>Feedback · compare after trying</w:t>
+      </w:r>
+    </w:p>
+    <w:p>
+      <w:pPr>
+        <w:spacing w:line="336" w:lineRule="auto" w:after="180"/>
+        <w:shd w:fill="F1F6FC"/>
+      </w:pPr>
+      <w:r>
+        <w:rPr>
+          <w:b w:val="0"/>
+        </w:rPr>
+        <w:t xml:space="preserve">After your attempt, compare with the supported explanation: Predicted categories Estimated </w:t>
+      </w:r>
+      <w:r>
+        <w:rPr>
+          <w:b/>
+        </w:rPr>
+        <w:t>class</w:t>
+      </w:r>
+      <w:r>
+        <w:rPr>
+          <w:b w:val="0"/>
+        </w:rPr>
+        <w:t xml:space="preserve">es are short, short, tall: 2/3 correct. Read the picture in order. Estimated </w:t>
+      </w:r>
+      <w:r>
+        <w:rPr>
+          <w:b/>
+        </w:rPr>
+        <w:t>class</w:t>
+      </w:r>
+      <w:r>
+        <w:rPr>
+          <w:b w:val="0"/>
+        </w:rPr>
+        <w:t>es are short, short, tall: 2/3 correct.</w:t>
+      </w:r>
+    </w:p>
+    <w:p>
+      <w:pPr>
+        <w:spacing w:line="336" w:lineRule="auto" w:after="180"/>
+        <w:shd w:fill="F1F6FC"/>
+      </w:pPr>
+      <w:r>
+        <w:rPr>
+          <w:b w:val="0"/>
+        </w:rPr>
+        <w:t xml:space="preserve">The arrows show which recorded </w:t>
+      </w:r>
+      <w:r>
+        <w:rPr>
+          <w:b/>
+        </w:rPr>
+        <w:t>input</w:t>
+      </w:r>
+      <w:r>
+        <w:rPr>
+          <w:b w:val="0"/>
+        </w:rPr>
+        <w:t xml:space="preserve"> or intermediate result each decision uses. Explain the deciding step aloud before checking the changed case; pointing to the final answer alone does not show how it follows.</w:t>
+      </w:r>
+    </w:p>
+    <w:p>
+      <w:pPr>
+        <w:pStyle w:val="Heading3"/>
+      </w:pPr>
+      <w:r>
         <w:t>Practice 2: explain the deciding evidence</w:t>
       </w:r>
     </w:p>
     <w:p>
-      <w:r>
+      <w:pPr>
+        <w:pStyle w:val="Heading3"/>
+      </w:pPr>
+      <w:r>
+        <w:t>Changed case · predict first</w:t>
+      </w:r>
+    </w:p>
+    <w:p>
+      <w:pPr>
+        <w:spacing w:line="336" w:lineRule="auto" w:after="180"/>
+        <w:shd w:fill="F5F1FB"/>
+      </w:pPr>
+      <w:r>
+        <w:rPr>
+          <w:b w:val="0"/>
+        </w:rPr>
         <w:t>Changed-case practice: Change the category boundary to strictly greater than 7 cm. Which conclusion is supported by the supplied facts?</w:t>
       </w:r>
     </w:p>
     <w:p>
-      <w:r>
-        <w:t>1. This one example guarantees correct results for every future input.</w:t>
-      </w:r>
-    </w:p>
-    <w:p>
-      <w:r>
-        <w:t>2. We can decide the result without examining the changed input or the procedure.</w:t>
-      </w:r>
-    </w:p>
-    <w:p>
-      <w:r>
+      <w:pPr>
+        <w:spacing w:line="336" w:lineRule="auto" w:after="180"/>
+        <w:shd w:fill="F4F9FC"/>
+      </w:pPr>
+      <w:r>
+        <w:rPr>
+          <w:b w:val="0"/>
+        </w:rPr>
+        <w:t xml:space="preserve">1. This one example guarantees correct results for every future </w:t>
+      </w:r>
+      <w:r>
+        <w:rPr>
+          <w:b/>
+        </w:rPr>
+        <w:t>input</w:t>
+      </w:r>
+      <w:r>
+        <w:rPr>
+          <w:b w:val="0"/>
+        </w:rPr>
+        <w:t>.</w:t>
+      </w:r>
+    </w:p>
+    <w:p>
+      <w:pPr>
+        <w:spacing w:line="336" w:lineRule="auto" w:after="180"/>
+        <w:shd w:fill="F4F9FC"/>
+      </w:pPr>
+      <w:r>
+        <w:rPr>
+          <w:b w:val="0"/>
+        </w:rPr>
+        <w:t xml:space="preserve">2. We can decide the result without examining the changed </w:t>
+      </w:r>
+      <w:r>
+        <w:rPr>
+          <w:b/>
+        </w:rPr>
+        <w:t>input</w:t>
+      </w:r>
+      <w:r>
+        <w:rPr>
+          <w:b w:val="0"/>
+        </w:rPr>
+        <w:t xml:space="preserve"> or the procedure.</w:t>
+      </w:r>
+    </w:p>
+    <w:p>
+      <w:pPr>
+        <w:spacing w:line="336" w:lineRule="auto" w:after="180"/>
+        <w:shd w:fill="F4F9FC"/>
+      </w:pPr>
+      <w:r>
+        <w:rPr>
+          <w:b w:val="0"/>
+        </w:rPr>
         <w:t>3. Actual and estimated categories both become short, short, tall: 3/3 correct.</w:t>
       </w:r>
     </w:p>
@@ -1579,12 +2542,42 @@
       </w:r>
     </w:p>
     <w:p>
-      <w:r>
+      <w:pPr>
+        <w:pStyle w:val="Heading3"/>
+      </w:pPr>
+      <w:r>
+        <w:t>Hint · try first</w:t>
+      </w:r>
+    </w:p>
+    <w:p>
+      <w:pPr>
+        <w:spacing w:line="336" w:lineRule="auto" w:after="180"/>
+        <w:shd w:fill="F1F6F8"/>
+      </w:pPr>
+      <w:r>
+        <w:rPr>
+          <w:b w:val="0"/>
+        </w:rPr>
         <w:t>Hint if needed: Use the changed condition and the deciding step in the pictorial trace. The answer must say what follows from those facts.</w:t>
       </w:r>
     </w:p>
     <w:p>
-      <w:r>
+      <w:pPr>
+        <w:pStyle w:val="Heading3"/>
+      </w:pPr>
+      <w:r>
+        <w:t>Feedback · compare after trying</w:t>
+      </w:r>
+    </w:p>
+    <w:p>
+      <w:pPr>
+        <w:spacing w:line="336" w:lineRule="auto" w:after="180"/>
+        <w:shd w:fill="F1F6FC"/>
+      </w:pPr>
+      <w:r>
+        <w:rPr>
+          <w:b w:val="0"/>
+        </w:rPr>
         <w:t>After your attempt, compare with the supported explanation: Actual and estimated categories both become short, short, tall: 3/3 correct. The numerical estimates did not improve; the decision definition changed.</w:t>
       </w:r>
     </w:p>
@@ -1597,8 +2590,73 @@
       </w:r>
     </w:p>
     <w:p>
-      <w:r>
-        <w:t>Review Features, Labels, Targets (ai-4/2). Goal: Separate prediction inputs from observed targets. Short practice: Why can a historical table contain a field that is an invalid input? Point to the relevant step in the picture, then write the changed result and the rule or evidence that supports it.. Return to this week and explain what you changed.</w:t>
+      <w:pPr>
+        <w:spacing w:line="336" w:lineRule="auto" w:after="180"/>
+      </w:pPr>
+      <w:r>
+        <w:rPr>
+          <w:b w:val="0"/>
+        </w:rPr>
+        <w:t xml:space="preserve">Review Features, Labels, Targets (ai-4/2). Goal: Separate </w:t>
+      </w:r>
+      <w:r>
+        <w:rPr>
+          <w:b/>
+        </w:rPr>
+        <w:t>prediction</w:t>
+      </w:r>
+      <w:r>
+        <w:rPr>
+          <w:b w:val="0"/>
+        </w:rPr>
+        <w:t xml:space="preserve"> </w:t>
+      </w:r>
+      <w:r>
+        <w:rPr>
+          <w:b/>
+        </w:rPr>
+        <w:t>input</w:t>
+      </w:r>
+      <w:r>
+        <w:rPr>
+          <w:b w:val="0"/>
+        </w:rPr>
+        <w:t xml:space="preserve">s from observed targets. Short practice: Why can a historical table contain a field that is an invalid </w:t>
+      </w:r>
+      <w:r>
+        <w:rPr>
+          <w:b/>
+        </w:rPr>
+        <w:t>input</w:t>
+      </w:r>
+      <w:r>
+        <w:rPr>
+          <w:b w:val="0"/>
+        </w:rPr>
+        <w:t>?</w:t>
+      </w:r>
+    </w:p>
+    <w:p>
+      <w:pPr>
+        <w:spacing w:line="336" w:lineRule="auto" w:after="180"/>
+      </w:pPr>
+      <w:r>
+        <w:rPr>
+          <w:b w:val="0"/>
+        </w:rPr>
+        <w:t xml:space="preserve">Point to the relevant step in the picture, then write the changed result and the rule or </w:t>
+      </w:r>
+      <w:r>
+        <w:rPr>
+          <w:b/>
+        </w:rPr>
+        <w:t>evidence</w:t>
+      </w:r>
+      <w:r>
+        <w:rPr>
+          <w:b w:val="0"/>
+        </w:rPr>
+        <w:t xml:space="preserve"> that supports it.. Return to this week and explain what you changed.</w:t>
       </w:r>
     </w:p>
     <w:p>
@@ -1610,8 +2668,61 @@
       </w:r>
     </w:p>
     <w:p>
-      <w:r>
-        <w:t>The browser lab lets you edit the supported Python examples already included in this lesson. Predict first, run, inspect the actual output or error, change one input, then run again. Keep code, predictions, actual results and a reasoned revision together. On paper, label your result as a trace rather than an execution.</w:t>
+      <w:pPr>
+        <w:spacing w:line="336" w:lineRule="auto" w:after="180"/>
+      </w:pPr>
+      <w:r>
+        <w:rPr>
+          <w:b w:val="0"/>
+        </w:rPr>
+        <w:t xml:space="preserve">The browser lab lets you edit the supported Python examples already included in this lesson. Predict first, run, inspect the actual </w:t>
+      </w:r>
+      <w:r>
+        <w:rPr>
+          <w:b/>
+        </w:rPr>
+        <w:t>output</w:t>
+      </w:r>
+      <w:r>
+        <w:rPr>
+          <w:b w:val="0"/>
+        </w:rPr>
+        <w:t xml:space="preserve"> or error, change one </w:t>
+      </w:r>
+      <w:r>
+        <w:rPr>
+          <w:b/>
+        </w:rPr>
+        <w:t>input</w:t>
+      </w:r>
+      <w:r>
+        <w:rPr>
+          <w:b w:val="0"/>
+        </w:rPr>
+        <w:t>, then run again.</w:t>
+      </w:r>
+    </w:p>
+    <w:p>
+      <w:pPr>
+        <w:spacing w:line="336" w:lineRule="auto" w:after="180"/>
+      </w:pPr>
+      <w:r>
+        <w:rPr>
+          <w:b w:val="0"/>
+        </w:rPr>
+        <w:t xml:space="preserve">Keep code, </w:t>
+      </w:r>
+      <w:r>
+        <w:rPr>
+          <w:b/>
+        </w:rPr>
+        <w:t>prediction</w:t>
+      </w:r>
+      <w:r>
+        <w:rPr>
+          <w:b w:val="0"/>
+        </w:rPr>
+        <w:t>s, actual results and a reasoned revision together. On paper, label your result as a trace rather than an execution.</w:t>
       </w:r>
     </w:p>
     <w:p>
@@ -1623,8 +2734,37 @@
       </w:r>
     </w:p>
     <w:p>
-      <w:r>
-        <w:t>Use Download completed work in the hosted lesson to export your answers, reflections, practice feedback and code-run evidence. Open the HTML copy to read or print it. Drafts stay in this browser when storage is available; clear drafts on a shared device.</w:t>
+      <w:pPr>
+        <w:spacing w:line="336" w:lineRule="auto" w:after="180"/>
+      </w:pPr>
+      <w:r>
+        <w:rPr>
+          <w:b w:val="0"/>
+        </w:rPr>
+        <w:t xml:space="preserve">Use Download completed work in the hosted lesson to export your answers, reflections, practice feedback and code-run </w:t>
+      </w:r>
+      <w:r>
+        <w:rPr>
+          <w:b/>
+        </w:rPr>
+        <w:t>evidence</w:t>
+      </w:r>
+      <w:r>
+        <w:rPr>
+          <w:b w:val="0"/>
+        </w:rPr>
+        <w:t>. Open the HTML copy to read or print it.</w:t>
+      </w:r>
+    </w:p>
+    <w:p>
+      <w:pPr>
+        <w:spacing w:line="336" w:lineRule="auto" w:after="180"/>
+      </w:pPr>
+      <w:r>
+        <w:rPr>
+          <w:b w:val="0"/>
+        </w:rPr>
+        <w:t>Drafts stay in this browser when storage is available; clear drafts on a shared device.</w:t>
       </w:r>
     </w:p>
     <w:p>
@@ -1638,6 +2778,865 @@
     <w:p>
       <w:r>
         <w:t>________________________________________________________________</w:t>
+      </w:r>
+    </w:p>
+    <w:p>
+      <w:r>
+        <w:t>________________________________________________________________</w:t>
+      </w:r>
+    </w:p>
+    <w:p>
+      <w:r>
+        <w:t>________________________________________________________________</w:t>
+      </w:r>
+    </w:p>
+    <w:p>
+      <w:r>
+        <w:t>________________________________________________________________</w:t>
+      </w:r>
+    </w:p>
+    <w:p>
+      <w:r>
+        <w:t>________________________________________________________________</w:t>
+      </w:r>
+    </w:p>
+    <w:p>
+      <w:pPr>
+        <w:pStyle w:val="Heading1"/>
+      </w:pPr>
+      <w:r>
+        <w:t>21. Visual concept journey</w:t>
+      </w:r>
+    </w:p>
+    <w:p>
+      <w:r>
+        <w:t>Explain each Classification or Regression? picture from its labels, then record a relevant limit.</w:t>
+      </w:r>
+    </w:p>
+    <w:p>
+      <w:pPr>
+        <w:pStyle w:val="Heading3"/>
+      </w:pPr>
+      <w:r>
+        <w:t>01. Classification or Regression?: the case</w:t>
+      </w:r>
+    </w:p>
+    <w:p>
+      <w:r>
+        <w:drawing>
+          <wp:inline xmlns:a="http://schemas.openxmlformats.org/drawingml/2006/main" xmlns:pic="http://schemas.openxmlformats.org/drawingml/2006/picture">
+            <wp:extent cx="5486400" cy="3142488"/>
+            <wp:docPr id="3" name="Picture 3" descr="Distinguish predicting growth height from predicting a growth category. Supplied facts: Actual heights are [4, 7, 9] cm; estimates are [5, 6, 10] cm. Tall means strictly greater than 6 cm. All inputs and outcomes in this worked example are invented classroom data; no real model run is claimed."/>
+            <wp:cNvGraphicFramePr>
+              <a:graphicFrameLocks noChangeAspect="1"/>
+            </wp:cNvGraphicFramePr>
+            <a:graphic>
+              <a:graphicData uri="http://schemas.openxmlformats.org/drawingml/2006/picture">
+                <pic:pic>
+                  <pic:nvPicPr>
+                    <pic:cNvPr id="0" name="academy-story-ai-4-3-01.png"/>
+                    <pic:cNvPicPr/>
+                  </pic:nvPicPr>
+                  <pic:blipFill>
+                    <a:blip r:embed="rId11"/>
+                    <a:stretch>
+                      <a:fillRect/>
+                    </a:stretch>
+                  </pic:blipFill>
+                  <pic:spPr>
+                    <a:xfrm>
+                      <a:off x="0" y="0"/>
+                      <a:ext cx="5486400" cy="3142488"/>
+                    </a:xfrm>
+                    <a:prstGeom prst="rect"/>
+                  </pic:spPr>
+                </pic:pic>
+              </a:graphicData>
+            </a:graphic>
+          </wp:inline>
+        </w:drawing>
+      </w:r>
+    </w:p>
+    <w:p>
+      <w:pPr>
+        <w:spacing w:line="336" w:lineRule="auto" w:after="180"/>
+      </w:pPr>
+      <w:r>
+        <w:rPr>
+          <w:b w:val="0"/>
+        </w:rPr>
+        <w:t>Distinguish predicting growth height from predicting a growth category. Supplied facts: Actual heights are [4, 7, 9] cm; estimates are [5, 6, 10] cm. Tall means strictly greater than 6 cm.</w:t>
+      </w:r>
+    </w:p>
+    <w:p>
+      <w:pPr>
+        <w:spacing w:line="336" w:lineRule="auto" w:after="180"/>
+      </w:pPr>
+      <w:r>
+        <w:rPr>
+          <w:b w:val="0"/>
+        </w:rPr>
+        <w:t xml:space="preserve">All </w:t>
+      </w:r>
+      <w:r>
+        <w:rPr>
+          <w:b/>
+        </w:rPr>
+        <w:t>input</w:t>
+      </w:r>
+      <w:r>
+        <w:rPr>
+          <w:b w:val="0"/>
+        </w:rPr>
+        <w:t xml:space="preserve">s and outcomes in this worked example are invented </w:t>
+      </w:r>
+      <w:r>
+        <w:rPr>
+          <w:b/>
+        </w:rPr>
+        <w:t>class</w:t>
+      </w:r>
+      <w:r>
+        <w:rPr>
+          <w:b w:val="0"/>
+        </w:rPr>
+        <w:t>room data; no real model run is claimed.</w:t>
+      </w:r>
+    </w:p>
+    <w:p>
+      <w:pPr>
+        <w:spacing w:line="336" w:lineRule="auto" w:after="180"/>
+        <w:shd w:fill="F5F1FB"/>
+      </w:pPr>
+      <w:r>
+        <w:rPr>
+          <w:b w:val="0"/>
+        </w:rPr>
+        <w:t>Point to the given fact that matters most. Explain why it matters.</w:t>
+      </w:r>
+    </w:p>
+    <w:p>
+      <w:pPr>
+        <w:pStyle w:val="Heading3"/>
+      </w:pPr>
+      <w:r>
+        <w:t>My picture explanation, deciding evidence and one limit</w:t>
+      </w:r>
+    </w:p>
+    <w:p>
+      <w:r>
+        <w:t>________________________________________________________________</w:t>
+      </w:r>
+    </w:p>
+    <w:p>
+      <w:r>
+        <w:t>________________________________________________________________</w:t>
+      </w:r>
+    </w:p>
+    <w:p>
+      <w:r>
+        <w:t>________________________________________________________________</w:t>
+      </w:r>
+    </w:p>
+    <w:p>
+      <w:r>
+        <w:t>________________________________________________________________</w:t>
+      </w:r>
+    </w:p>
+    <w:p>
+      <w:pPr>
+        <w:pStyle w:val="Heading3"/>
+      </w:pPr>
+      <w:r>
+        <w:t>02. Follow the deciding steps</w:t>
+      </w:r>
+    </w:p>
+    <w:p>
+      <w:r>
+        <w:drawing>
+          <wp:inline xmlns:a="http://schemas.openxmlformats.org/drawingml/2006/main" xmlns:pic="http://schemas.openxmlformats.org/drawingml/2006/picture">
+            <wp:extent cx="5486400" cy="3182112"/>
+            <wp:docPr id="4" name="Picture 4" descr="Regression errors: Absolute errors are 1, 1, 1 cm; mean absolute error is 1 cm. → Actual categories: Actual classes are short, tall, tall. → Predicted categories: Estimated classes are short, short, tall: 2/3 correct."/>
+            <wp:cNvGraphicFramePr>
+              <a:graphicFrameLocks noChangeAspect="1"/>
+            </wp:cNvGraphicFramePr>
+            <a:graphic>
+              <a:graphicData uri="http://schemas.openxmlformats.org/drawingml/2006/picture">
+                <pic:pic>
+                  <pic:nvPicPr>
+                    <pic:cNvPr id="0" name="academy-story-ai-4-3-02.png"/>
+                    <pic:cNvPicPr/>
+                  </pic:nvPicPr>
+                  <pic:blipFill>
+                    <a:blip r:embed="rId12"/>
+                    <a:stretch>
+                      <a:fillRect/>
+                    </a:stretch>
+                  </pic:blipFill>
+                  <pic:spPr>
+                    <a:xfrm>
+                      <a:off x="0" y="0"/>
+                      <a:ext cx="5486400" cy="3182112"/>
+                    </a:xfrm>
+                    <a:prstGeom prst="rect"/>
+                  </pic:spPr>
+                </pic:pic>
+              </a:graphicData>
+            </a:graphic>
+          </wp:inline>
+        </w:drawing>
+      </w:r>
+    </w:p>
+    <w:p>
+      <w:pPr>
+        <w:spacing w:line="336" w:lineRule="auto" w:after="180"/>
+      </w:pPr>
+      <w:r>
+        <w:rPr>
+          <w:b/>
+        </w:rPr>
+        <w:t>Regression</w:t>
+      </w:r>
+      <w:r>
+        <w:rPr>
+          <w:b w:val="0"/>
+        </w:rPr>
+        <w:t xml:space="preserve"> errors: </w:t>
+      </w:r>
+      <w:r>
+        <w:rPr>
+          <w:b/>
+        </w:rPr>
+        <w:t>Absolute error</w:t>
+      </w:r>
+      <w:r>
+        <w:rPr>
+          <w:b w:val="0"/>
+        </w:rPr>
+        <w:t xml:space="preserve">s are 1, 1, 1 cm; mean </w:t>
+      </w:r>
+      <w:r>
+        <w:rPr>
+          <w:b/>
+        </w:rPr>
+        <w:t>absolute error</w:t>
+      </w:r>
+      <w:r>
+        <w:rPr>
+          <w:b w:val="0"/>
+        </w:rPr>
+        <w:t xml:space="preserve"> is 1 cm. → Actual categories: Actual </w:t>
+      </w:r>
+      <w:r>
+        <w:rPr>
+          <w:b/>
+        </w:rPr>
+        <w:t>class</w:t>
+      </w:r>
+      <w:r>
+        <w:rPr>
+          <w:b w:val="0"/>
+        </w:rPr>
+        <w:t xml:space="preserve">es are short, tall, tall. → Predicted categories: Estimated </w:t>
+      </w:r>
+      <w:r>
+        <w:rPr>
+          <w:b/>
+        </w:rPr>
+        <w:t>class</w:t>
+      </w:r>
+      <w:r>
+        <w:rPr>
+          <w:b w:val="0"/>
+        </w:rPr>
+        <w:t>es are short, short, tall: 2/3 correct.</w:t>
+      </w:r>
+    </w:p>
+    <w:p>
+      <w:pPr>
+        <w:spacing w:line="336" w:lineRule="auto" w:after="180"/>
+        <w:shd w:fill="F5F1FB"/>
+      </w:pPr>
+      <w:r>
+        <w:rPr>
+          <w:b w:val="0"/>
+        </w:rPr>
+        <w:t xml:space="preserve">Point to each numbered stage and explain which recorded </w:t>
+      </w:r>
+      <w:r>
+        <w:rPr>
+          <w:b/>
+        </w:rPr>
+        <w:t>input</w:t>
+      </w:r>
+      <w:r>
+        <w:rPr>
+          <w:b w:val="0"/>
+        </w:rPr>
+        <w:t xml:space="preserve"> it uses.</w:t>
+      </w:r>
+    </w:p>
+    <w:p>
+      <w:pPr>
+        <w:pStyle w:val="Heading3"/>
+      </w:pPr>
+      <w:r>
+        <w:t>My picture explanation, deciding evidence and one limit</w:t>
+      </w:r>
+    </w:p>
+    <w:p>
+      <w:r>
+        <w:t>________________________________________________________________</w:t>
+      </w:r>
+    </w:p>
+    <w:p>
+      <w:r>
+        <w:t>________________________________________________________________</w:t>
+      </w:r>
+    </w:p>
+    <w:p>
+      <w:r>
+        <w:t>________________________________________________________________</w:t>
+      </w:r>
+    </w:p>
+    <w:p>
+      <w:r>
+        <w:t>________________________________________________________________</w:t>
+      </w:r>
+    </w:p>
+    <w:p>
+      <w:pPr>
+        <w:pStyle w:val="Heading3"/>
+      </w:pPr>
+      <w:r>
+        <w:t>03. Actual and estimated heights (paired order)</w:t>
+      </w:r>
+    </w:p>
+    <w:p>
+      <w:r>
+        <w:drawing>
+          <wp:inline xmlns:a="http://schemas.openxmlformats.org/drawingml/2006/main" xmlns:pic="http://schemas.openxmlformats.org/drawingml/2006/picture">
+            <wp:extent cx="5486400" cy="3938016"/>
+            <wp:docPr id="5" name="Picture 5" descr="Actual and estimated heights (paired order). Units: cm. actual1: 4. estimate1: 5. actual2: 7. estimate2: 6. actual3: 9. estimate3: 10."/>
+            <wp:cNvGraphicFramePr>
+              <a:graphicFrameLocks noChangeAspect="1"/>
+            </wp:cNvGraphicFramePr>
+            <a:graphic>
+              <a:graphicData uri="http://schemas.openxmlformats.org/drawingml/2006/picture">
+                <pic:pic>
+                  <pic:nvPicPr>
+                    <pic:cNvPr id="0" name="academy-story-ai-4-3-03.png"/>
+                    <pic:cNvPicPr/>
+                  </pic:nvPicPr>
+                  <pic:blipFill>
+                    <a:blip r:embed="rId13"/>
+                    <a:stretch>
+                      <a:fillRect/>
+                    </a:stretch>
+                  </pic:blipFill>
+                  <pic:spPr>
+                    <a:xfrm>
+                      <a:off x="0" y="0"/>
+                      <a:ext cx="5486400" cy="3938016"/>
+                    </a:xfrm>
+                    <a:prstGeom prst="rect"/>
+                  </pic:spPr>
+                </pic:pic>
+              </a:graphicData>
+            </a:graphic>
+          </wp:inline>
+        </w:drawing>
+      </w:r>
+    </w:p>
+    <w:p>
+      <w:pPr>
+        <w:spacing w:line="336" w:lineRule="auto" w:after="180"/>
+      </w:pPr>
+      <w:r>
+        <w:rPr>
+          <w:b w:val="0"/>
+        </w:rPr>
+        <w:t>Actual and estimated heights (paired order). Units: cm. actual1: 4. estimate1: 5. actual2: 7. estimate2: 6. actual3: 9. estimate3: 10.</w:t>
+      </w:r>
+    </w:p>
+    <w:p>
+      <w:pPr>
+        <w:spacing w:line="336" w:lineRule="auto" w:after="180"/>
+        <w:shd w:fill="F5F1FB"/>
+      </w:pPr>
+      <w:r>
+        <w:rPr>
+          <w:b w:val="0"/>
+        </w:rPr>
+        <w:t>Read the labels and values. Explain the relationship the model shows.</w:t>
+      </w:r>
+    </w:p>
+    <w:p>
+      <w:pPr>
+        <w:pStyle w:val="Heading3"/>
+      </w:pPr>
+      <w:r>
+        <w:t>My picture explanation, deciding evidence and one limit</w:t>
+      </w:r>
+    </w:p>
+    <w:p>
+      <w:r>
+        <w:t>________________________________________________________________</w:t>
+      </w:r>
+    </w:p>
+    <w:p>
+      <w:r>
+        <w:t>________________________________________________________________</w:t>
+      </w:r>
+    </w:p>
+    <w:p>
+      <w:r>
+        <w:t>________________________________________________________________</w:t>
+      </w:r>
+    </w:p>
+    <w:p>
+      <w:r>
+        <w:t>________________________________________________________________</w:t>
+      </w:r>
+    </w:p>
+    <w:p>
+      <w:pPr>
+        <w:pStyle w:val="Heading3"/>
+      </w:pPr>
+      <w:r>
+        <w:t>04. Change one thing. Trace what follows.</w:t>
+      </w:r>
+    </w:p>
+    <w:p>
+      <w:r>
+        <w:drawing>
+          <wp:inline xmlns:a="http://schemas.openxmlformats.org/drawingml/2006/main" xmlns:pic="http://schemas.openxmlformats.org/drawingml/2006/picture">
+            <wp:extent cx="5486400" cy="3026664"/>
+            <wp:docPr id="6" name="Picture 6" descr="Original case: Estimated classes are short, short, tall: 2/3 correct. Changed condition: Change the category boundary to strictly greater than 7 cm. Expected result: Actual and estimated categories both become short, short, tall: 3/3 correct. Reason: The numerical estimates did not improve; the decision definition changed."/>
+            <wp:cNvGraphicFramePr>
+              <a:graphicFrameLocks noChangeAspect="1"/>
+            </wp:cNvGraphicFramePr>
+            <a:graphic>
+              <a:graphicData uri="http://schemas.openxmlformats.org/drawingml/2006/picture">
+                <pic:pic>
+                  <pic:nvPicPr>
+                    <pic:cNvPr id="0" name="academy-story-ai-4-3-04.png"/>
+                    <pic:cNvPicPr/>
+                  </pic:nvPicPr>
+                  <pic:blipFill>
+                    <a:blip r:embed="rId14"/>
+                    <a:stretch>
+                      <a:fillRect/>
+                    </a:stretch>
+                  </pic:blipFill>
+                  <pic:spPr>
+                    <a:xfrm>
+                      <a:off x="0" y="0"/>
+                      <a:ext cx="5486400" cy="3026664"/>
+                    </a:xfrm>
+                    <a:prstGeom prst="rect"/>
+                  </pic:spPr>
+                </pic:pic>
+              </a:graphicData>
+            </a:graphic>
+          </wp:inline>
+        </w:drawing>
+      </w:r>
+    </w:p>
+    <w:p>
+      <w:pPr>
+        <w:spacing w:line="336" w:lineRule="auto" w:after="180"/>
+      </w:pPr>
+      <w:r>
+        <w:rPr>
+          <w:b w:val="0"/>
+        </w:rPr>
+        <w:t xml:space="preserve">Original case: Estimated </w:t>
+      </w:r>
+      <w:r>
+        <w:rPr>
+          <w:b/>
+        </w:rPr>
+        <w:t>class</w:t>
+      </w:r>
+      <w:r>
+        <w:rPr>
+          <w:b w:val="0"/>
+        </w:rPr>
+        <w:t>es are short, short, tall: 2/3 correct. Changed condition: Change the category boundary to strictly greater than 7 cm.</w:t>
+      </w:r>
+    </w:p>
+    <w:p>
+      <w:pPr>
+        <w:spacing w:line="336" w:lineRule="auto" w:after="180"/>
+      </w:pPr>
+      <w:r>
+        <w:rPr>
+          <w:b w:val="0"/>
+        </w:rPr>
+        <w:t>Expected result: Actual and estimated categories both become short, short, tall: 3/3 correct. Reason: The numerical estimates did not improve; the decision definition changed.</w:t>
+      </w:r>
+    </w:p>
+    <w:p>
+      <w:pPr>
+        <w:spacing w:line="336" w:lineRule="auto" w:after="180"/>
+        <w:shd w:fill="F5F1FB"/>
+      </w:pPr>
+      <w:r>
+        <w:rPr>
+          <w:b w:val="0"/>
+        </w:rPr>
+        <w:t>Predict before checking the worked changed-case result. Name what changed and what the supplied facts allow you to conclude.</w:t>
+      </w:r>
+    </w:p>
+    <w:p>
+      <w:pPr>
+        <w:pStyle w:val="Heading3"/>
+      </w:pPr>
+      <w:r>
+        <w:t>My picture explanation, deciding evidence and one limit</w:t>
+      </w:r>
+    </w:p>
+    <w:p>
+      <w:r>
+        <w:t>________________________________________________________________</w:t>
+      </w:r>
+    </w:p>
+    <w:p>
+      <w:r>
+        <w:t>________________________________________________________________</w:t>
+      </w:r>
+    </w:p>
+    <w:p>
+      <w:r>
+        <w:t>________________________________________________________________</w:t>
+      </w:r>
+    </w:p>
+    <w:p>
+      <w:r>
+        <w:t>________________________________________________________________</w:t>
+      </w:r>
+    </w:p>
+    <w:p>
+      <w:pPr>
+        <w:pStyle w:val="Heading3"/>
+      </w:pPr>
+      <w:r>
+        <w:t>05. Connect the explanation to its limit</w:t>
+      </w:r>
+    </w:p>
+    <w:p>
+      <w:r>
+        <w:drawing>
+          <wp:inline xmlns:a="http://schemas.openxmlformats.org/drawingml/2006/main" xmlns:pic="http://schemas.openxmlformats.org/drawingml/2006/picture">
+            <wp:extent cx="5486400" cy="2834640"/>
+            <wp:docPr id="7" name="Picture 7" descr="Read the picture in order. Estimated classes are short, short, tall: 2/3 correct. The arrows show which recorded input or intermediate result each decision uses. Explain the deciding step aloud before checking the changed case; pointing to the final answer alone does not show how it follows. Limit: Regression error and category accuracy measure different targets; neither alone covers every use consequence."/>
+            <wp:cNvGraphicFramePr>
+              <a:graphicFrameLocks noChangeAspect="1"/>
+            </wp:cNvGraphicFramePr>
+            <a:graphic>
+              <a:graphicData uri="http://schemas.openxmlformats.org/drawingml/2006/picture">
+                <pic:pic>
+                  <pic:nvPicPr>
+                    <pic:cNvPr id="0" name="academy-story-ai-4-3-05.png"/>
+                    <pic:cNvPicPr/>
+                  </pic:nvPicPr>
+                  <pic:blipFill>
+                    <a:blip r:embed="rId15"/>
+                    <a:stretch>
+                      <a:fillRect/>
+                    </a:stretch>
+                  </pic:blipFill>
+                  <pic:spPr>
+                    <a:xfrm>
+                      <a:off x="0" y="0"/>
+                      <a:ext cx="5486400" cy="2834640"/>
+                    </a:xfrm>
+                    <a:prstGeom prst="rect"/>
+                  </pic:spPr>
+                </pic:pic>
+              </a:graphicData>
+            </a:graphic>
+          </wp:inline>
+        </w:drawing>
+      </w:r>
+    </w:p>
+    <w:p>
+      <w:pPr>
+        <w:spacing w:line="336" w:lineRule="auto" w:after="180"/>
+      </w:pPr>
+      <w:r>
+        <w:rPr>
+          <w:b w:val="0"/>
+        </w:rPr>
+        <w:t xml:space="preserve">Read the picture in order. Estimated </w:t>
+      </w:r>
+      <w:r>
+        <w:rPr>
+          <w:b/>
+        </w:rPr>
+        <w:t>class</w:t>
+      </w:r>
+      <w:r>
+        <w:rPr>
+          <w:b w:val="0"/>
+        </w:rPr>
+        <w:t xml:space="preserve">es are short, short, tall: 2/3 correct. The arrows show which recorded </w:t>
+      </w:r>
+      <w:r>
+        <w:rPr>
+          <w:b/>
+        </w:rPr>
+        <w:t>input</w:t>
+      </w:r>
+      <w:r>
+        <w:rPr>
+          <w:b w:val="0"/>
+        </w:rPr>
+        <w:t xml:space="preserve"> or intermediate result each decision uses.</w:t>
+      </w:r>
+    </w:p>
+    <w:p>
+      <w:pPr>
+        <w:spacing w:line="336" w:lineRule="auto" w:after="180"/>
+      </w:pPr>
+      <w:r>
+        <w:rPr>
+          <w:b w:val="0"/>
+        </w:rPr>
+        <w:t>Explain the deciding step aloud before checking the changed case; pointing to the final answer alone does not show how it follows.</w:t>
+      </w:r>
+    </w:p>
+    <w:p>
+      <w:pPr>
+        <w:spacing w:line="336" w:lineRule="auto" w:after="180"/>
+      </w:pPr>
+      <w:r>
+        <w:rPr>
+          <w:b w:val="0"/>
+        </w:rPr>
+        <w:t xml:space="preserve">Limit: </w:t>
+      </w:r>
+      <w:r>
+        <w:rPr>
+          <w:b/>
+        </w:rPr>
+        <w:t>Regression</w:t>
+      </w:r>
+      <w:r>
+        <w:rPr>
+          <w:b w:val="0"/>
+        </w:rPr>
+        <w:t xml:space="preserve"> error and category accuracy measure different targets; neither alone covers every use consequence.</w:t>
+      </w:r>
+    </w:p>
+    <w:p>
+      <w:pPr>
+        <w:spacing w:line="336" w:lineRule="auto" w:after="180"/>
+        <w:shd w:fill="F5F1FB"/>
+      </w:pPr>
+      <w:r>
+        <w:rPr>
+          <w:b w:val="0"/>
+        </w:rPr>
+        <w:t>Explain the case, then point to a limit on the claim.</w:t>
+      </w:r>
+    </w:p>
+    <w:p>
+      <w:pPr>
+        <w:pStyle w:val="Heading3"/>
+      </w:pPr>
+      <w:r>
+        <w:t>My picture explanation, deciding evidence and one limit</w:t>
+      </w:r>
+    </w:p>
+    <w:p>
+      <w:r>
+        <w:t>________________________________________________________________</w:t>
+      </w:r>
+    </w:p>
+    <w:p>
+      <w:r>
+        <w:t>________________________________________________________________</w:t>
+      </w:r>
+    </w:p>
+    <w:p>
+      <w:r>
+        <w:t>________________________________________________________________</w:t>
+      </w:r>
+    </w:p>
+    <w:p>
+      <w:r>
+        <w:t>________________________________________________________________</w:t>
+      </w:r>
+    </w:p>
+    <w:p>
+      <w:pPr>
+        <w:pStyle w:val="Heading3"/>
+      </w:pPr>
+      <w:r>
+        <w:t>06. Make the idea visible in your project</w:t>
+      </w:r>
+    </w:p>
+    <w:p>
+      <w:r>
+        <w:drawing>
+          <wp:inline xmlns:a="http://schemas.openxmlformats.org/drawingml/2006/main" xmlns:pic="http://schemas.openxmlformats.org/drawingml/2006/picture">
+            <wp:extent cx="5486400" cy="3681984"/>
+            <wp:docPr id="8" name="Picture 8" descr="For your Responsible Plant Classifier, save the input, procedure, observed result and limitation of this check. Label this worked example as practice; use a different, previously unreviewed case when checking independent understanding. Draw your input, deciding step, result and limit. Supported question: Did regression MAE improve when the boundary changed? Point to the relevant step in the picture, then write the changed result and the rule or evidence that supports it."/>
+            <wp:cNvGraphicFramePr>
+              <a:graphicFrameLocks noChangeAspect="1"/>
+            </wp:cNvGraphicFramePr>
+            <a:graphic>
+              <a:graphicData uri="http://schemas.openxmlformats.org/drawingml/2006/picture">
+                <pic:pic>
+                  <pic:nvPicPr>
+                    <pic:cNvPr id="0" name="academy-story-ai-4-3-06.png"/>
+                    <pic:cNvPicPr/>
+                  </pic:nvPicPr>
+                  <pic:blipFill>
+                    <a:blip r:embed="rId16"/>
+                    <a:stretch>
+                      <a:fillRect/>
+                    </a:stretch>
+                  </pic:blipFill>
+                  <pic:spPr>
+                    <a:xfrm>
+                      <a:off x="0" y="0"/>
+                      <a:ext cx="5486400" cy="3681984"/>
+                    </a:xfrm>
+                    <a:prstGeom prst="rect"/>
+                  </pic:spPr>
+                </pic:pic>
+              </a:graphicData>
+            </a:graphic>
+          </wp:inline>
+        </w:drawing>
+      </w:r>
+    </w:p>
+    <w:p>
+      <w:pPr>
+        <w:spacing w:line="336" w:lineRule="auto" w:after="180"/>
+      </w:pPr>
+      <w:r>
+        <w:rPr>
+          <w:b w:val="0"/>
+        </w:rPr>
+        <w:t xml:space="preserve">For your Responsible Plant </w:t>
+      </w:r>
+      <w:r>
+        <w:rPr>
+          <w:b/>
+        </w:rPr>
+        <w:t>Class</w:t>
+      </w:r>
+      <w:r>
+        <w:rPr>
+          <w:b w:val="0"/>
+        </w:rPr>
+        <w:t xml:space="preserve">ifier, save the </w:t>
+      </w:r>
+      <w:r>
+        <w:rPr>
+          <w:b/>
+        </w:rPr>
+        <w:t>input</w:t>
+      </w:r>
+      <w:r>
+        <w:rPr>
+          <w:b w:val="0"/>
+        </w:rPr>
+        <w:t>, procedure, observed result and limitation of this check.</w:t>
+      </w:r>
+    </w:p>
+    <w:p>
+      <w:pPr>
+        <w:spacing w:line="336" w:lineRule="auto" w:after="180"/>
+      </w:pPr>
+      <w:r>
+        <w:rPr>
+          <w:b w:val="0"/>
+        </w:rPr>
+        <w:t xml:space="preserve">Label this worked example as practice; use a different, previously unreviewed case when checking independent understanding. Draw your </w:t>
+      </w:r>
+      <w:r>
+        <w:rPr>
+          <w:b/>
+        </w:rPr>
+        <w:t>input</w:t>
+      </w:r>
+      <w:r>
+        <w:rPr>
+          <w:b w:val="0"/>
+        </w:rPr>
+        <w:t>, deciding step, result and limit.</w:t>
+      </w:r>
+    </w:p>
+    <w:p>
+      <w:pPr>
+        <w:spacing w:line="336" w:lineRule="auto" w:after="180"/>
+      </w:pPr>
+      <w:r>
+        <w:rPr>
+          <w:b w:val="0"/>
+        </w:rPr>
+        <w:t xml:space="preserve">Supported question: Did </w:t>
+      </w:r>
+      <w:r>
+        <w:rPr>
+          <w:b/>
+        </w:rPr>
+        <w:t>regression</w:t>
+      </w:r>
+      <w:r>
+        <w:rPr>
+          <w:b w:val="0"/>
+        </w:rPr>
+        <w:t xml:space="preserve"> MAE improve when the boundary changed? Point to the relevant step in the picture, then write the changed result and the rule or </w:t>
+      </w:r>
+      <w:r>
+        <w:rPr>
+          <w:b/>
+        </w:rPr>
+        <w:t>evidence</w:t>
+      </w:r>
+      <w:r>
+        <w:rPr>
+          <w:b w:val="0"/>
+        </w:rPr>
+        <w:t xml:space="preserve"> that supports it.</w:t>
+      </w:r>
+    </w:p>
+    <w:p>
+      <w:pPr>
+        <w:spacing w:line="336" w:lineRule="auto" w:after="180"/>
+        <w:shd w:fill="F5F1FB"/>
+      </w:pPr>
+      <w:r>
+        <w:rPr>
+          <w:b w:val="0"/>
+        </w:rPr>
+        <w:t xml:space="preserve">Draw your project trace and justify the deciding step using </w:t>
+      </w:r>
+      <w:r>
+        <w:rPr>
+          <w:b/>
+        </w:rPr>
+        <w:t>evidence</w:t>
+      </w:r>
+      <w:r>
+        <w:rPr>
+          <w:b w:val="0"/>
+        </w:rPr>
+        <w:t>.</w:t>
+      </w:r>
+    </w:p>
+    <w:p>
+      <w:pPr>
+        <w:pStyle w:val="Heading3"/>
+      </w:pPr>
+      <w:r>
+        <w:t>My picture explanation, deciding evidence and one limit</w:t>
       </w:r>
     </w:p>
     <w:p>

--- a/downloads/workbook/ai-4-week-03.docx
+++ b/downloads/workbook/ai-4-week-03.docx
@@ -25,22 +25,45 @@
         <w:pStyle w:val="Heading1"/>
       </w:pPr>
       <w:r>
-        <w:t>01. Recall and choose your starting point</w:t>
-      </w:r>
-    </w:p>
-    <w:p>
-      <w:r>
-        <w:t>Record your starting explanation for Classification or Regression? before opening notes. Show any later correction separately.</w:t>
-      </w:r>
-    </w:p>
-    <w:p>
-      <w:pPr>
-        <w:spacing w:line="336" w:lineRule="auto" w:after="180"/>
-      </w:pPr>
-      <w:r>
-        <w:rPr>
-          <w:b w:val="0"/>
-        </w:rPr>
+        <w:t>One connected task-type and metric record.</w:t>
+      </w:r>
+    </w:p>
+    <w:p>
+      <w:r>
+        <w:t>Explain targets, trace category/error checks, repair code-as-quantity confusion and define a user-need test.</w:t>
+      </w:r>
+    </w:p>
+    <w:p>
+      <w:r>
+        <w:t>Keep target meaning, units, pairing, boundary, per-case errors and bounded conclusions together.</w:t>
+      </w:r>
+    </w:p>
+    <w:p>
+      <w:pPr>
+        <w:pStyle w:val="Heading1"/>
+      </w:pPr>
+      <w:r>
+        <w:t>01. Recall · Retrieve before notes</w:t>
+      </w:r>
+    </w:p>
+    <w:p>
+      <w:r>
+        <w:t>Keep this task’s complete inputs, stated rule and support record together.</w:t>
+      </w:r>
+    </w:p>
+    <w:p>
+      <w:pPr>
+        <w:pStyle w:val="Heading2"/>
+      </w:pPr>
+      <w:r>
+        <w:t>Task and evidence record</w:t>
+      </w:r>
+    </w:p>
+    <w:p>
+      <w:pPr>
+        <w:pStyle w:val="ListBullet"/>
+      </w:pPr>
+      <w:r>
         <w:t>Try the recall before opening notes. Then use a different colour or a labelled second line to correct your explanation.</w:t>
       </w:r>
     </w:p>
@@ -54,12 +77,9 @@
     </w:p>
     <w:p>
       <w:pPr>
-        <w:spacing w:line="336" w:lineRule="auto" w:after="180"/>
-      </w:pPr>
-      <w:r>
-        <w:rPr>
-          <w:b w:val="0"/>
-        </w:rPr>
+        <w:pStyle w:val="ListBullet"/>
+      </w:pPr>
+      <w:r>
         <w:t>Without opening the old lesson, explain one key idea from Features, Labels, Targets. Give an example and a mistake that the idea helps you avoid.</w:t>
       </w:r>
     </w:p>
@@ -91,147 +111,44 @@
         <w:pStyle w:val="Heading1"/>
       </w:pPr>
       <w:r>
-        <w:t>02. Practise with fading help</w:t>
-      </w:r>
-    </w:p>
-    <w:p>
-      <w:r>
-        <w:t>Complete the supported Classification or Regression? trace and record the first step you can explain without help.</w:t>
-      </w:r>
-    </w:p>
-    <w:p>
-      <w:pPr>
-        <w:spacing w:line="336" w:lineRule="auto" w:after="180"/>
-      </w:pPr>
-      <w:r>
-        <w:rPr>
-          <w:b w:val="0"/>
-        </w:rPr>
-        <w:t xml:space="preserve">Use W2: Trace both checks for </w:t>
-      </w:r>
-      <w:r>
-        <w:rPr>
-          <w:b/>
-        </w:rPr>
-        <w:t>Classification</w:t>
-      </w:r>
-      <w:r>
-        <w:rPr>
-          <w:b w:val="0"/>
-        </w:rPr>
-        <w:t xml:space="preserve"> and </w:t>
-      </w:r>
-      <w:r>
-        <w:rPr>
-          <w:b/>
-        </w:rPr>
-        <w:t>regression</w:t>
-      </w:r>
-      <w:r>
-        <w:rPr>
-          <w:b w:val="0"/>
-        </w:rPr>
-        <w:t>. Record the answer once; the lesson and workbook refer to the same attempt.</w:t>
-      </w:r>
-    </w:p>
-    <w:tbl>
-      <w:tblPr>
-        <w:tblStyle w:val="LightShading-Accent1"/>
-        <w:tblW w:type="auto" w:w="0"/>
-        <w:tblLook w:firstColumn="1" w:firstRow="1" w:lastColumn="0" w:lastRow="0" w:noHBand="0" w:noVBand="1" w:val="04A0"/>
-      </w:tblPr>
-      <w:tblGrid>
-        <w:gridCol w:w="2556"/>
-        <w:gridCol w:w="2556"/>
-        <w:gridCol w:w="2556"/>
-        <w:gridCol w:w="2556"/>
-      </w:tblGrid>
-      <w:tr>
-        <w:trPr>
-          <w:tblHeader/>
-        </w:trPr>
-        <w:tc>
-          <w:tcPr>
-            <w:tcW w:type="dxa" w:w="2556"/>
-          </w:tcPr>
-          <w:p>
-            <w:r>
-              <w:t>Given inputs</w:t>
-            </w:r>
-          </w:p>
-        </w:tc>
-        <w:tc>
-          <w:tcPr>
-            <w:tcW w:type="dxa" w:w="2556"/>
-          </w:tcPr>
-          <w:p>
-            <w:r>
-              <w:t>Procedure I chose</w:t>
-            </w:r>
-          </w:p>
-        </w:tc>
-        <w:tc>
-          <w:tcPr>
-            <w:tcW w:type="dxa" w:w="2556"/>
-          </w:tcPr>
-          <w:p>
-            <w:r>
-              <w:t>Middle steps</w:t>
-            </w:r>
-          </w:p>
-        </w:tc>
-        <w:tc>
-          <w:tcPr>
-            <w:tcW w:type="dxa" w:w="2556"/>
-          </w:tcPr>
-          <w:p>
-            <w:r>
-              <w:t>Result and check</w:t>
-            </w:r>
-          </w:p>
-        </w:tc>
-      </w:tr>
-      <w:tr>
-        <w:tc>
-          <w:tcPr>
-            <w:tcW w:type="dxa" w:w="2556"/>
-          </w:tcPr>
-          <w:p>
-            <w:r/>
-          </w:p>
-        </w:tc>
-        <w:tc>
-          <w:tcPr>
-            <w:tcW w:type="dxa" w:w="2556"/>
-          </w:tcPr>
-          <w:p>
-            <w:r/>
-          </w:p>
-        </w:tc>
-        <w:tc>
-          <w:tcPr>
-            <w:tcW w:type="dxa" w:w="2556"/>
-          </w:tcPr>
-          <w:p>
-            <w:r/>
-          </w:p>
-        </w:tc>
-        <w:tc>
-          <w:tcPr>
-            <w:tcW w:type="dxa" w:w="2556"/>
-          </w:tcPr>
-          <w:p>
-            <w:r/>
-          </w:p>
-        </w:tc>
-      </w:tr>
-    </w:tbl>
+        <w:t>12. W1 · Explain the mechanism</w:t>
+      </w:r>
+    </w:p>
+    <w:p>
+      <w:r>
+        <w:t>Keep this task’s complete inputs, stated rule and support record together.</w:t>
+      </w:r>
+    </w:p>
+    <w:p>
+      <w:pPr>
+        <w:pStyle w:val="Heading2"/>
+      </w:pPr>
+      <w:r>
+        <w:t>Task and evidence record</w:t>
+      </w:r>
+    </w:p>
+    <w:p>
+      <w:pPr>
+        <w:pStyle w:val="ListBullet"/>
+      </w:pPr>
+      <w:r>
+        <w:t>Main duration pairs actual [8,10,14]/estimated [9,11,12], slow&gt;10: classes [0,0,1]/[0,1,1], 2/3 match; errors [1,1,2] minutes, MAE 4/3≈1.33 minutes. W2 actual 14/estimate 12: both slow 1, error 2 minutes. Picture heights [4,7,9]/[5,6,10] cm: all errors 1 cm, MAE 1; categories 2/3 at &gt;6, 3/3 at &gt;7 with unchanged estimates. Category codes do not become quantities; zip assumes equal-length same-case order, units must match.</w:t>
+      </w:r>
+    </w:p>
+    <w:p>
+      <w:pPr>
+        <w:pStyle w:val="ListBullet"/>
+      </w:pPr>
+      <w:r>
+        <w:t>At dispatch, identify the task for predicting route type coded 1 or 2, duration in whole minutes, and whether duration exceeds 10 minutes. Explain your choices.</w:t>
+      </w:r>
+    </w:p>
     <w:p>
       <w:pPr>
         <w:pStyle w:val="Heading3"/>
       </w:pPr>
       <w:r>
-        <w:t>The step I completed without help, and the hint I needed</w:t>
+        <w:t>My reasoning and evidence</w:t>
       </w:r>
     </w:p>
     <w:p>
@@ -250,74 +167,55 @@
       </w:r>
     </w:p>
     <w:p>
+      <w:r>
+        <w:t>________________________________________________________________</w:t>
+      </w:r>
+    </w:p>
+    <w:p>
+      <w:r>
+        <w:t>________________________________________________________________</w:t>
+      </w:r>
+    </w:p>
+    <w:p>
+      <w:r>
+        <w:t>________________________________________________________________</w:t>
+      </w:r>
+    </w:p>
+    <w:p>
       <w:pPr>
         <w:pStyle w:val="Heading1"/>
       </w:pPr>
       <w:r>
-        <w:t>03. Individual reasoning check</w:t>
-      </w:r>
-    </w:p>
-    <w:p>
-      <w:r>
-        <w:t>Check the proposed Classification or Regression? explanation against the supplied facts before discussing it.</w:t>
-      </w:r>
-    </w:p>
-    <w:p>
-      <w:pPr>
-        <w:spacing w:line="336" w:lineRule="auto" w:after="180"/>
-      </w:pPr>
-      <w:r>
-        <w:rPr>
-          <w:b w:val="0"/>
-        </w:rPr>
-        <w:t xml:space="preserve">Use the worked case for </w:t>
-      </w:r>
-      <w:r>
-        <w:rPr>
-          <w:b/>
-        </w:rPr>
-        <w:t>Classification</w:t>
-      </w:r>
-      <w:r>
-        <w:rPr>
-          <w:b w:val="0"/>
-        </w:rPr>
-        <w:t xml:space="preserve"> and </w:t>
-      </w:r>
-      <w:r>
-        <w:rPr>
-          <w:b/>
-        </w:rPr>
-        <w:t>regression</w:t>
-      </w:r>
-      <w:r>
-        <w:rPr>
-          <w:b w:val="0"/>
-        </w:rPr>
-        <w:t xml:space="preserve">. Proposed explanation: “Numbers always mean </w:t>
-      </w:r>
-      <w:r>
-        <w:rPr>
-          <w:b/>
-        </w:rPr>
-        <w:t>regression</w:t>
-      </w:r>
-      <w:r>
-        <w:rPr>
-          <w:b w:val="0"/>
-        </w:rPr>
-        <w:t>”. Decide whether this explanation is supported.</w:t>
-      </w:r>
-    </w:p>
-    <w:p>
-      <w:pPr>
-        <w:spacing w:line="336" w:lineRule="auto" w:after="180"/>
-      </w:pPr>
-      <w:r>
-        <w:rPr>
-          <w:b w:val="0"/>
-        </w:rPr>
-        <w:t>Point to the step or supplied fact that decides; explain your repair if needed.</w:t>
+        <w:t>13. W2 · Trace the current experiment</w:t>
+      </w:r>
+    </w:p>
+    <w:p>
+      <w:r>
+        <w:t>Keep this task’s complete inputs, stated rule and support record together.</w:t>
+      </w:r>
+    </w:p>
+    <w:p>
+      <w:pPr>
+        <w:pStyle w:val="Heading2"/>
+      </w:pPr>
+      <w:r>
+        <w:t>Task and evidence record</w:t>
+      </w:r>
+    </w:p>
+    <w:p>
+      <w:pPr>
+        <w:pStyle w:val="ListBullet"/>
+      </w:pPr>
+      <w:r>
+        <w:t>Main duration pairs actual [8,10,14]/estimated [9,11,12], slow&gt;10: classes [0,0,1]/[0,1,1], 2/3 match; errors [1,1,2] minutes, MAE 4/3≈1.33 minutes. W2 actual 14/estimate 12: both slow 1, error 2 minutes. Picture heights [4,7,9]/[5,6,10] cm: all errors 1 cm, MAE 1; categories 2/3 at &gt;6, 3/3 at &gt;7 with unchanged estimates. Category codes do not become quantities; zip assumes equal-length same-case order, units must match.</w:t>
+      </w:r>
+    </w:p>
+    <w:p>
+      <w:pPr>
+        <w:pStyle w:val="ListBullet"/>
+      </w:pPr>
+      <w:r>
+        <w:t>For actual 14 minutes and estimate 12 minutes, calculate absolute error and both slow categories using greater than 10. Explain why a correct category does not mean an exact duration.</w:t>
       </w:r>
     </w:p>
     <w:p>
@@ -325,7 +223,7 @@
         <w:pStyle w:val="Heading3"/>
       </w:pPr>
       <w:r>
-        <w:t>My explanation before partner discussion</w:t>
+        <w:t>My reasoning and evidence</w:t>
       </w:r>
     </w:p>
     <w:p>
@@ -349,16 +247,50 @@
       </w:r>
     </w:p>
     <w:p>
+      <w:r>
+        <w:t>________________________________________________________________</w:t>
+      </w:r>
+    </w:p>
+    <w:p>
+      <w:r>
+        <w:t>________________________________________________________________</w:t>
+      </w:r>
+    </w:p>
+    <w:p>
       <w:pPr>
         <w:pStyle w:val="Heading1"/>
       </w:pPr>
       <w:r>
-        <w:t>04. Independent transfer case</w:t>
-      </w:r>
-    </w:p>
-    <w:p>
-      <w:r>
-        <w:t>Write one first attempt at the reserved independent case before feedback. Repeated copies of that case refer to the same recorded attempt.</w:t>
+        <w:t>14. W3 · Repair the reasoning</w:t>
+      </w:r>
+    </w:p>
+    <w:p>
+      <w:r>
+        <w:t>Keep this task’s complete inputs, stated rule and support record together.</w:t>
+      </w:r>
+    </w:p>
+    <w:p>
+      <w:pPr>
+        <w:pStyle w:val="Heading2"/>
+      </w:pPr>
+      <w:r>
+        <w:t>Task and evidence record</w:t>
+      </w:r>
+    </w:p>
+    <w:p>
+      <w:pPr>
+        <w:pStyle w:val="ListBullet"/>
+      </w:pPr>
+      <w:r>
+        <w:t>Main duration pairs actual [8,10,14]/estimated [9,11,12], slow&gt;10: classes [0,0,1]/[0,1,1], 2/3 match; errors [1,1,2] minutes, MAE 4/3≈1.33 minutes. W2 actual 14/estimate 12: both slow 1, error 2 minutes. Picture heights [4,7,9]/[5,6,10] cm: all errors 1 cm, MAE 1; categories 2/3 at &gt;6, 3/3 at &gt;7 with unchanged estimates. Category codes do not become quantities; zip assumes equal-length same-case order, units must match.</w:t>
+      </w:r>
+    </w:p>
+    <w:p>
+      <w:pPr>
+        <w:pStyle w:val="ListBullet"/>
+      </w:pPr>
+      <w:r>
+        <w:t>Indoor is coded 1 and outdoor is coded 2. Someone averages predictions and reports route type 1.5 as an accurate halfway category. Explain the problem and name an appropriate check.</w:t>
       </w:r>
     </w:p>
     <w:p>
@@ -366,41 +298,157 @@
         <w:pStyle w:val="Heading3"/>
       </w:pPr>
       <w:r>
+        <w:t>My reasoning and evidence</w:t>
+      </w:r>
+    </w:p>
+    <w:p>
+      <w:r>
+        <w:t>________________________________________________________________</w:t>
+      </w:r>
+    </w:p>
+    <w:p>
+      <w:r>
+        <w:t>________________________________________________________________</w:t>
+      </w:r>
+    </w:p>
+    <w:p>
+      <w:r>
+        <w:t>________________________________________________________________</w:t>
+      </w:r>
+    </w:p>
+    <w:p>
+      <w:r>
+        <w:t>________________________________________________________________</w:t>
+      </w:r>
+    </w:p>
+    <w:p>
+      <w:r>
+        <w:t>________________________________________________________________</w:t>
+      </w:r>
+    </w:p>
+    <w:p>
+      <w:r>
+        <w:t>________________________________________________________________</w:t>
+      </w:r>
+    </w:p>
+    <w:p>
+      <w:pPr>
+        <w:pStyle w:val="Heading1"/>
+      </w:pPr>
+      <w:r>
+        <w:t>16. W5 · Plan the next check</w:t>
+      </w:r>
+    </w:p>
+    <w:p>
+      <w:r>
+        <w:t>Keep this task’s complete inputs, stated rule and support record together.</w:t>
+      </w:r>
+    </w:p>
+    <w:p>
+      <w:pPr>
+        <w:pStyle w:val="Heading2"/>
+      </w:pPr>
+      <w:r>
+        <w:t>Task and evidence record</w:t>
+      </w:r>
+    </w:p>
+    <w:p>
+      <w:pPr>
+        <w:pStyle w:val="ListBullet"/>
+      </w:pPr>
+      <w:r>
+        <w:t>Main duration pairs actual [8,10,14]/estimated [9,11,12], slow&gt;10: classes [0,0,1]/[0,1,1], 2/3 match; errors [1,1,2] minutes, MAE 4/3≈1.33 minutes. W2 actual 14/estimate 12: both slow 1, error 2 minutes. Picture heights [4,7,9]/[5,6,10] cm: all errors 1 cm, MAE 1; categories 2/3 at &gt;6, 3/3 at &gt;7 with unchanged estimates. Category codes do not become quantities; zip assumes equal-length same-case order, units must match.</w:t>
+      </w:r>
+    </w:p>
+    <w:p>
+      <w:pPr>
+        <w:pStyle w:val="ListBullet"/>
+      </w:pPr>
+      <w:r>
+        <w:t>A user needs the arrival duration in minutes, but a report gives only slow or not slow. What task should be specified, and what information was lost by the category output?</w:t>
+      </w:r>
+    </w:p>
+    <w:p>
+      <w:pPr>
+        <w:pStyle w:val="Heading3"/>
+      </w:pPr>
+      <w:r>
+        <w:t>My reasoning and evidence</w:t>
+      </w:r>
+    </w:p>
+    <w:p>
+      <w:r>
+        <w:t>________________________________________________________________</w:t>
+      </w:r>
+    </w:p>
+    <w:p>
+      <w:r>
+        <w:t>________________________________________________________________</w:t>
+      </w:r>
+    </w:p>
+    <w:p>
+      <w:r>
+        <w:t>________________________________________________________________</w:t>
+      </w:r>
+    </w:p>
+    <w:p>
+      <w:r>
+        <w:t>________________________________________________________________</w:t>
+      </w:r>
+    </w:p>
+    <w:p>
+      <w:r>
+        <w:t>________________________________________________________________</w:t>
+      </w:r>
+    </w:p>
+    <w:p>
+      <w:r>
+        <w:t>________________________________________________________________</w:t>
+      </w:r>
+    </w:p>
+    <w:p>
+      <w:pPr>
+        <w:pStyle w:val="Heading1"/>
+      </w:pPr>
+      <w:r>
+        <w:t>04. Try alone · Selected experiment task</w:t>
+      </w:r>
+    </w:p>
+    <w:p>
+      <w:r>
+        <w:t>Keep this task’s complete inputs, stated rule and support record together.</w:t>
+      </w:r>
+    </w:p>
+    <w:p>
+      <w:pPr>
+        <w:pStyle w:val="Heading2"/>
+      </w:pPr>
+      <w:r>
+        <w:t>Task and evidence record</w:t>
+      </w:r>
+    </w:p>
+    <w:p>
+      <w:pPr>
+        <w:pStyle w:val="ListBullet"/>
+      </w:pPr>
+      <w:r>
+        <w:t>Pair the selected actual and estimated completion times in the stated order, using minutes throughout. Apply this task’s own strict greater-than boundary, keep the per-case absolute errors and report the count before any fraction or mean. No model-fitting or broad performance evidence is supplied.</w:t>
+      </w:r>
+    </w:p>
+    <w:p>
+      <w:pPr>
+        <w:pStyle w:val="Heading3"/>
+      </w:pPr>
+      <w:r>
         <w:t>Independent case: Compare new evidence independently</w:t>
       </w:r>
     </w:p>
     <w:p>
       <w:pPr>
-        <w:spacing w:line="336" w:lineRule="auto" w:after="180"/>
-      </w:pPr>
-      <w:r>
-        <w:rPr>
-          <w:b w:val="0"/>
-        </w:rPr>
-        <w:t>For three fictional print jobs, actual completion times are 4, 5 and 9 minutes; estimates are 6, 5 and 8 minutes in matching order. Slow means more than 5 minutes.</w:t>
-      </w:r>
-    </w:p>
-    <w:p>
-      <w:pPr>
-        <w:spacing w:line="336" w:lineRule="auto" w:after="180"/>
-      </w:pPr>
-      <w:r>
-        <w:rPr>
-          <w:b w:val="0"/>
-        </w:rPr>
-        <w:t xml:space="preserve">Write actual and predicted category lists, count correct categories, calculate each </w:t>
-      </w:r>
-      <w:r>
-        <w:rPr>
-          <w:b/>
-        </w:rPr>
-        <w:t>absolute error</w:t>
-      </w:r>
-      <w:r>
-        <w:rPr>
-          <w:b w:val="0"/>
-        </w:rPr>
-        <w:t xml:space="preserve"> and the mean error in minutes. State what each result measures.</w:t>
+        <w:pStyle w:val="ListBullet"/>
+      </w:pPr>
+      <w:r>
+        <w:t>For three fictional print jobs, actual completion times are 4, 5 and 9 minutes; estimates are 6, 5 and 8 minutes in matching order. Slow means more than 5 minutes. Write actual and predicted category lists, count correct categories, calculate each absolute error and the mean error in minutes. State what each result measures.</w:t>
       </w:r>
     </w:p>
     <w:p>
@@ -448,12 +496,9 @@
     </w:p>
     <w:p>
       <w:pPr>
-        <w:spacing w:line="336" w:lineRule="auto" w:after="180"/>
-      </w:pPr>
-      <w:r>
-        <w:rPr>
-          <w:b w:val="0"/>
-        </w:rPr>
+        <w:pStyle w:val="ListBullet"/>
+      </w:pPr>
+      <w:r>
         <w:t>Attempt this case before feedback. Record any help. Earlier examples below are further practice; a case already practised with feedback cannot establish fresh transfer.</w:t>
       </w:r>
     </w:p>
@@ -462,35 +507,69 @@
         <w:pStyle w:val="Heading1"/>
       </w:pPr>
       <w:r>
-        <w:t>05. Your learning target</w:t>
-      </w:r>
-    </w:p>
-    <w:p>
-      <w:r>
-        <w:t>Connect the Classification or Regression? target to a trace and a justified conclusion.</w:t>
-      </w:r>
-    </w:p>
-    <w:p>
-      <w:pPr>
-        <w:spacing w:line="336" w:lineRule="auto" w:after="180"/>
-      </w:pPr>
-      <w:r>
-        <w:rPr>
-          <w:b w:val="0"/>
-        </w:rPr>
-        <w:t xml:space="preserve">System A predicts </w:t>
-      </w:r>
-      <w:r>
-        <w:rPr>
-          <w:b/>
-        </w:rPr>
-        <w:t>class</w:t>
-      </w:r>
-      <w:r>
-        <w:rPr>
-          <w:b w:val="0"/>
-        </w:rPr>
-        <w:t xml:space="preserve"> codes 0=oak,1=maple. System B predicts leaf area in cm². Name the task types and explain why code 1 is not 'one more species' than code 0.</w:t>
+        <w:t>09. Project · Keep the experiment evidence</w:t>
+      </w:r>
+    </w:p>
+    <w:p>
+      <w:r>
+        <w:t>Keep this task’s complete inputs, stated rule and support record together.</w:t>
+      </w:r>
+    </w:p>
+    <w:p>
+      <w:pPr>
+        <w:pStyle w:val="Heading2"/>
+      </w:pPr>
+      <w:r>
+        <w:t>Task and evidence record</w:t>
+      </w:r>
+    </w:p>
+    <w:p>
+      <w:pPr>
+        <w:pStyle w:val="ListBullet"/>
+      </w:pPr>
+      <w:r>
+        <w:t>Confirm whether Plant Classifier predicts a health category or a numerical severity score; document why.</w:t>
+      </w:r>
+    </w:p>
+    <w:p>
+      <w:pPr>
+        <w:pStyle w:val="ListBullet"/>
+      </w:pPr>
+      <w:r>
+        <w:t>The project change and evidence I will keep</w:t>
+      </w:r>
+    </w:p>
+    <w:p>
+      <w:pPr>
+        <w:pStyle w:val="Heading3"/>
+      </w:pPr>
+      <w:r>
+        <w:t>Write or draw your reasoning and evidence.</w:t>
+      </w:r>
+    </w:p>
+    <w:p>
+      <w:r>
+        <w:t>________________________________________________________________</w:t>
+      </w:r>
+    </w:p>
+    <w:p>
+      <w:r>
+        <w:t>________________________________________________________________</w:t>
+      </w:r>
+    </w:p>
+    <w:p>
+      <w:r>
+        <w:t>________________________________________________________________</w:t>
+      </w:r>
+    </w:p>
+    <w:p>
+      <w:r>
+        <w:t>________________________________________________________________</w:t>
+      </w:r>
+    </w:p>
+    <w:p>
+      <w:r>
+        <w:t>________________________________________________________________</w:t>
       </w:r>
     </w:p>
     <w:p>
@@ -498,997 +577,20 @@
         <w:pStyle w:val="Heading1"/>
       </w:pPr>
       <w:r>
-        <w:t>06. Solve the given case</w:t>
-      </w:r>
-    </w:p>
-    <w:p>
-      <w:r>
-        <w:t>Solve the supplied Classification or Regression? case and show the deciding evidence.</w:t>
-      </w:r>
-    </w:p>
-    <w:p>
-      <w:pPr>
-        <w:spacing w:line="336" w:lineRule="auto" w:after="180"/>
-      </w:pPr>
-      <w:r>
-        <w:rPr>
-          <w:b w:val="0"/>
-        </w:rPr>
-        <w:t>Task A predicts healthy/spotted; B predicts next week's height in cm.</w:t>
-      </w:r>
-    </w:p>
-    <w:p>
-      <w:pPr>
-        <w:spacing w:line="336" w:lineRule="auto" w:after="180"/>
-      </w:pPr>
-      <w:r>
-        <w:rPr>
-          <w:b w:val="0"/>
-        </w:rPr>
-        <w:t xml:space="preserve">Choose task and </w:t>
-      </w:r>
-      <w:r>
-        <w:rPr>
-          <w:b/>
-        </w:rPr>
-        <w:t>output</w:t>
-      </w:r>
-      <w:r>
-        <w:rPr>
-          <w:b w:val="0"/>
-        </w:rPr>
-        <w:t xml:space="preserve"> types.</w:t>
-      </w:r>
-    </w:p>
-    <w:p>
-      <w:pPr>
-        <w:spacing w:line="336" w:lineRule="auto" w:after="180"/>
-      </w:pPr>
-      <w:r>
-        <w:rPr>
-          <w:b w:val="0"/>
-        </w:rPr>
-        <w:t xml:space="preserve">Show your trace, calculation or </w:t>
-      </w:r>
-      <w:r>
-        <w:rPr>
-          <w:b/>
-        </w:rPr>
-        <w:t>evidence</w:t>
-      </w:r>
-    </w:p>
-    <w:p>
-      <w:pPr>
-        <w:pStyle w:val="Heading3"/>
-      </w:pPr>
-      <w:r>
-        <w:t>Write or draw your reasoning and evidence.</w:t>
-      </w:r>
-    </w:p>
-    <w:p>
-      <w:r>
-        <w:t>________________________________________________________________</w:t>
-      </w:r>
-    </w:p>
-    <w:p>
-      <w:r>
-        <w:t>________________________________________________________________</w:t>
-      </w:r>
-    </w:p>
-    <w:p>
-      <w:r>
-        <w:t>________________________________________________________________</w:t>
-      </w:r>
-    </w:p>
-    <w:p>
-      <w:r>
-        <w:t>________________________________________________________________</w:t>
-      </w:r>
-    </w:p>
-    <w:p>
-      <w:r>
-        <w:t>________________________________________________________________</w:t>
-      </w:r>
-    </w:p>
-    <w:p>
-      <w:pPr>
-        <w:pStyle w:val="Heading1"/>
-      </w:pPr>
-      <w:r>
-        <w:t>07. Check a changed case</w:t>
-      </w:r>
-    </w:p>
-    <w:p>
-      <w:r>
-        <w:t>Apply the procedure to the changed case and record why the conclusion follows.</w:t>
-      </w:r>
-    </w:p>
-    <w:p>
-      <w:pPr>
-        <w:spacing w:line="336" w:lineRule="auto" w:after="180"/>
-        <w:shd w:fill="F5F1FB"/>
-      </w:pPr>
-      <w:r>
-        <w:rPr>
-          <w:b w:val="0"/>
-        </w:rPr>
-        <w:t xml:space="preserve">Task A predicts whether a plant is fern or grass. Task B predicts its height in centimetres. Which is </w:t>
-      </w:r>
-      <w:r>
-        <w:rPr>
-          <w:b/>
-        </w:rPr>
-        <w:t>classification</w:t>
-      </w:r>
-      <w:r>
-        <w:rPr>
-          <w:b w:val="0"/>
-        </w:rPr>
-        <w:t xml:space="preserve"> and which is </w:t>
-      </w:r>
-      <w:r>
-        <w:rPr>
-          <w:b/>
-        </w:rPr>
-        <w:t>regression</w:t>
-      </w:r>
-      <w:r>
-        <w:rPr>
-          <w:b w:val="0"/>
-        </w:rPr>
-        <w:t>?</w:t>
-      </w:r>
-    </w:p>
-    <w:p>
-      <w:pPr>
-        <w:spacing w:line="336" w:lineRule="auto" w:after="180"/>
-      </w:pPr>
-      <w:r>
-        <w:rPr>
-          <w:b w:val="0"/>
-        </w:rPr>
-        <w:t>My independent answer and reason</w:t>
-      </w:r>
-    </w:p>
-    <w:p>
-      <w:pPr>
-        <w:pStyle w:val="Heading3"/>
-      </w:pPr>
-      <w:r>
-        <w:t>Write or draw your reasoning and evidence.</w:t>
-      </w:r>
-    </w:p>
-    <w:p>
-      <w:r>
-        <w:t>________________________________________________________________</w:t>
-      </w:r>
-    </w:p>
-    <w:p>
-      <w:r>
-        <w:t>________________________________________________________________</w:t>
-      </w:r>
-    </w:p>
-    <w:p>
-      <w:r>
-        <w:t>________________________________________________________________</w:t>
-      </w:r>
-    </w:p>
-    <w:p>
-      <w:r>
-        <w:t>________________________________________________________________</w:t>
-      </w:r>
-    </w:p>
-    <w:p>
-      <w:r>
-        <w:t>________________________________________________________________</w:t>
-      </w:r>
-    </w:p>
-    <w:p>
-      <w:pPr>
-        <w:pStyle w:val="Heading3"/>
-      </w:pPr>
-      <w:r>
-        <w:t>Week 3 Test and reflect</w:t>
-      </w:r>
-    </w:p>
-    <w:p>
-      <w:pPr>
-        <w:pStyle w:val="Heading1"/>
-      </w:pPr>
-      <w:r>
-        <w:t>08. Design a revealing test</w:t>
-      </w:r>
-    </w:p>
-    <w:p>
-      <w:r>
-        <w:t>Specify a changed input, expected result and observation separately.</w:t>
-      </w:r>
-    </w:p>
-    <w:p>
-      <w:pPr>
-        <w:spacing w:line="336" w:lineRule="auto" w:after="180"/>
-      </w:pPr>
-      <w:r>
-        <w:rPr>
-          <w:b w:val="0"/>
-        </w:rPr>
-        <w:t xml:space="preserve">Create a changed </w:t>
-      </w:r>
-      <w:r>
-        <w:rPr>
-          <w:b/>
-        </w:rPr>
-        <w:t>input</w:t>
-      </w:r>
-      <w:r>
-        <w:rPr>
-          <w:b w:val="0"/>
-        </w:rPr>
-        <w:t>, boundary case or missing-information case. Write the expected answer or safe response before testing.</w:t>
-      </w:r>
-    </w:p>
-    <w:tbl>
-      <w:tblPr>
-        <w:tblStyle w:val="LightShading-Accent1"/>
-        <w:tblW w:type="auto" w:w="0"/>
-        <w:tblLook w:firstColumn="1" w:firstRow="1" w:lastColumn="0" w:lastRow="0" w:noHBand="0" w:noVBand="1" w:val="04A0"/>
-      </w:tblPr>
-      <w:tblGrid>
-        <w:gridCol w:w="5112"/>
-        <w:gridCol w:w="5112"/>
-      </w:tblGrid>
-      <w:tr>
-        <w:trPr>
-          <w:tblHeader/>
-        </w:trPr>
-        <w:tc>
-          <w:tcPr>
-            <w:tcW w:type="dxa" w:w="5112"/>
-          </w:tcPr>
-          <w:p>
-            <w:r>
-              <w:t>Test record</w:t>
-            </w:r>
-          </w:p>
-        </w:tc>
-        <w:tc>
-          <w:tcPr>
-            <w:tcW w:type="dxa" w:w="5112"/>
-          </w:tcPr>
-          <w:p>
-            <w:r>
-              <w:t>My evidence</w:t>
-            </w:r>
-          </w:p>
-        </w:tc>
-      </w:tr>
-      <w:tr>
-        <w:tc>
-          <w:tcPr>
-            <w:tcW w:type="dxa" w:w="5112"/>
-          </w:tcPr>
-          <w:p>
-            <w:r>
-              <w:t>Changed input or condition</w:t>
-            </w:r>
-          </w:p>
-        </w:tc>
-        <w:tc>
-          <w:tcPr>
-            <w:tcW w:type="dxa" w:w="5112"/>
-          </w:tcPr>
-          <w:p>
-            <w:r/>
-          </w:p>
-        </w:tc>
-      </w:tr>
-      <w:tr>
-        <w:tc>
-          <w:tcPr>
-            <w:tcW w:type="dxa" w:w="5112"/>
-          </w:tcPr>
-          <w:p>
-            <w:r>
-              <w:t>Expected answer or fallback</w:t>
-            </w:r>
-          </w:p>
-        </w:tc>
-        <w:tc>
-          <w:tcPr>
-            <w:tcW w:type="dxa" w:w="5112"/>
-          </w:tcPr>
-          <w:p>
-            <w:r/>
-          </w:p>
-        </w:tc>
-      </w:tr>
-      <w:tr>
-        <w:tc>
-          <w:tcPr>
-            <w:tcW w:type="dxa" w:w="5112"/>
-          </w:tcPr>
-          <w:p>
-            <w:r>
-              <w:t>Observed result</w:t>
-            </w:r>
-          </w:p>
-        </w:tc>
-        <w:tc>
-          <w:tcPr>
-            <w:tcW w:type="dxa" w:w="5112"/>
-          </w:tcPr>
-          <w:p>
-            <w:r/>
-          </w:p>
-        </w:tc>
-      </w:tr>
-      <w:tr>
-        <w:tc>
-          <w:tcPr>
-            <w:tcW w:type="dxa" w:w="5112"/>
-          </w:tcPr>
-          <w:p>
-            <w:r>
-              <w:t>Why the result occurred</w:t>
-            </w:r>
-          </w:p>
-        </w:tc>
-        <w:tc>
-          <w:tcPr>
-            <w:tcW w:type="dxa" w:w="5112"/>
-          </w:tcPr>
-          <w:p>
-            <w:r/>
-          </w:p>
-        </w:tc>
-      </w:tr>
-    </w:tbl>
-    <w:p>
-      <w:pPr>
-        <w:pStyle w:val="Heading1"/>
-      </w:pPr>
-      <w:r>
-        <w:t>09. Project checkpoint</w:t>
-      </w:r>
-    </w:p>
-    <w:p>
-      <w:r>
-        <w:t>Justify what Classification or Regression? adds to Responsible Plant Classifier and keep the evidence.</w:t>
-      </w:r>
-    </w:p>
-    <w:p>
-      <w:pPr>
-        <w:spacing w:line="336" w:lineRule="auto" w:after="180"/>
-      </w:pPr>
-      <w:r>
-        <w:rPr>
-          <w:b w:val="0"/>
-        </w:rPr>
-        <w:t xml:space="preserve">Confirm whether Plant </w:t>
-      </w:r>
-      <w:r>
-        <w:rPr>
-          <w:b/>
-        </w:rPr>
-        <w:t>Class</w:t>
-      </w:r>
-      <w:r>
-        <w:rPr>
-          <w:b w:val="0"/>
-        </w:rPr>
-        <w:t>ifier predicts a health category or a numerical severity score; document why.</w:t>
-      </w:r>
-    </w:p>
-    <w:p>
-      <w:pPr>
-        <w:spacing w:line="336" w:lineRule="auto" w:after="180"/>
-      </w:pPr>
-      <w:r>
-        <w:rPr>
-          <w:b w:val="0"/>
-        </w:rPr>
-        <w:t xml:space="preserve">The project change and </w:t>
-      </w:r>
-      <w:r>
-        <w:rPr>
-          <w:b/>
-        </w:rPr>
-        <w:t>evidence</w:t>
-      </w:r>
-      <w:r>
-        <w:rPr>
-          <w:b w:val="0"/>
-        </w:rPr>
-        <w:t xml:space="preserve"> I will keep</w:t>
-      </w:r>
-    </w:p>
-    <w:p>
-      <w:pPr>
-        <w:pStyle w:val="Heading3"/>
-      </w:pPr>
-      <w:r>
-        <w:t>Write or draw your reasoning and evidence.</w:t>
-      </w:r>
-    </w:p>
-    <w:p>
-      <w:r>
-        <w:t>________________________________________________________________</w:t>
-      </w:r>
-    </w:p>
-    <w:p>
-      <w:r>
-        <w:t>________________________________________________________________</w:t>
-      </w:r>
-    </w:p>
-    <w:p>
-      <w:r>
-        <w:t>________________________________________________________________</w:t>
-      </w:r>
-    </w:p>
-    <w:p>
-      <w:r>
-        <w:t>________________________________________________________________</w:t>
-      </w:r>
-    </w:p>
-    <w:p>
-      <w:r>
-        <w:t>________________________________________________________________</w:t>
-      </w:r>
-    </w:p>
-    <w:p>
-      <w:pPr>
-        <w:pStyle w:val="Heading1"/>
-      </w:pPr>
-      <w:r>
-        <w:t>10. Self check</w:t>
-      </w:r>
-    </w:p>
-    <w:p>
-      <w:r>
-        <w:t>Judge explanation, evidence, transfer and limits separately; attach the work behind your judgement.</w:t>
-      </w:r>
-    </w:p>
-    <w:p>
-      <w:pPr>
-        <w:pStyle w:val="ListBullet"/>
-      </w:pPr>
-      <w:r>
-        <w:t>I can explain the mechanism.</w:t>
-      </w:r>
-    </w:p>
-    <w:p>
-      <w:pPr>
-        <w:pStyle w:val="ListBullet"/>
-      </w:pPr>
-      <w:r>
-        <w:t>I can show evidence.</w:t>
-      </w:r>
-    </w:p>
-    <w:p>
-      <w:pPr>
-        <w:pStyle w:val="ListBullet"/>
-      </w:pPr>
-      <w:r>
-        <w:t>I can handle a changed case.</w:t>
-      </w:r>
-    </w:p>
-    <w:p>
-      <w:pPr>
-        <w:pStyle w:val="ListBullet"/>
-      </w:pPr>
-      <w:r>
-        <w:t>I can name a limit.</w:t>
-      </w:r>
-    </w:p>
-    <w:p>
-      <w:r>
-        <w:t>Mark each as not yet, with help or independently, and attach supporting work.</w:t>
-      </w:r>
-    </w:p>
-    <w:p>
-      <w:pPr>
-        <w:spacing w:line="336" w:lineRule="auto" w:after="180"/>
-      </w:pPr>
-      <w:r>
-        <w:rPr>
-          <w:b w:val="0"/>
-        </w:rPr>
-        <w:t>Teacher review ____________________  Next step ____________________</w:t>
-      </w:r>
-    </w:p>
-    <w:p>
-      <w:pPr>
-        <w:pStyle w:val="Heading1"/>
-      </w:pPr>
-      <w:r>
-        <w:t>11. Transfer practice from the original programme</w:t>
-      </w:r>
-    </w:p>
-    <w:p>
-      <w:r>
-        <w:t>Use this earlier case as transfer practice. A case already discussed with feedback is not fresh assessment evidence.</w:t>
-      </w:r>
-    </w:p>
-    <w:p>
-      <w:pPr>
-        <w:spacing w:line="336" w:lineRule="auto" w:after="180"/>
-      </w:pPr>
-      <w:r>
-        <w:rPr>
-          <w:b w:val="0"/>
-        </w:rPr>
-        <w:t xml:space="preserve">System A predicts </w:t>
-      </w:r>
-      <w:r>
-        <w:rPr>
-          <w:b/>
-        </w:rPr>
-        <w:t>class</w:t>
-      </w:r>
-      <w:r>
-        <w:rPr>
-          <w:b w:val="0"/>
-        </w:rPr>
-        <w:t xml:space="preserve"> codes 0=oak,1=maple. System B predicts leaf area in cm². Name the task types and explain why code 1 is not 'one more species' than code 0.</w:t>
-      </w:r>
-    </w:p>
-    <w:p>
-      <w:pPr>
-        <w:pStyle w:val="Heading3"/>
-      </w:pPr>
-      <w:r>
-        <w:t>My independently reasoned answer</w:t>
-      </w:r>
-    </w:p>
-    <w:p>
-      <w:r>
-        <w:t>________________________________________________________________</w:t>
-      </w:r>
-    </w:p>
-    <w:p>
-      <w:r>
-        <w:t>________________________________________________________________</w:t>
-      </w:r>
-    </w:p>
-    <w:p>
-      <w:r>
-        <w:t>________________________________________________________________</w:t>
-      </w:r>
-    </w:p>
-    <w:p>
-      <w:r>
-        <w:t>________________________________________________________________</w:t>
-      </w:r>
-    </w:p>
-    <w:p>
-      <w:r>
-        <w:t>________________________________________________________________</w:t>
-      </w:r>
-    </w:p>
-    <w:p>
-      <w:r>
-        <w:t>________________________________________________________________</w:t>
-      </w:r>
-    </w:p>
-    <w:p>
-      <w:r>
-        <w:t>________________________________________________________________</w:t>
-      </w:r>
-    </w:p>
-    <w:p>
-      <w:pPr>
-        <w:spacing w:line="336" w:lineRule="auto" w:after="180"/>
-      </w:pPr>
-      <w:r>
-        <w:rPr>
-          <w:b w:val="0"/>
-        </w:rPr>
-        <w:t>Record support used: none, hint or teacher explanation.</w:t>
-      </w:r>
-    </w:p>
-    <w:p>
-      <w:pPr>
-        <w:pStyle w:val="Heading1"/>
-      </w:pPr>
-      <w:r>
-        <w:t>12. W1 Classify the target meaning</w:t>
-      </w:r>
-    </w:p>
-    <w:p>
-      <w:r>
-        <w:t>Classify the target meaning. Apply the supplied Classification or Regression? facts and keep your reasoning.</w:t>
-      </w:r>
-    </w:p>
-    <w:p>
-      <w:pPr>
-        <w:spacing w:line="336" w:lineRule="auto" w:after="180"/>
-      </w:pPr>
-      <w:r>
-        <w:rPr>
-          <w:b w:val="0"/>
-        </w:rPr>
-        <w:t>At dispatch, identify the task for predicting route type coded 1 or 2, duration in whole minutes, and whether duration exceeds 10 minutes. Explain your choices.</w:t>
-      </w:r>
-    </w:p>
-    <w:p>
-      <w:pPr>
-        <w:pStyle w:val="Heading3"/>
-      </w:pPr>
-      <w:r>
-        <w:t>My reasoning and evidence</w:t>
-      </w:r>
-    </w:p>
-    <w:p>
-      <w:r>
-        <w:t>________________________________________________________________</w:t>
-      </w:r>
-    </w:p>
-    <w:p>
-      <w:r>
-        <w:t>________________________________________________________________</w:t>
-      </w:r>
-    </w:p>
-    <w:p>
-      <w:r>
-        <w:t>________________________________________________________________</w:t>
-      </w:r>
-    </w:p>
-    <w:p>
-      <w:r>
-        <w:t>________________________________________________________________</w:t>
-      </w:r>
-    </w:p>
-    <w:p>
-      <w:r>
-        <w:t>________________________________________________________________</w:t>
-      </w:r>
-    </w:p>
-    <w:p>
-      <w:r>
-        <w:t>________________________________________________________________</w:t>
-      </w:r>
-    </w:p>
-    <w:p>
-      <w:pPr>
-        <w:pStyle w:val="Heading1"/>
-      </w:pPr>
-      <w:r>
-        <w:t>13. W2 Trace both checks</w:t>
-      </w:r>
-    </w:p>
-    <w:p>
-      <w:r>
-        <w:t>Trace both checks. Apply the supplied Classification or Regression? facts and keep your reasoning.</w:t>
-      </w:r>
-    </w:p>
-    <w:p>
-      <w:pPr>
-        <w:spacing w:line="336" w:lineRule="auto" w:after="180"/>
-      </w:pPr>
-      <w:r>
-        <w:rPr>
-          <w:b w:val="0"/>
-        </w:rPr>
-        <w:t xml:space="preserve">For actual 14 minutes and estimate </w:t>
-      </w:r>
-      <w:r>
-        <w:rPr>
-          <w:b/>
-        </w:rPr>
-        <w:t>12 minutes</w:t>
-      </w:r>
-      <w:r>
-        <w:rPr>
-          <w:b w:val="0"/>
-        </w:rPr>
-        <w:t xml:space="preserve">, calculate </w:t>
-      </w:r>
-      <w:r>
-        <w:rPr>
-          <w:b/>
-        </w:rPr>
-        <w:t>absolute error</w:t>
-      </w:r>
-      <w:r>
-        <w:rPr>
-          <w:b w:val="0"/>
-        </w:rPr>
-        <w:t xml:space="preserve"> and both slow categories using greater than 10. Explain why a correct category does not mean an exact duration.</w:t>
-      </w:r>
-    </w:p>
-    <w:p>
-      <w:pPr>
-        <w:pStyle w:val="Heading3"/>
-      </w:pPr>
-      <w:r>
-        <w:t>My reasoning and evidence</w:t>
-      </w:r>
-    </w:p>
-    <w:p>
-      <w:r>
-        <w:t>________________________________________________________________</w:t>
-      </w:r>
-    </w:p>
-    <w:p>
-      <w:r>
-        <w:t>________________________________________________________________</w:t>
-      </w:r>
-    </w:p>
-    <w:p>
-      <w:r>
-        <w:t>________________________________________________________________</w:t>
-      </w:r>
-    </w:p>
-    <w:p>
-      <w:r>
-        <w:t>________________________________________________________________</w:t>
-      </w:r>
-    </w:p>
-    <w:p>
-      <w:r>
-        <w:t>________________________________________________________________</w:t>
-      </w:r>
-    </w:p>
-    <w:p>
-      <w:r>
-        <w:t>________________________________________________________________</w:t>
-      </w:r>
-    </w:p>
-    <w:p>
-      <w:pPr>
-        <w:pStyle w:val="Heading1"/>
-      </w:pPr>
-      <w:r>
-        <w:t>14. W3 Repair a category average</w:t>
-      </w:r>
-    </w:p>
-    <w:p>
-      <w:r>
-        <w:t>Repair a category average. Apply the supplied Classification or Regression? facts and keep your reasoning.</w:t>
-      </w:r>
-    </w:p>
-    <w:p>
-      <w:pPr>
-        <w:spacing w:line="336" w:lineRule="auto" w:after="180"/>
-      </w:pPr>
-      <w:r>
-        <w:rPr>
-          <w:b w:val="0"/>
-        </w:rPr>
-        <w:t xml:space="preserve">Indoor is coded 1 and outdoor is coded 2. Someone averages </w:t>
-      </w:r>
-      <w:r>
-        <w:rPr>
-          <w:b/>
-        </w:rPr>
-        <w:t>prediction</w:t>
-      </w:r>
-      <w:r>
-        <w:rPr>
-          <w:b w:val="0"/>
-        </w:rPr>
-        <w:t>s and reports route type 1.5 as an accurate halfway category. Explain the problem and name an appropriate check.</w:t>
-      </w:r>
-    </w:p>
-    <w:p>
-      <w:pPr>
-        <w:pStyle w:val="Heading3"/>
-      </w:pPr>
-      <w:r>
-        <w:t>My reasoning and evidence</w:t>
-      </w:r>
-    </w:p>
-    <w:p>
-      <w:r>
-        <w:t>________________________________________________________________</w:t>
-      </w:r>
-    </w:p>
-    <w:p>
-      <w:r>
-        <w:t>________________________________________________________________</w:t>
-      </w:r>
-    </w:p>
-    <w:p>
-      <w:r>
-        <w:t>________________________________________________________________</w:t>
-      </w:r>
-    </w:p>
-    <w:p>
-      <w:r>
-        <w:t>________________________________________________________________</w:t>
-      </w:r>
-    </w:p>
-    <w:p>
-      <w:r>
-        <w:t>________________________________________________________________</w:t>
-      </w:r>
-    </w:p>
-    <w:p>
-      <w:r>
-        <w:t>________________________________________________________________</w:t>
-      </w:r>
-    </w:p>
-    <w:p>
-      <w:pPr>
-        <w:pStyle w:val="Heading1"/>
-      </w:pPr>
-      <w:r>
-        <w:t>15. W4 Compare new evidence independently</w:t>
-      </w:r>
-    </w:p>
-    <w:p>
-      <w:r>
-        <w:t>Attempt before feedback. If this repeats the selected independent case, reuse that first attempt; otherwise keep a separate record. Compare new evidence independently. Apply the supplied Classification or Regression? facts and keep your reasoning.</w:t>
-      </w:r>
-    </w:p>
-    <w:p>
-      <w:pPr>
-        <w:spacing w:line="336" w:lineRule="auto" w:after="180"/>
-      </w:pPr>
-      <w:r>
-        <w:rPr>
-          <w:b w:val="0"/>
-        </w:rPr>
-        <w:t>For three fictional print jobs, actual completion times are 4, 5 and 9 minutes; estimates are 6, 5 and 8 minutes in matching order. Slow means more than 5 minutes.</w:t>
-      </w:r>
-    </w:p>
-    <w:p>
-      <w:pPr>
-        <w:spacing w:line="336" w:lineRule="auto" w:after="180"/>
-      </w:pPr>
-      <w:r>
-        <w:rPr>
-          <w:b w:val="0"/>
-        </w:rPr>
-        <w:t xml:space="preserve">Write actual and predicted category lists, count correct categories, calculate each </w:t>
-      </w:r>
-      <w:r>
-        <w:rPr>
-          <w:b/>
-        </w:rPr>
-        <w:t>absolute error</w:t>
-      </w:r>
-      <w:r>
-        <w:rPr>
-          <w:b w:val="0"/>
-        </w:rPr>
-        <w:t xml:space="preserve"> and the mean error in minutes. State what each result measures.</w:t>
-      </w:r>
-    </w:p>
-    <w:p>
-      <w:pPr>
-        <w:pStyle w:val="Heading3"/>
-      </w:pPr>
-      <w:r>
-        <w:t>My reasoning and evidence</w:t>
-      </w:r>
-    </w:p>
-    <w:p>
-      <w:r>
-        <w:t>________________________________________________________________</w:t>
-      </w:r>
-    </w:p>
-    <w:p>
-      <w:r>
-        <w:t>________________________________________________________________</w:t>
-      </w:r>
-    </w:p>
-    <w:p>
-      <w:r>
-        <w:t>________________________________________________________________</w:t>
-      </w:r>
-    </w:p>
-    <w:p>
-      <w:r>
-        <w:t>________________________________________________________________</w:t>
-      </w:r>
-    </w:p>
-    <w:p>
-      <w:r>
-        <w:t>________________________________________________________________</w:t>
-      </w:r>
-    </w:p>
-    <w:p>
-      <w:r>
-        <w:t>________________________________________________________________</w:t>
-      </w:r>
-    </w:p>
-    <w:p>
-      <w:r>
-        <w:t>________________________________________________________________</w:t>
-      </w:r>
-    </w:p>
-    <w:p>
-      <w:r>
-        <w:t>________________________________________________________________</w:t>
-      </w:r>
-    </w:p>
-    <w:p>
-      <w:pPr>
-        <w:pStyle w:val="Heading1"/>
-      </w:pPr>
-      <w:r>
-        <w:t>16. W5 Specify a useful output</w:t>
-      </w:r>
-    </w:p>
-    <w:p>
-      <w:r>
-        <w:t>Specify a useful output. Apply the supplied Classification or Regression? facts and keep your reasoning.</w:t>
-      </w:r>
-    </w:p>
-    <w:p>
-      <w:pPr>
-        <w:spacing w:line="336" w:lineRule="auto" w:after="180"/>
-        <w:shd w:fill="F5F1FB"/>
-      </w:pPr>
-      <w:r>
-        <w:rPr>
-          <w:b w:val="0"/>
-        </w:rPr>
-        <w:t xml:space="preserve">A user needs the arrival duration in minutes, but a report gives only slow or not slow. What task should be specified, and what information was lost by the category </w:t>
-      </w:r>
-      <w:r>
-        <w:rPr>
-          <w:b/>
-        </w:rPr>
-        <w:t>output</w:t>
-      </w:r>
-      <w:r>
-        <w:rPr>
-          <w:b w:val="0"/>
-        </w:rPr>
-        <w:t>?</w:t>
-      </w:r>
-    </w:p>
-    <w:p>
-      <w:pPr>
-        <w:pStyle w:val="Heading3"/>
-      </w:pPr>
-      <w:r>
-        <w:t>My reasoning and evidence</w:t>
-      </w:r>
-    </w:p>
-    <w:p>
-      <w:r>
-        <w:t>________________________________________________________________</w:t>
-      </w:r>
-    </w:p>
-    <w:p>
-      <w:r>
-        <w:t>________________________________________________________________</w:t>
-      </w:r>
-    </w:p>
-    <w:p>
-      <w:r>
-        <w:t>________________________________________________________________</w:t>
-      </w:r>
-    </w:p>
-    <w:p>
-      <w:r>
-        <w:t>________________________________________________________________</w:t>
-      </w:r>
-    </w:p>
-    <w:p>
-      <w:r>
-        <w:t>________________________________________________________________</w:t>
-      </w:r>
-    </w:p>
-    <w:p>
-      <w:r>
-        <w:t>________________________________________________________________</w:t>
-      </w:r>
-    </w:p>
-    <w:p>
-      <w:pPr>
-        <w:pStyle w:val="Heading1"/>
-      </w:pPr>
-      <w:r>
-        <w:t>17. Feedback, return check and learning record</w:t>
-      </w:r>
-    </w:p>
-    <w:p>
-      <w:r>
-        <w:t>Record the first repaired step and a different case to revisit after a delay.</w:t>
+        <w:t>17. Feedback · Repair and return</w:t>
+      </w:r>
+    </w:p>
+    <w:p>
+      <w:r>
+        <w:t>Keep this task’s complete inputs, stated rule and support record together.</w:t>
+      </w:r>
+    </w:p>
+    <w:p>
+      <w:pPr>
+        <w:pStyle w:val="Heading2"/>
+      </w:pPr>
+      <w:r>
+        <w:t>Task and evidence record</w:t>
       </w:r>
     </w:p>
     <w:tbl>
@@ -1629,12 +731,9 @@
     </w:tbl>
     <w:p>
       <w:pPr>
-        <w:spacing w:line="336" w:lineRule="auto" w:after="180"/>
-      </w:pPr>
-      <w:r>
-        <w:rPr>
-          <w:b w:val="0"/>
-        </w:rPr>
+        <w:pStyle w:val="ListBullet"/>
+      </w:pPr>
+      <w:r>
         <w:t>Revisit this idea with your teacher after a delay. Familiarity is different from explaining and using it on a changed case.</w:t>
       </w:r>
     </w:p>
@@ -1643,69 +742,777 @@
         <w:pStyle w:val="Heading1"/>
       </w:pPr>
       <w:r>
-        <w:t>18. Pictorial case practice: Classification or Regression?</w:t>
-      </w:r>
-    </w:p>
-    <w:p>
-      <w:r>
-        <w:t>Distinguish predicting growth height from predicting a growth category. Explain the labelled step before checking the changed condition.</w:t>
-      </w:r>
-    </w:p>
-    <w:p>
-      <w:pPr>
-        <w:spacing w:line="336" w:lineRule="auto" w:after="180"/>
-      </w:pPr>
-      <w:r>
-        <w:rPr>
-          <w:b w:val="0"/>
-        </w:rPr>
+        <w:t>10. Finish · Judge your evidence</w:t>
+      </w:r>
+    </w:p>
+    <w:p>
+      <w:r>
+        <w:t>Keep this task’s complete inputs, stated rule and support record together.</w:t>
+      </w:r>
+    </w:p>
+    <w:p>
+      <w:pPr>
+        <w:pStyle w:val="Heading2"/>
+      </w:pPr>
+      <w:r>
+        <w:t>Task and evidence record</w:t>
+      </w:r>
+    </w:p>
+    <w:p>
+      <w:pPr>
+        <w:pStyle w:val="ListBullet"/>
+      </w:pPr>
+      <w:r>
+        <w:t>I can explain the mechanism. I can show evidence. I can handle a changed case. I can name a limit. Mark each as not yet, with help or independently, and attach supporting work.</w:t>
+      </w:r>
+    </w:p>
+    <w:p>
+      <w:pPr>
+        <w:pStyle w:val="ListBullet"/>
+      </w:pPr>
+      <w:r>
+        <w:t>Teacher review ____________________  Next step ____________________</w:t>
+      </w:r>
+    </w:p>
+    <w:p>
+      <w:pPr>
+        <w:pStyle w:val="Heading1"/>
+      </w:pPr>
+      <w:r>
+        <w:t>Reference bank and extra practice</w:t>
+      </w:r>
+    </w:p>
+    <w:p>
+      <w:pPr>
+        <w:pStyle w:val="Heading1"/>
+      </w:pPr>
+      <w:r>
+        <w:t>02. Reference · Supported W2 record</w:t>
+      </w:r>
+    </w:p>
+    <w:p>
+      <w:r>
+        <w:t>Keep this task’s complete inputs, stated rule and support record together.</w:t>
+      </w:r>
+    </w:p>
+    <w:p>
+      <w:pPr>
+        <w:pStyle w:val="Heading2"/>
+      </w:pPr>
+      <w:r>
+        <w:t>Task and evidence record</w:t>
+      </w:r>
+    </w:p>
+    <w:p>
+      <w:pPr>
+        <w:pStyle w:val="ListBullet"/>
+      </w:pPr>
+      <w:r>
+        <w:t>Use W2: Trace both checks for Classification and regression. Record the answer once; the lesson and workbook refer to the same attempt.</w:t>
+      </w:r>
+    </w:p>
+    <w:tbl>
+      <w:tblPr>
+        <w:tblStyle w:val="LightShading-Accent1"/>
+        <w:tblW w:type="auto" w:w="0"/>
+        <w:tblLook w:firstColumn="1" w:firstRow="1" w:lastColumn="0" w:lastRow="0" w:noHBand="0" w:noVBand="1" w:val="04A0"/>
+      </w:tblPr>
+      <w:tblGrid>
+        <w:gridCol w:w="2556"/>
+        <w:gridCol w:w="2556"/>
+        <w:gridCol w:w="2556"/>
+        <w:gridCol w:w="2556"/>
+      </w:tblGrid>
+      <w:tr>
+        <w:trPr>
+          <w:tblHeader/>
+        </w:trPr>
+        <w:tc>
+          <w:tcPr>
+            <w:tcW w:type="dxa" w:w="2556"/>
+          </w:tcPr>
+          <w:p>
+            <w:r>
+              <w:t>Given inputs</w:t>
+            </w:r>
+          </w:p>
+        </w:tc>
+        <w:tc>
+          <w:tcPr>
+            <w:tcW w:type="dxa" w:w="2556"/>
+          </w:tcPr>
+          <w:p>
+            <w:r>
+              <w:t>Procedure I chose</w:t>
+            </w:r>
+          </w:p>
+        </w:tc>
+        <w:tc>
+          <w:tcPr>
+            <w:tcW w:type="dxa" w:w="2556"/>
+          </w:tcPr>
+          <w:p>
+            <w:r>
+              <w:t>Middle steps</w:t>
+            </w:r>
+          </w:p>
+        </w:tc>
+        <w:tc>
+          <w:tcPr>
+            <w:tcW w:type="dxa" w:w="2556"/>
+          </w:tcPr>
+          <w:p>
+            <w:r>
+              <w:t>Result and check</w:t>
+            </w:r>
+          </w:p>
+        </w:tc>
+      </w:tr>
+      <w:tr>
+        <w:tc>
+          <w:tcPr>
+            <w:tcW w:type="dxa" w:w="2556"/>
+          </w:tcPr>
+          <w:p>
+            <w:r/>
+          </w:p>
+        </w:tc>
+        <w:tc>
+          <w:tcPr>
+            <w:tcW w:type="dxa" w:w="2556"/>
+          </w:tcPr>
+          <w:p>
+            <w:r/>
+          </w:p>
+        </w:tc>
+        <w:tc>
+          <w:tcPr>
+            <w:tcW w:type="dxa" w:w="2556"/>
+          </w:tcPr>
+          <w:p>
+            <w:r/>
+          </w:p>
+        </w:tc>
+        <w:tc>
+          <w:tcPr>
+            <w:tcW w:type="dxa" w:w="2556"/>
+          </w:tcPr>
+          <w:p>
+            <w:r/>
+          </w:p>
+        </w:tc>
+      </w:tr>
+    </w:tbl>
+    <w:p>
+      <w:pPr>
+        <w:pStyle w:val="Heading3"/>
+      </w:pPr>
+      <w:r>
+        <w:t>The step I completed without help, and the hint I needed</w:t>
+      </w:r>
+    </w:p>
+    <w:p>
+      <w:r>
+        <w:t>________________________________________________________________</w:t>
+      </w:r>
+    </w:p>
+    <w:p>
+      <w:r>
+        <w:t>________________________________________________________________</w:t>
+      </w:r>
+    </w:p>
+    <w:p>
+      <w:r>
+        <w:t>________________________________________________________________</w:t>
+      </w:r>
+    </w:p>
+    <w:p>
+      <w:pPr>
+        <w:pStyle w:val="Heading1"/>
+      </w:pPr>
+      <w:r>
+        <w:t>03. Extra practice · Individual reasoning check</w:t>
+      </w:r>
+    </w:p>
+    <w:p>
+      <w:r>
+        <w:t>Keep this task’s complete inputs, stated rule and support record together.</w:t>
+      </w:r>
+    </w:p>
+    <w:p>
+      <w:pPr>
+        <w:pStyle w:val="Heading2"/>
+      </w:pPr>
+      <w:r>
+        <w:t>Task and evidence record</w:t>
+      </w:r>
+    </w:p>
+    <w:p>
+      <w:pPr>
+        <w:pStyle w:val="ListBullet"/>
+      </w:pPr>
+      <w:r>
+        <w:t>Use the worked case for Classification and regression. Proposed explanation: “Numbers always mean regression”. Decide whether this explanation is supported. Point to the step or supplied fact that decides; explain your repair if needed.</w:t>
+      </w:r>
+    </w:p>
+    <w:p>
+      <w:pPr>
+        <w:pStyle w:val="Heading3"/>
+      </w:pPr>
+      <w:r>
+        <w:t>My explanation before partner discussion</w:t>
+      </w:r>
+    </w:p>
+    <w:p>
+      <w:r>
+        <w:t>________________________________________________________________</w:t>
+      </w:r>
+    </w:p>
+    <w:p>
+      <w:r>
+        <w:t>________________________________________________________________</w:t>
+      </w:r>
+    </w:p>
+    <w:p>
+      <w:r>
+        <w:t>________________________________________________________________</w:t>
+      </w:r>
+    </w:p>
+    <w:p>
+      <w:r>
+        <w:t>________________________________________________________________</w:t>
+      </w:r>
+    </w:p>
+    <w:p>
+      <w:pPr>
+        <w:pStyle w:val="Heading1"/>
+      </w:pPr>
+      <w:r>
+        <w:t>05. Reference · Earlier learning target</w:t>
+      </w:r>
+    </w:p>
+    <w:p>
+      <w:r>
+        <w:t>Keep this task’s complete inputs, stated rule and support record together.</w:t>
+      </w:r>
+    </w:p>
+    <w:p>
+      <w:pPr>
+        <w:pStyle w:val="Heading2"/>
+      </w:pPr>
+      <w:r>
+        <w:t>Task and evidence record</w:t>
+      </w:r>
+    </w:p>
+    <w:p>
+      <w:pPr>
+        <w:pStyle w:val="ListBullet"/>
+      </w:pPr>
+      <w:r>
+        <w:t>System A predicts class codes 0=oak,1=maple. System B predicts leaf area in cm². Name the task types and explain why code 1 is not 'one more species' than code 0.</w:t>
+      </w:r>
+    </w:p>
+    <w:p>
+      <w:pPr>
+        <w:pStyle w:val="Heading1"/>
+      </w:pPr>
+      <w:r>
+        <w:t>06. Extra practice · Earlier complete case</w:t>
+      </w:r>
+    </w:p>
+    <w:p>
+      <w:r>
+        <w:t>Keep this task’s complete inputs, stated rule and support record together.</w:t>
+      </w:r>
+    </w:p>
+    <w:p>
+      <w:pPr>
+        <w:pStyle w:val="Heading2"/>
+      </w:pPr>
+      <w:r>
+        <w:t>Task and evidence record</w:t>
+      </w:r>
+    </w:p>
+    <w:p>
+      <w:pPr>
+        <w:pStyle w:val="ListBullet"/>
+      </w:pPr>
+      <w:r>
+        <w:t>Task A predicts healthy/spotted; B predicts next week's height in cm.</w:t>
+      </w:r>
+    </w:p>
+    <w:p>
+      <w:pPr>
+        <w:pStyle w:val="ListBullet"/>
+      </w:pPr>
+      <w:r>
+        <w:t>Choose task and output types.</w:t>
+      </w:r>
+    </w:p>
+    <w:p>
+      <w:pPr>
+        <w:pStyle w:val="ListBullet"/>
+      </w:pPr>
+      <w:r>
+        <w:t>Show your trace, calculation or evidence</w:t>
+      </w:r>
+    </w:p>
+    <w:p>
+      <w:pPr>
+        <w:pStyle w:val="Heading3"/>
+      </w:pPr>
+      <w:r>
+        <w:t>Write or draw your reasoning and evidence.</w:t>
+      </w:r>
+    </w:p>
+    <w:p>
+      <w:r>
+        <w:t>________________________________________________________________</w:t>
+      </w:r>
+    </w:p>
+    <w:p>
+      <w:r>
+        <w:t>________________________________________________________________</w:t>
+      </w:r>
+    </w:p>
+    <w:p>
+      <w:r>
+        <w:t>________________________________________________________________</w:t>
+      </w:r>
+    </w:p>
+    <w:p>
+      <w:r>
+        <w:t>________________________________________________________________</w:t>
+      </w:r>
+    </w:p>
+    <w:p>
+      <w:r>
+        <w:t>________________________________________________________________</w:t>
+      </w:r>
+    </w:p>
+    <w:p>
+      <w:pPr>
+        <w:pStyle w:val="Heading1"/>
+      </w:pPr>
+      <w:r>
+        <w:t>07. Extra practice · Changed case</w:t>
+      </w:r>
+    </w:p>
+    <w:p>
+      <w:r>
+        <w:t>Keep this task’s complete inputs, stated rule and support record together.</w:t>
+      </w:r>
+    </w:p>
+    <w:p>
+      <w:pPr>
+        <w:pStyle w:val="Heading2"/>
+      </w:pPr>
+      <w:r>
+        <w:t>Task and evidence record</w:t>
+      </w:r>
+    </w:p>
+    <w:p>
+      <w:pPr>
+        <w:pStyle w:val="ListBullet"/>
+      </w:pPr>
+      <w:r>
+        <w:t>Task A predicts whether a plant is fern or grass. Task B predicts its height in centimetres. Which is classification and which is regression?</w:t>
+      </w:r>
+    </w:p>
+    <w:p>
+      <w:pPr>
+        <w:pStyle w:val="ListBullet"/>
+      </w:pPr>
+      <w:r>
+        <w:t>My independent answer and reason</w:t>
+      </w:r>
+    </w:p>
+    <w:p>
+      <w:pPr>
+        <w:pStyle w:val="Heading3"/>
+      </w:pPr>
+      <w:r>
+        <w:t>Write or draw your reasoning and evidence.</w:t>
+      </w:r>
+    </w:p>
+    <w:p>
+      <w:r>
+        <w:t>________________________________________________________________</w:t>
+      </w:r>
+    </w:p>
+    <w:p>
+      <w:r>
+        <w:t>________________________________________________________________</w:t>
+      </w:r>
+    </w:p>
+    <w:p>
+      <w:r>
+        <w:t>________________________________________________________________</w:t>
+      </w:r>
+    </w:p>
+    <w:p>
+      <w:r>
+        <w:t>________________________________________________________________</w:t>
+      </w:r>
+    </w:p>
+    <w:p>
+      <w:r>
+        <w:t>________________________________________________________________</w:t>
+      </w:r>
+    </w:p>
+    <w:p>
+      <w:pPr>
+        <w:pStyle w:val="Heading3"/>
+      </w:pPr>
+      <w:r>
+        <w:t>Week 3 Test and reflect</w:t>
+      </w:r>
+    </w:p>
+    <w:p>
+      <w:pPr>
+        <w:pStyle w:val="Heading1"/>
+      </w:pPr>
+      <w:r>
+        <w:t>08. Extra practice · Design a revealing test</w:t>
+      </w:r>
+    </w:p>
+    <w:p>
+      <w:r>
+        <w:t>Keep this task’s complete inputs, stated rule and support record together.</w:t>
+      </w:r>
+    </w:p>
+    <w:p>
+      <w:pPr>
+        <w:pStyle w:val="Heading2"/>
+      </w:pPr>
+      <w:r>
+        <w:t>Task and evidence record</w:t>
+      </w:r>
+    </w:p>
+    <w:p>
+      <w:pPr>
+        <w:pStyle w:val="ListBullet"/>
+      </w:pPr>
+      <w:r>
+        <w:t>Create a changed input, boundary case or missing-information case. Write the expected answer or safe response before testing.</w:t>
+      </w:r>
+    </w:p>
+    <w:tbl>
+      <w:tblPr>
+        <w:tblStyle w:val="LightShading-Accent1"/>
+        <w:tblW w:type="auto" w:w="0"/>
+        <w:tblLook w:firstColumn="1" w:firstRow="1" w:lastColumn="0" w:lastRow="0" w:noHBand="0" w:noVBand="1" w:val="04A0"/>
+      </w:tblPr>
+      <w:tblGrid>
+        <w:gridCol w:w="5112"/>
+        <w:gridCol w:w="5112"/>
+      </w:tblGrid>
+      <w:tr>
+        <w:trPr>
+          <w:tblHeader/>
+        </w:trPr>
+        <w:tc>
+          <w:tcPr>
+            <w:tcW w:type="dxa" w:w="5112"/>
+          </w:tcPr>
+          <w:p>
+            <w:r>
+              <w:t>Test record</w:t>
+            </w:r>
+          </w:p>
+        </w:tc>
+        <w:tc>
+          <w:tcPr>
+            <w:tcW w:type="dxa" w:w="5112"/>
+          </w:tcPr>
+          <w:p>
+            <w:r>
+              <w:t>My evidence</w:t>
+            </w:r>
+          </w:p>
+        </w:tc>
+      </w:tr>
+      <w:tr>
+        <w:tc>
+          <w:tcPr>
+            <w:tcW w:type="dxa" w:w="5112"/>
+          </w:tcPr>
+          <w:p>
+            <w:r>
+              <w:t>Changed input or condition</w:t>
+            </w:r>
+          </w:p>
+        </w:tc>
+        <w:tc>
+          <w:tcPr>
+            <w:tcW w:type="dxa" w:w="5112"/>
+          </w:tcPr>
+          <w:p>
+            <w:r/>
+          </w:p>
+        </w:tc>
+      </w:tr>
+      <w:tr>
+        <w:tc>
+          <w:tcPr>
+            <w:tcW w:type="dxa" w:w="5112"/>
+          </w:tcPr>
+          <w:p>
+            <w:r>
+              <w:t>Expected answer or fallback</w:t>
+            </w:r>
+          </w:p>
+        </w:tc>
+        <w:tc>
+          <w:tcPr>
+            <w:tcW w:type="dxa" w:w="5112"/>
+          </w:tcPr>
+          <w:p>
+            <w:r/>
+          </w:p>
+        </w:tc>
+      </w:tr>
+      <w:tr>
+        <w:tc>
+          <w:tcPr>
+            <w:tcW w:type="dxa" w:w="5112"/>
+          </w:tcPr>
+          <w:p>
+            <w:r>
+              <w:t>Observed result</w:t>
+            </w:r>
+          </w:p>
+        </w:tc>
+        <w:tc>
+          <w:tcPr>
+            <w:tcW w:type="dxa" w:w="5112"/>
+          </w:tcPr>
+          <w:p>
+            <w:r/>
+          </w:p>
+        </w:tc>
+      </w:tr>
+      <w:tr>
+        <w:tc>
+          <w:tcPr>
+            <w:tcW w:type="dxa" w:w="5112"/>
+          </w:tcPr>
+          <w:p>
+            <w:r>
+              <w:t>Why the result occurred</w:t>
+            </w:r>
+          </w:p>
+        </w:tc>
+        <w:tc>
+          <w:tcPr>
+            <w:tcW w:type="dxa" w:w="5112"/>
+          </w:tcPr>
+          <w:p>
+            <w:r/>
+          </w:p>
+        </w:tc>
+      </w:tr>
+    </w:tbl>
+    <w:p>
+      <w:pPr>
+        <w:pStyle w:val="Heading1"/>
+      </w:pPr>
+      <w:r>
+        <w:t>11. Extra practice · Earlier transfer</w:t>
+      </w:r>
+    </w:p>
+    <w:p>
+      <w:r>
+        <w:t>Keep this task’s complete inputs, stated rule and support record together.</w:t>
+      </w:r>
+    </w:p>
+    <w:p>
+      <w:pPr>
+        <w:pStyle w:val="Heading2"/>
+      </w:pPr>
+      <w:r>
+        <w:t>Task and evidence record</w:t>
+      </w:r>
+    </w:p>
+    <w:p>
+      <w:pPr>
+        <w:pStyle w:val="ListBullet"/>
+      </w:pPr>
+      <w:r>
+        <w:t>System A predicts class codes 0=oak,1=maple. System B predicts leaf area in cm². Name the task types and explain why code 1 is not 'one more species' than code 0.</w:t>
+      </w:r>
+    </w:p>
+    <w:p>
+      <w:pPr>
+        <w:pStyle w:val="Heading3"/>
+      </w:pPr>
+      <w:r>
+        <w:t>My independently reasoned answer</w:t>
+      </w:r>
+    </w:p>
+    <w:p>
+      <w:r>
+        <w:t>________________________________________________________________</w:t>
+      </w:r>
+    </w:p>
+    <w:p>
+      <w:r>
+        <w:t>________________________________________________________________</w:t>
+      </w:r>
+    </w:p>
+    <w:p>
+      <w:r>
+        <w:t>________________________________________________________________</w:t>
+      </w:r>
+    </w:p>
+    <w:p>
+      <w:r>
+        <w:t>________________________________________________________________</w:t>
+      </w:r>
+    </w:p>
+    <w:p>
+      <w:r>
+        <w:t>________________________________________________________________</w:t>
+      </w:r>
+    </w:p>
+    <w:p>
+      <w:r>
+        <w:t>________________________________________________________________</w:t>
+      </w:r>
+    </w:p>
+    <w:p>
+      <w:r>
+        <w:t>________________________________________________________________</w:t>
+      </w:r>
+    </w:p>
+    <w:p>
+      <w:pPr>
+        <w:pStyle w:val="ListBullet"/>
+      </w:pPr>
+      <w:r>
+        <w:t>Record support used: none, hint or teacher explanation.</w:t>
+      </w:r>
+    </w:p>
+    <w:p>
+      <w:pPr>
+        <w:pStyle w:val="Heading1"/>
+      </w:pPr>
+      <w:r>
+        <w:t>15. Reference · Earlier W4 record</w:t>
+      </w:r>
+    </w:p>
+    <w:p>
+      <w:r>
+        <w:t>Keep this task’s complete inputs, stated rule and support record together.</w:t>
+      </w:r>
+    </w:p>
+    <w:p>
+      <w:pPr>
+        <w:pStyle w:val="Heading2"/>
+      </w:pPr>
+      <w:r>
+        <w:t>Task and evidence record</w:t>
+      </w:r>
+    </w:p>
+    <w:p>
+      <w:pPr>
+        <w:pStyle w:val="ListBullet"/>
+      </w:pPr>
+      <w:r>
+        <w:t>For three fictional print jobs, actual completion times are 4, 5 and 9 minutes; estimates are 6, 5 and 8 minutes in matching order. Slow means more than 5 minutes. Write actual and predicted category lists, count correct categories, calculate each absolute error and the mean error in minutes. State what each result measures.</w:t>
+      </w:r>
+    </w:p>
+    <w:p>
+      <w:pPr>
+        <w:pStyle w:val="Heading3"/>
+      </w:pPr>
+      <w:r>
+        <w:t>My reasoning and evidence</w:t>
+      </w:r>
+    </w:p>
+    <w:p>
+      <w:r>
+        <w:t>________________________________________________________________</w:t>
+      </w:r>
+    </w:p>
+    <w:p>
+      <w:r>
+        <w:t>________________________________________________________________</w:t>
+      </w:r>
+    </w:p>
+    <w:p>
+      <w:r>
+        <w:t>________________________________________________________________</w:t>
+      </w:r>
+    </w:p>
+    <w:p>
+      <w:r>
+        <w:t>________________________________________________________________</w:t>
+      </w:r>
+    </w:p>
+    <w:p>
+      <w:r>
+        <w:t>________________________________________________________________</w:t>
+      </w:r>
+    </w:p>
+    <w:p>
+      <w:r>
+        <w:t>________________________________________________________________</w:t>
+      </w:r>
+    </w:p>
+    <w:p>
+      <w:r>
+        <w:t>________________________________________________________________</w:t>
+      </w:r>
+    </w:p>
+    <w:p>
+      <w:r>
+        <w:t>________________________________________________________________</w:t>
+      </w:r>
+    </w:p>
+    <w:p>
+      <w:pPr>
+        <w:pStyle w:val="Heading1"/>
+      </w:pPr>
+      <w:r>
+        <w:t>18. Extra practice · Pictured case</w:t>
+      </w:r>
+    </w:p>
+    <w:p>
+      <w:r>
+        <w:t>Keep this task’s complete inputs, stated rule and support record together.</w:t>
+      </w:r>
+    </w:p>
+    <w:p>
+      <w:pPr>
+        <w:pStyle w:val="Heading2"/>
+      </w:pPr>
+      <w:r>
+        <w:t>Task and evidence record</w:t>
+      </w:r>
+    </w:p>
+    <w:p>
+      <w:pPr>
+        <w:pStyle w:val="ListBullet"/>
+      </w:pPr>
+      <w:r>
         <w:t>Distinguish predicting growth height from predicting a growth category.</w:t>
       </w:r>
     </w:p>
     <w:p>
       <w:pPr>
-        <w:spacing w:line="336" w:lineRule="auto" w:after="180"/>
-      </w:pPr>
-      <w:r>
-        <w:rPr>
-          <w:b w:val="0"/>
-        </w:rPr>
+        <w:pStyle w:val="ListBullet"/>
+      </w:pPr>
+      <w:r>
         <w:t>Actual heights are [4, 7, 9] cm; estimates are [5, 6, 10] cm. Tall means strictly greater than 6 cm.</w:t>
       </w:r>
     </w:p>
     <w:p>
       <w:pPr>
-        <w:spacing w:line="336" w:lineRule="auto" w:after="180"/>
-      </w:pPr>
-      <w:r>
-        <w:rPr>
-          <w:b w:val="0"/>
-        </w:rPr>
-        <w:t xml:space="preserve">All </w:t>
-      </w:r>
-      <w:r>
-        <w:rPr>
-          <w:b/>
-        </w:rPr>
-        <w:t>input</w:t>
-      </w:r>
-      <w:r>
-        <w:rPr>
-          <w:b w:val="0"/>
-        </w:rPr>
-        <w:t xml:space="preserve">s and outcomes in this worked example are invented </w:t>
-      </w:r>
-      <w:r>
-        <w:rPr>
-          <w:b/>
-        </w:rPr>
-        <w:t>class</w:t>
-      </w:r>
-      <w:r>
-        <w:rPr>
-          <w:b w:val="0"/>
-        </w:rPr>
-        <w:t>room data; no real model run is claimed.</w:t>
+        <w:pStyle w:val="ListBullet"/>
+      </w:pPr>
+      <w:r>
+        <w:t>All inputs and outcomes in this worked example are invented classroom data; no real model run is claimed.</w:t>
       </w:r>
     </w:p>
     <w:p>
@@ -1782,37 +1589,10 @@
     </w:p>
     <w:p>
       <w:pPr>
-        <w:spacing w:line="336" w:lineRule="auto" w:after="180"/>
-      </w:pPr>
-      <w:r>
-        <w:rPr>
-          <w:b w:val="0"/>
-        </w:rPr>
-        <w:t xml:space="preserve">Did </w:t>
-      </w:r>
-      <w:r>
-        <w:rPr>
-          <w:b/>
-        </w:rPr>
-        <w:t>regression</w:t>
-      </w:r>
-      <w:r>
-        <w:rPr>
-          <w:b w:val="0"/>
-        </w:rPr>
-        <w:t xml:space="preserve"> MAE improve when the boundary changed? Point to the relevant step in the picture, then write the changed result and the rule or </w:t>
-      </w:r>
-      <w:r>
-        <w:rPr>
-          <w:b/>
-        </w:rPr>
-        <w:t>evidence</w:t>
-      </w:r>
-      <w:r>
-        <w:rPr>
-          <w:b w:val="0"/>
-        </w:rPr>
-        <w:t xml:space="preserve"> that supports it.</w:t>
+        <w:pStyle w:val="ListBullet"/>
+      </w:pPr>
+      <w:r>
+        <w:t>Did regression MAE improve when the boundary changed? Point to the relevant step in the picture, then write the changed result and the rule or evidence that supports it.</w:t>
       </w:r>
     </w:p>
     <w:p>
@@ -1855,80 +1635,18 @@
     </w:p>
     <w:p>
       <w:pPr>
-        <w:pStyle w:val="Heading3"/>
-      </w:pPr>
-      <w:r>
-        <w:t>Record the help used</w:t>
-      </w:r>
-    </w:p>
-    <w:p>
-      <w:pPr>
-        <w:spacing w:line="336" w:lineRule="auto" w:after="180"/>
-        <w:shd w:fill="F1F6F8"/>
-      </w:pPr>
-      <w:r>
-        <w:rPr>
-          <w:b w:val="0"/>
-        </w:rPr>
-        <w:t xml:space="preserve">Support used: alone / hint / worked example. This record is practice </w:t>
-      </w:r>
-      <w:r>
-        <w:rPr>
-          <w:b/>
-        </w:rPr>
-        <w:t>evidence</w:t>
-      </w:r>
-      <w:r>
-        <w:rPr>
-          <w:b w:val="0"/>
-        </w:rPr>
-        <w:t>.</w:t>
-      </w:r>
-    </w:p>
-    <w:p>
-      <w:pPr>
-        <w:spacing w:line="336" w:lineRule="auto" w:after="180"/>
-      </w:pPr>
-      <w:r>
-        <w:rPr>
-          <w:b w:val="0"/>
-        </w:rPr>
-        <w:t xml:space="preserve">Project connection: For your Responsible Plant </w:t>
-      </w:r>
-      <w:r>
-        <w:rPr>
-          <w:b/>
-        </w:rPr>
-        <w:t>Class</w:t>
-      </w:r>
-      <w:r>
-        <w:rPr>
-          <w:b w:val="0"/>
-        </w:rPr>
-        <w:t xml:space="preserve">ifier, save the </w:t>
-      </w:r>
-      <w:r>
-        <w:rPr>
-          <w:b/>
-        </w:rPr>
-        <w:t>input</w:t>
-      </w:r>
-      <w:r>
-        <w:rPr>
-          <w:b w:val="0"/>
-        </w:rPr>
-        <w:t>, procedure, observed result and limitation of this check.</w:t>
-      </w:r>
-    </w:p>
-    <w:p>
-      <w:pPr>
-        <w:spacing w:line="336" w:lineRule="auto" w:after="180"/>
-      </w:pPr>
-      <w:r>
-        <w:rPr>
-          <w:b w:val="0"/>
-        </w:rPr>
-        <w:t>Label this worked example as practice; use a different, previously unreviewed case when checking independent understanding.</w:t>
+        <w:pStyle w:val="ListBullet"/>
+      </w:pPr>
+      <w:r>
+        <w:t>Support used: alone / hint / worked example. This record is practice evidence.</w:t>
+      </w:r>
+    </w:p>
+    <w:p>
+      <w:pPr>
+        <w:pStyle w:val="ListBullet"/>
+      </w:pPr>
+      <w:r>
+        <w:t>Project connection: For your Responsible Plant Classifier, save the input, procedure, observed result and limitation of this check. Label this worked example as practice; use a different, previously unreviewed case when checking independent understanding.</w:t>
       </w:r>
     </w:p>
     <w:p>
@@ -1936,104 +1654,44 @@
         <w:pStyle w:val="Heading1"/>
       </w:pPr>
       <w:r>
-        <w:t>19. Project portfolio milestone</w:t>
-      </w:r>
-    </w:p>
-    <w:p>
-      <w:r>
-        <w:t>Keep this week’s input, deciding step, result and limit together in the Responsible Plant Classifier record.</w:t>
-      </w:r>
-    </w:p>
-    <w:p>
-      <w:pPr>
-        <w:spacing w:line="336" w:lineRule="auto" w:after="180"/>
-      </w:pPr>
-      <w:r>
-        <w:rPr>
-          <w:b w:val="0"/>
-        </w:rPr>
-        <w:t xml:space="preserve">Project: Responsible Plant </w:t>
-      </w:r>
-      <w:r>
-        <w:rPr>
-          <w:b/>
-        </w:rPr>
-        <w:t>Class</w:t>
-      </w:r>
-      <w:r>
-        <w:rPr>
-          <w:b w:val="0"/>
-        </w:rPr>
-        <w:t>ifier</w:t>
-      </w:r>
-    </w:p>
-    <w:p>
-      <w:pPr>
-        <w:spacing w:line="336" w:lineRule="auto" w:after="180"/>
-      </w:pPr>
-      <w:r>
-        <w:rPr>
-          <w:b w:val="0"/>
-        </w:rPr>
-        <w:t xml:space="preserve">Current milestone: Frame the need. Name the user, the problem, allowed </w:t>
-      </w:r>
-      <w:r>
-        <w:rPr>
-          <w:b/>
-        </w:rPr>
-        <w:t>input</w:t>
-      </w:r>
-      <w:r>
-        <w:rPr>
-          <w:b w:val="0"/>
-        </w:rPr>
-        <w:t>s and a safe simple starting method.</w:t>
-      </w:r>
-    </w:p>
-    <w:p>
-      <w:pPr>
-        <w:spacing w:line="336" w:lineRule="auto" w:after="180"/>
-      </w:pPr>
-      <w:r>
-        <w:rPr>
-          <w:b w:val="0"/>
-        </w:rPr>
-        <w:t xml:space="preserve">For your Responsible Plant </w:t>
-      </w:r>
-      <w:r>
-        <w:rPr>
-          <w:b/>
-        </w:rPr>
-        <w:t>Class</w:t>
-      </w:r>
-      <w:r>
-        <w:rPr>
-          <w:b w:val="0"/>
-        </w:rPr>
-        <w:t xml:space="preserve">ifier, save the </w:t>
-      </w:r>
-      <w:r>
-        <w:rPr>
-          <w:b/>
-        </w:rPr>
-        <w:t>input</w:t>
-      </w:r>
-      <w:r>
-        <w:rPr>
-          <w:b w:val="0"/>
-        </w:rPr>
-        <w:t>, procedure, observed result and limitation of this check.</w:t>
-      </w:r>
-    </w:p>
-    <w:p>
-      <w:pPr>
-        <w:spacing w:line="336" w:lineRule="auto" w:after="180"/>
-      </w:pPr>
-      <w:r>
-        <w:rPr>
-          <w:b w:val="0"/>
-        </w:rPr>
-        <w:t>Label this worked example as practice; use a different, previously unreviewed case when checking independent understanding.</w:t>
+        <w:t>19. Reference · Project portfolio milestone</w:t>
+      </w:r>
+    </w:p>
+    <w:p>
+      <w:r>
+        <w:t>Keep this task’s complete inputs, stated rule and support record together.</w:t>
+      </w:r>
+    </w:p>
+    <w:p>
+      <w:pPr>
+        <w:pStyle w:val="Heading2"/>
+      </w:pPr>
+      <w:r>
+        <w:t>Task and evidence record</w:t>
+      </w:r>
+    </w:p>
+    <w:p>
+      <w:pPr>
+        <w:pStyle w:val="ListBullet"/>
+      </w:pPr>
+      <w:r>
+        <w:t>Project: Responsible Plant Classifier</w:t>
+      </w:r>
+    </w:p>
+    <w:p>
+      <w:pPr>
+        <w:pStyle w:val="ListBullet"/>
+      </w:pPr>
+      <w:r>
+        <w:t>Current milestone: Frame the need. Name the user, the problem, allowed inputs and a safe simple starting method.</w:t>
+      </w:r>
+    </w:p>
+    <w:p>
+      <w:pPr>
+        <w:pStyle w:val="ListBullet"/>
+      </w:pPr>
+      <w:r>
+        <w:t>For your Responsible Plant Classifier, save the input, procedure, observed result and limitation of this check. Label this worked example as practice; use a different, previously unreviewed case when checking independent understanding.</w:t>
       </w:r>
     </w:p>
     <w:tbl>
@@ -2190,12 +1848,494 @@
         <w:pStyle w:val="Heading1"/>
       </w:pPr>
       <w:r>
-        <w:t>20. Supported practice and learning evidence</w:t>
-      </w:r>
-    </w:p>
-    <w:p>
-      <w:r>
-        <w:t>Try the supported questions before comparing with hints and feedback. Record what you repaired and the evidence you retained.</w:t>
+        <w:t>20. Extra practice · Predict, check and repair</w:t>
+      </w:r>
+    </w:p>
+    <w:p>
+      <w:r>
+        <w:t>Keep supported feedback separate from the reserved independent case.</w:t>
+      </w:r>
+    </w:p>
+    <w:p>
+      <w:pPr>
+        <w:pStyle w:val="Heading2"/>
+      </w:pPr>
+      <w:r>
+        <w:t>First supported question and hint</w:t>
+      </w:r>
+    </w:p>
+    <w:p>
+      <w:pPr>
+        <w:pStyle w:val="ListBullet"/>
+      </w:pPr>
+      <w:r>
+        <w:t>Distinguish predicting growth height from predicting a growth category.</w:t>
+      </w:r>
+    </w:p>
+    <w:p>
+      <w:pPr>
+        <w:pStyle w:val="Heading3"/>
+      </w:pPr>
+      <w:r>
+        <w:t>Practice 1: explain the deciding evidence</w:t>
+      </w:r>
+    </w:p>
+    <w:p>
+      <w:pPr>
+        <w:pStyle w:val="ListBullet"/>
+      </w:pPr>
+      <w:r>
+        <w:t>Which labelled step matches this detail? Estimated classes are short, short, tall: 2/3 correct.</w:t>
+      </w:r>
+    </w:p>
+    <w:p>
+      <w:pPr>
+        <w:pStyle w:val="ListBullet"/>
+      </w:pPr>
+      <w:r>
+        <w:t>1. Actual categories</w:t>
+      </w:r>
+    </w:p>
+    <w:p>
+      <w:pPr>
+        <w:pStyle w:val="ListBullet"/>
+      </w:pPr>
+      <w:r>
+        <w:t>2. Regression errors</w:t>
+      </w:r>
+    </w:p>
+    <w:p>
+      <w:pPr>
+        <w:pStyle w:val="ListBullet"/>
+      </w:pPr>
+      <w:r>
+        <w:t>3. Predicted categories</w:t>
+      </w:r>
+    </w:p>
+    <w:p>
+      <w:pPr>
+        <w:pStyle w:val="Heading3"/>
+      </w:pPr>
+      <w:r>
+        <w:t>My selected conclusion, deciding fact and explanation</w:t>
+      </w:r>
+    </w:p>
+    <w:p>
+      <w:r>
+        <w:t>________________________________________________________________</w:t>
+      </w:r>
+    </w:p>
+    <w:p>
+      <w:r>
+        <w:t>________________________________________________________________</w:t>
+      </w:r>
+    </w:p>
+    <w:p>
+      <w:r>
+        <w:t>________________________________________________________________</w:t>
+      </w:r>
+    </w:p>
+    <w:p>
+      <w:r>
+        <w:t>________________________________________________________________</w:t>
+      </w:r>
+    </w:p>
+    <w:p>
+      <w:r>
+        <w:t>________________________________________________________________</w:t>
+      </w:r>
+    </w:p>
+    <w:p>
+      <w:pPr>
+        <w:pStyle w:val="ListBullet"/>
+      </w:pPr>
+      <w:r>
+        <w:t>Hint if needed: Read the steps in the pictorial case. Match the supplied detail to the stage that performs or records it.</w:t>
+      </w:r>
+    </w:p>
+    <w:p>
+      <w:pPr>
+        <w:pStyle w:val="Heading2"/>
+      </w:pPr>
+      <w:r>
+        <w:t>Check the first explanation · reference / check after trying</w:t>
+      </w:r>
+    </w:p>
+    <w:p>
+      <w:pPr>
+        <w:spacing w:line="336" w:lineRule="auto" w:after="180"/>
+      </w:pPr>
+      <w:r>
+        <w:rPr>
+          <w:b w:val="0"/>
+        </w:rPr>
+        <w:t xml:space="preserve">After your attempt, compare with the supported explanation: Predicted categories Estimated </w:t>
+      </w:r>
+      <w:r>
+        <w:rPr>
+          <w:b/>
+        </w:rPr>
+        <w:t>class</w:t>
+      </w:r>
+      <w:r>
+        <w:rPr>
+          <w:b w:val="0"/>
+        </w:rPr>
+        <w:t xml:space="preserve">es are short, short, tall: 2/3 correct. Read the picture in order. Estimated </w:t>
+      </w:r>
+      <w:r>
+        <w:rPr>
+          <w:b/>
+        </w:rPr>
+        <w:t>class</w:t>
+      </w:r>
+      <w:r>
+        <w:rPr>
+          <w:b w:val="0"/>
+        </w:rPr>
+        <w:t>es are short, short, tall: 2/3 correct.</w:t>
+      </w:r>
+    </w:p>
+    <w:p>
+      <w:pPr>
+        <w:spacing w:line="336" w:lineRule="auto" w:after="180"/>
+      </w:pPr>
+      <w:r>
+        <w:rPr>
+          <w:b w:val="0"/>
+        </w:rPr>
+        <w:t xml:space="preserve">The arrows show which recorded </w:t>
+      </w:r>
+      <w:r>
+        <w:rPr>
+          <w:b/>
+        </w:rPr>
+        <w:t>input</w:t>
+      </w:r>
+      <w:r>
+        <w:rPr>
+          <w:b w:val="0"/>
+        </w:rPr>
+        <w:t xml:space="preserve"> or intermediate result each decision uses. Explain the deciding step aloud before checking the changed case; pointing to the final answer alone does not show how it follows.</w:t>
+      </w:r>
+    </w:p>
+    <w:p>
+      <w:pPr>
+        <w:pStyle w:val="Heading2"/>
+      </w:pPr>
+      <w:r>
+        <w:t>Changed-case question and hint</w:t>
+      </w:r>
+    </w:p>
+    <w:p>
+      <w:pPr>
+        <w:pStyle w:val="Heading3"/>
+      </w:pPr>
+      <w:r>
+        <w:t>Practice 2: explain the deciding evidence</w:t>
+      </w:r>
+    </w:p>
+    <w:p>
+      <w:pPr>
+        <w:pStyle w:val="ListBullet"/>
+      </w:pPr>
+      <w:r>
+        <w:t>Changed-case practice: Change the category boundary to strictly greater than 7 cm. Which conclusion is supported by the supplied facts?</w:t>
+      </w:r>
+    </w:p>
+    <w:p>
+      <w:pPr>
+        <w:pStyle w:val="ListBullet"/>
+      </w:pPr>
+      <w:r>
+        <w:t>1. This one example guarantees correct results for every future input.</w:t>
+      </w:r>
+    </w:p>
+    <w:p>
+      <w:pPr>
+        <w:pStyle w:val="ListBullet"/>
+      </w:pPr>
+      <w:r>
+        <w:t>2. We can decide the result without examining the changed input or the procedure.</w:t>
+      </w:r>
+    </w:p>
+    <w:p>
+      <w:pPr>
+        <w:pStyle w:val="ListBullet"/>
+      </w:pPr>
+      <w:r>
+        <w:t>3. Actual and estimated categories both become short, short, tall: 3/3 correct.</w:t>
+      </w:r>
+    </w:p>
+    <w:p>
+      <w:pPr>
+        <w:pStyle w:val="Heading3"/>
+      </w:pPr>
+      <w:r>
+        <w:t>My selected conclusion, deciding fact and explanation</w:t>
+      </w:r>
+    </w:p>
+    <w:p>
+      <w:r>
+        <w:t>________________________________________________________________</w:t>
+      </w:r>
+    </w:p>
+    <w:p>
+      <w:r>
+        <w:t>________________________________________________________________</w:t>
+      </w:r>
+    </w:p>
+    <w:p>
+      <w:r>
+        <w:t>________________________________________________________________</w:t>
+      </w:r>
+    </w:p>
+    <w:p>
+      <w:r>
+        <w:t>________________________________________________________________</w:t>
+      </w:r>
+    </w:p>
+    <w:p>
+      <w:r>
+        <w:t>________________________________________________________________</w:t>
+      </w:r>
+    </w:p>
+    <w:p>
+      <w:pPr>
+        <w:pStyle w:val="ListBullet"/>
+      </w:pPr>
+      <w:r>
+        <w:t>Hint if needed: Use the changed condition and the deciding step in the pictorial trace. The answer must say what follows from those facts.</w:t>
+      </w:r>
+    </w:p>
+    <w:p>
+      <w:pPr>
+        <w:pStyle w:val="Heading2"/>
+      </w:pPr>
+      <w:r>
+        <w:t>Check the changed explanation · reference / check after trying</w:t>
+      </w:r>
+    </w:p>
+    <w:p>
+      <w:pPr>
+        <w:spacing w:line="336" w:lineRule="auto" w:after="180"/>
+      </w:pPr>
+      <w:r>
+        <w:rPr>
+          <w:b w:val="0"/>
+        </w:rPr>
+        <w:t>After your attempt, compare with the supported explanation: Actual and estimated categories both become short, short, tall: 3/3 correct. The numerical estimates did not improve; the decision definition changed.</w:t>
+      </w:r>
+    </w:p>
+    <w:p>
+      <w:pPr>
+        <w:pStyle w:val="Heading2"/>
+      </w:pPr>
+      <w:r>
+        <w:t>Repair and keep the record</w:t>
+      </w:r>
+    </w:p>
+    <w:p>
+      <w:pPr>
+        <w:spacing w:line="336" w:lineRule="auto" w:after="180"/>
+      </w:pPr>
+      <w:r>
+        <w:rPr>
+          <w:b w:val="0"/>
+        </w:rPr>
+        <w:t xml:space="preserve">Review Features, Labels, Targets (ai-4/2). Goal: Separate </w:t>
+      </w:r>
+      <w:r>
+        <w:rPr>
+          <w:b/>
+        </w:rPr>
+        <w:t>prediction</w:t>
+      </w:r>
+      <w:r>
+        <w:rPr>
+          <w:b w:val="0"/>
+        </w:rPr>
+        <w:t xml:space="preserve"> </w:t>
+      </w:r>
+      <w:r>
+        <w:rPr>
+          <w:b/>
+        </w:rPr>
+        <w:t>input</w:t>
+      </w:r>
+      <w:r>
+        <w:rPr>
+          <w:b w:val="0"/>
+        </w:rPr>
+        <w:t xml:space="preserve">s from observed targets. Short practice: Why can a historical table contain a field that is an invalid </w:t>
+      </w:r>
+      <w:r>
+        <w:rPr>
+          <w:b/>
+        </w:rPr>
+        <w:t>input</w:t>
+      </w:r>
+      <w:r>
+        <w:rPr>
+          <w:b w:val="0"/>
+        </w:rPr>
+        <w:t>?</w:t>
+      </w:r>
+    </w:p>
+    <w:p>
+      <w:pPr>
+        <w:spacing w:line="336" w:lineRule="auto" w:after="180"/>
+      </w:pPr>
+      <w:r>
+        <w:rPr>
+          <w:b w:val="0"/>
+        </w:rPr>
+        <w:t xml:space="preserve">Point to the relevant step in the picture, then write the changed result and the rule or </w:t>
+      </w:r>
+      <w:r>
+        <w:rPr>
+          <w:b/>
+        </w:rPr>
+        <w:t>evidence</w:t>
+      </w:r>
+      <w:r>
+        <w:rPr>
+          <w:b w:val="0"/>
+        </w:rPr>
+        <w:t xml:space="preserve"> that supports it.. Return to this week and explain what you changed.</w:t>
+      </w:r>
+    </w:p>
+    <w:p>
+      <w:pPr>
+        <w:spacing w:line="336" w:lineRule="auto" w:after="180"/>
+      </w:pPr>
+      <w:r>
+        <w:rPr>
+          <w:b w:val="0"/>
+        </w:rPr>
+        <w:t xml:space="preserve">The browser lab lets you edit the supported Python examples already included in this lesson. Predict first, run, inspect the actual </w:t>
+      </w:r>
+      <w:r>
+        <w:rPr>
+          <w:b/>
+        </w:rPr>
+        <w:t>output</w:t>
+      </w:r>
+      <w:r>
+        <w:rPr>
+          <w:b w:val="0"/>
+        </w:rPr>
+        <w:t xml:space="preserve"> or error, change one </w:t>
+      </w:r>
+      <w:r>
+        <w:rPr>
+          <w:b/>
+        </w:rPr>
+        <w:t>input</w:t>
+      </w:r>
+      <w:r>
+        <w:rPr>
+          <w:b w:val="0"/>
+        </w:rPr>
+        <w:t>, then run again.</w:t>
+      </w:r>
+    </w:p>
+    <w:p>
+      <w:pPr>
+        <w:spacing w:line="336" w:lineRule="auto" w:after="180"/>
+      </w:pPr>
+      <w:r>
+        <w:rPr>
+          <w:b w:val="0"/>
+        </w:rPr>
+        <w:t xml:space="preserve">Keep code, </w:t>
+      </w:r>
+      <w:r>
+        <w:rPr>
+          <w:b/>
+        </w:rPr>
+        <w:t>prediction</w:t>
+      </w:r>
+      <w:r>
+        <w:rPr>
+          <w:b w:val="0"/>
+        </w:rPr>
+        <w:t>s, actual results and a reasoned revision together. On paper, label your result as a trace rather than an execution.</w:t>
+      </w:r>
+    </w:p>
+    <w:p>
+      <w:pPr>
+        <w:spacing w:line="336" w:lineRule="auto" w:after="180"/>
+      </w:pPr>
+      <w:r>
+        <w:rPr>
+          <w:b w:val="0"/>
+        </w:rPr>
+        <w:t xml:space="preserve">Use Download completed work in the hosted lesson to export your answers, reflections, practice feedback and code-run </w:t>
+      </w:r>
+      <w:r>
+        <w:rPr>
+          <w:b/>
+        </w:rPr>
+        <w:t>evidence</w:t>
+      </w:r>
+      <w:r>
+        <w:rPr>
+          <w:b w:val="0"/>
+        </w:rPr>
+        <w:t>. Open the HTML copy to read or print it.</w:t>
+      </w:r>
+    </w:p>
+    <w:p>
+      <w:pPr>
+        <w:spacing w:line="336" w:lineRule="auto" w:after="180"/>
+      </w:pPr>
+      <w:r>
+        <w:rPr>
+          <w:b w:val="0"/>
+        </w:rPr>
+        <w:t>Drafts stay in this browser when storage is available; clear drafts on a shared device.</w:t>
+      </w:r>
+    </w:p>
+    <w:p>
+      <w:pPr>
+        <w:pStyle w:val="Heading3"/>
+      </w:pPr>
+      <w:r>
+        <w:t>What I repaired, the evidence I kept and the next test</w:t>
+      </w:r>
+    </w:p>
+    <w:p>
+      <w:r>
+        <w:t>________________________________________________________________</w:t>
+      </w:r>
+    </w:p>
+    <w:p>
+      <w:r>
+        <w:t>________________________________________________________________</w:t>
+      </w:r>
+    </w:p>
+    <w:p>
+      <w:r>
+        <w:t>________________________________________________________________</w:t>
+      </w:r>
+    </w:p>
+    <w:p>
+      <w:r>
+        <w:t>________________________________________________________________</w:t>
+      </w:r>
+    </w:p>
+    <w:p>
+      <w:r>
+        <w:t>________________________________________________________________</w:t>
+      </w:r>
+    </w:p>
+    <w:p>
+      <w:pPr>
+        <w:pStyle w:val="Heading2"/>
+      </w:pPr>
+      <w:r>
+        <w:t>Earlier wording, alternatives and picture transcripts · reference / check after trying</w:t>
       </w:r>
     </w:p>
     <w:p>
@@ -2211,92 +2351,10 @@
     </w:p>
     <w:p>
       <w:pPr>
-        <w:spacing w:line="336" w:lineRule="auto" w:after="180"/>
-      </w:pPr>
-      <w:r>
-        <w:rPr>
-          <w:b w:val="0"/>
-        </w:rPr>
-        <w:t>Distinguish predicting growth height from predicting a growth category.</w:t>
-      </w:r>
-    </w:p>
-    <w:p>
-      <w:pPr>
         <w:pStyle w:val="Heading3"/>
       </w:pPr>
       <w:r>
-        <w:t>Practice 1: explain the deciding evidence</w:t>
-      </w:r>
-    </w:p>
-    <w:p>
-      <w:pPr>
-        <w:spacing w:line="336" w:lineRule="auto" w:after="180"/>
-      </w:pPr>
-      <w:r>
-        <w:rPr>
-          <w:b w:val="0"/>
-        </w:rPr>
-        <w:t xml:space="preserve">Which labelled step matches this detail? Estimated </w:t>
-      </w:r>
-      <w:r>
-        <w:rPr>
-          <w:b/>
-        </w:rPr>
-        <w:t>class</w:t>
-      </w:r>
-      <w:r>
-        <w:rPr>
-          <w:b w:val="0"/>
-        </w:rPr>
-        <w:t>es are short, short, tall: 2/3 correct.</w:t>
-      </w:r>
-    </w:p>
-    <w:p>
-      <w:pPr>
-        <w:spacing w:line="336" w:lineRule="auto" w:after="180"/>
-        <w:shd w:fill="F4F9FC"/>
-      </w:pPr>
-      <w:r>
-        <w:rPr>
-          <w:b w:val="0"/>
-        </w:rPr>
-        <w:t>1. Actual categories</w:t>
-      </w:r>
-    </w:p>
-    <w:p>
-      <w:pPr>
-        <w:spacing w:line="336" w:lineRule="auto" w:after="180"/>
-        <w:shd w:fill="F4F9FC"/>
-      </w:pPr>
-      <w:r>
-        <w:rPr>
-          <w:b w:val="0"/>
-        </w:rPr>
-        <w:t xml:space="preserve">2. </w:t>
-      </w:r>
-      <w:r>
-        <w:rPr>
-          <w:b/>
-        </w:rPr>
-        <w:t>Regression</w:t>
-      </w:r>
-      <w:r>
-        <w:rPr>
-          <w:b w:val="0"/>
-        </w:rPr>
-        <w:t xml:space="preserve"> errors</w:t>
-      </w:r>
-    </w:p>
-    <w:p>
-      <w:pPr>
-        <w:spacing w:line="336" w:lineRule="auto" w:after="180"/>
-        <w:shd w:fill="F4F9FC"/>
-      </w:pPr>
-      <w:r>
-        <w:rPr>
-          <w:b w:val="0"/>
-        </w:rPr>
-        <w:t>3. Predicted categories</w:t>
+        <w:t>Repair a missing building block</w:t>
       </w:r>
     </w:p>
     <w:p>
@@ -2304,32 +2362,7 @@
         <w:pStyle w:val="Heading3"/>
       </w:pPr>
       <w:r>
-        <w:t>My selected conclusion, deciding fact and explanation</w:t>
-      </w:r>
-    </w:p>
-    <w:p>
-      <w:r>
-        <w:t>________________________________________________________________</w:t>
-      </w:r>
-    </w:p>
-    <w:p>
-      <w:r>
-        <w:t>________________________________________________________________</w:t>
-      </w:r>
-    </w:p>
-    <w:p>
-      <w:r>
-        <w:t>________________________________________________________________</w:t>
-      </w:r>
-    </w:p>
-    <w:p>
-      <w:r>
-        <w:t>________________________________________________________________</w:t>
-      </w:r>
-    </w:p>
-    <w:p>
-      <w:r>
-        <w:t>________________________________________________________________</w:t>
+        <w:t>Predict, run and debug</w:t>
       </w:r>
     </w:p>
     <w:p>
@@ -2337,485 +2370,25 @@
         <w:pStyle w:val="Heading3"/>
       </w:pPr>
       <w:r>
-        <w:t>Hint · try first</w:t>
-      </w:r>
-    </w:p>
-    <w:p>
-      <w:pPr>
-        <w:spacing w:line="336" w:lineRule="auto" w:after="180"/>
-        <w:shd w:fill="F1F6F8"/>
-      </w:pPr>
-      <w:r>
-        <w:rPr>
-          <w:b w:val="0"/>
-        </w:rPr>
-        <w:t>Hint if needed: Read the steps in the pictorial case. Match the supplied detail to the stage that performs or records it.</w:t>
-      </w:r>
-    </w:p>
-    <w:p>
-      <w:pPr>
-        <w:pStyle w:val="Heading3"/>
-      </w:pPr>
-      <w:r>
-        <w:t>Feedback · compare after trying</w:t>
-      </w:r>
-    </w:p>
-    <w:p>
-      <w:pPr>
-        <w:spacing w:line="336" w:lineRule="auto" w:after="180"/>
-        <w:shd w:fill="F1F6FC"/>
-      </w:pPr>
-      <w:r>
-        <w:rPr>
-          <w:b w:val="0"/>
-        </w:rPr>
-        <w:t xml:space="preserve">After your attempt, compare with the supported explanation: Predicted categories Estimated </w:t>
-      </w:r>
-      <w:r>
-        <w:rPr>
-          <w:b/>
-        </w:rPr>
-        <w:t>class</w:t>
-      </w:r>
-      <w:r>
-        <w:rPr>
-          <w:b w:val="0"/>
-        </w:rPr>
-        <w:t xml:space="preserve">es are short, short, tall: 2/3 correct. Read the picture in order. Estimated </w:t>
-      </w:r>
-      <w:r>
-        <w:rPr>
-          <w:b/>
-        </w:rPr>
-        <w:t>class</w:t>
-      </w:r>
-      <w:r>
-        <w:rPr>
-          <w:b w:val="0"/>
-        </w:rPr>
-        <w:t>es are short, short, tall: 2/3 correct.</w:t>
-      </w:r>
-    </w:p>
-    <w:p>
-      <w:pPr>
-        <w:spacing w:line="336" w:lineRule="auto" w:after="180"/>
-        <w:shd w:fill="F1F6FC"/>
-      </w:pPr>
-      <w:r>
-        <w:rPr>
-          <w:b w:val="0"/>
-        </w:rPr>
-        <w:t xml:space="preserve">The arrows show which recorded </w:t>
-      </w:r>
-      <w:r>
-        <w:rPr>
-          <w:b/>
-        </w:rPr>
-        <w:t>input</w:t>
-      </w:r>
-      <w:r>
-        <w:rPr>
-          <w:b w:val="0"/>
-        </w:rPr>
-        <w:t xml:space="preserve"> or intermediate result each decision uses. Explain the deciding step aloud before checking the changed case; pointing to the final answer alone does not show how it follows.</w:t>
-      </w:r>
-    </w:p>
-    <w:p>
-      <w:pPr>
-        <w:pStyle w:val="Heading3"/>
-      </w:pPr>
-      <w:r>
-        <w:t>Practice 2: explain the deciding evidence</w:t>
-      </w:r>
-    </w:p>
-    <w:p>
-      <w:pPr>
-        <w:pStyle w:val="Heading3"/>
-      </w:pPr>
-      <w:r>
-        <w:t>Changed case · predict first</w:t>
-      </w:r>
-    </w:p>
-    <w:p>
-      <w:pPr>
-        <w:spacing w:line="336" w:lineRule="auto" w:after="180"/>
-        <w:shd w:fill="F5F1FB"/>
-      </w:pPr>
-      <w:r>
-        <w:rPr>
-          <w:b w:val="0"/>
-        </w:rPr>
-        <w:t>Changed-case practice: Change the category boundary to strictly greater than 7 cm. Which conclusion is supported by the supplied facts?</w:t>
-      </w:r>
-    </w:p>
-    <w:p>
-      <w:pPr>
-        <w:spacing w:line="336" w:lineRule="auto" w:after="180"/>
-        <w:shd w:fill="F4F9FC"/>
-      </w:pPr>
-      <w:r>
-        <w:rPr>
-          <w:b w:val="0"/>
-        </w:rPr>
-        <w:t xml:space="preserve">1. This one example guarantees correct results for every future </w:t>
-      </w:r>
-      <w:r>
-        <w:rPr>
-          <w:b/>
-        </w:rPr>
-        <w:t>input</w:t>
-      </w:r>
-      <w:r>
-        <w:rPr>
-          <w:b w:val="0"/>
-        </w:rPr>
-        <w:t>.</w:t>
-      </w:r>
-    </w:p>
-    <w:p>
-      <w:pPr>
-        <w:spacing w:line="336" w:lineRule="auto" w:after="180"/>
-        <w:shd w:fill="F4F9FC"/>
-      </w:pPr>
-      <w:r>
-        <w:rPr>
-          <w:b w:val="0"/>
-        </w:rPr>
-        <w:t xml:space="preserve">2. We can decide the result without examining the changed </w:t>
-      </w:r>
-      <w:r>
-        <w:rPr>
-          <w:b/>
-        </w:rPr>
-        <w:t>input</w:t>
-      </w:r>
-      <w:r>
-        <w:rPr>
-          <w:b w:val="0"/>
-        </w:rPr>
-        <w:t xml:space="preserve"> or the procedure.</w:t>
-      </w:r>
-    </w:p>
-    <w:p>
-      <w:pPr>
-        <w:spacing w:line="336" w:lineRule="auto" w:after="180"/>
-        <w:shd w:fill="F4F9FC"/>
-      </w:pPr>
-      <w:r>
-        <w:rPr>
-          <w:b w:val="0"/>
-        </w:rPr>
-        <w:t>3. Actual and estimated categories both become short, short, tall: 3/3 correct.</w:t>
-      </w:r>
-    </w:p>
-    <w:p>
-      <w:pPr>
-        <w:pStyle w:val="Heading3"/>
-      </w:pPr>
-      <w:r>
-        <w:t>My selected conclusion, deciding fact and explanation</w:t>
-      </w:r>
-    </w:p>
-    <w:p>
-      <w:r>
-        <w:t>________________________________________________________________</w:t>
-      </w:r>
-    </w:p>
-    <w:p>
-      <w:r>
-        <w:t>________________________________________________________________</w:t>
-      </w:r>
-    </w:p>
-    <w:p>
-      <w:r>
-        <w:t>________________________________________________________________</w:t>
-      </w:r>
-    </w:p>
-    <w:p>
-      <w:r>
-        <w:t>________________________________________________________________</w:t>
-      </w:r>
-    </w:p>
-    <w:p>
-      <w:r>
-        <w:t>________________________________________________________________</w:t>
-      </w:r>
-    </w:p>
-    <w:p>
-      <w:pPr>
-        <w:pStyle w:val="Heading3"/>
-      </w:pPr>
-      <w:r>
-        <w:t>Hint · try first</w:t>
-      </w:r>
-    </w:p>
-    <w:p>
-      <w:pPr>
-        <w:spacing w:line="336" w:lineRule="auto" w:after="180"/>
-        <w:shd w:fill="F1F6F8"/>
-      </w:pPr>
-      <w:r>
-        <w:rPr>
-          <w:b w:val="0"/>
-        </w:rPr>
-        <w:t>Hint if needed: Use the changed condition and the deciding step in the pictorial trace. The answer must say what follows from those facts.</w:t>
-      </w:r>
-    </w:p>
-    <w:p>
-      <w:pPr>
-        <w:pStyle w:val="Heading3"/>
-      </w:pPr>
-      <w:r>
-        <w:t>Feedback · compare after trying</w:t>
-      </w:r>
-    </w:p>
-    <w:p>
-      <w:pPr>
-        <w:spacing w:line="336" w:lineRule="auto" w:after="180"/>
-        <w:shd w:fill="F1F6FC"/>
-      </w:pPr>
-      <w:r>
-        <w:rPr>
-          <w:b w:val="0"/>
-        </w:rPr>
-        <w:t>After your attempt, compare with the supported explanation: Actual and estimated categories both become short, short, tall: 3/3 correct. The numerical estimates did not improve; the decision definition changed.</w:t>
-      </w:r>
-    </w:p>
-    <w:p>
-      <w:pPr>
-        <w:pStyle w:val="Heading3"/>
-      </w:pPr>
-      <w:r>
-        <w:t>Repair a missing building block</w:t>
-      </w:r>
-    </w:p>
-    <w:p>
-      <w:pPr>
-        <w:spacing w:line="336" w:lineRule="auto" w:after="180"/>
-      </w:pPr>
-      <w:r>
-        <w:rPr>
-          <w:b w:val="0"/>
-        </w:rPr>
-        <w:t xml:space="preserve">Review Features, Labels, Targets (ai-4/2). Goal: Separate </w:t>
-      </w:r>
-      <w:r>
-        <w:rPr>
-          <w:b/>
-        </w:rPr>
-        <w:t>prediction</w:t>
-      </w:r>
-      <w:r>
-        <w:rPr>
-          <w:b w:val="0"/>
-        </w:rPr>
-        <w:t xml:space="preserve"> </w:t>
-      </w:r>
-      <w:r>
-        <w:rPr>
-          <w:b/>
-        </w:rPr>
-        <w:t>input</w:t>
-      </w:r>
-      <w:r>
-        <w:rPr>
-          <w:b w:val="0"/>
-        </w:rPr>
-        <w:t xml:space="preserve">s from observed targets. Short practice: Why can a historical table contain a field that is an invalid </w:t>
-      </w:r>
-      <w:r>
-        <w:rPr>
-          <w:b/>
-        </w:rPr>
-        <w:t>input</w:t>
-      </w:r>
-      <w:r>
-        <w:rPr>
-          <w:b w:val="0"/>
-        </w:rPr>
-        <w:t>?</w:t>
-      </w:r>
-    </w:p>
-    <w:p>
-      <w:pPr>
-        <w:spacing w:line="336" w:lineRule="auto" w:after="180"/>
-      </w:pPr>
-      <w:r>
-        <w:rPr>
-          <w:b w:val="0"/>
-        </w:rPr>
-        <w:t xml:space="preserve">Point to the relevant step in the picture, then write the changed result and the rule or </w:t>
-      </w:r>
-      <w:r>
-        <w:rPr>
-          <w:b/>
-        </w:rPr>
-        <w:t>evidence</w:t>
-      </w:r>
-      <w:r>
-        <w:rPr>
-          <w:b w:val="0"/>
-        </w:rPr>
-        <w:t xml:space="preserve"> that supports it.. Return to this week and explain what you changed.</w:t>
-      </w:r>
-    </w:p>
-    <w:p>
-      <w:pPr>
-        <w:pStyle w:val="Heading3"/>
-      </w:pPr>
-      <w:r>
-        <w:t>Predict, run and debug</w:t>
-      </w:r>
-    </w:p>
-    <w:p>
-      <w:pPr>
-        <w:spacing w:line="336" w:lineRule="auto" w:after="180"/>
-      </w:pPr>
-      <w:r>
-        <w:rPr>
-          <w:b w:val="0"/>
-        </w:rPr>
-        <w:t xml:space="preserve">The browser lab lets you edit the supported Python examples already included in this lesson. Predict first, run, inspect the actual </w:t>
-      </w:r>
-      <w:r>
-        <w:rPr>
-          <w:b/>
-        </w:rPr>
-        <w:t>output</w:t>
-      </w:r>
-      <w:r>
-        <w:rPr>
-          <w:b w:val="0"/>
-        </w:rPr>
-        <w:t xml:space="preserve"> or error, change one </w:t>
-      </w:r>
-      <w:r>
-        <w:rPr>
-          <w:b/>
-        </w:rPr>
-        <w:t>input</w:t>
-      </w:r>
-      <w:r>
-        <w:rPr>
-          <w:b w:val="0"/>
-        </w:rPr>
-        <w:t>, then run again.</w:t>
-      </w:r>
-    </w:p>
-    <w:p>
-      <w:pPr>
-        <w:spacing w:line="336" w:lineRule="auto" w:after="180"/>
-      </w:pPr>
-      <w:r>
-        <w:rPr>
-          <w:b w:val="0"/>
-        </w:rPr>
-        <w:t xml:space="preserve">Keep code, </w:t>
-      </w:r>
-      <w:r>
-        <w:rPr>
-          <w:b/>
-        </w:rPr>
-        <w:t>prediction</w:t>
-      </w:r>
-      <w:r>
-        <w:rPr>
-          <w:b w:val="0"/>
-        </w:rPr>
-        <w:t>s, actual results and a reasoned revision together. On paper, label your result as a trace rather than an execution.</w:t>
-      </w:r>
-    </w:p>
-    <w:p>
-      <w:pPr>
-        <w:pStyle w:val="Heading3"/>
-      </w:pPr>
-      <w:r>
         <w:t>Keep your completed work</w:t>
       </w:r>
     </w:p>
     <w:p>
       <w:pPr>
-        <w:spacing w:line="336" w:lineRule="auto" w:after="180"/>
-      </w:pPr>
-      <w:r>
-        <w:rPr>
-          <w:b w:val="0"/>
-        </w:rPr>
-        <w:t xml:space="preserve">Use Download completed work in the hosted lesson to export your answers, reflections, practice feedback and code-run </w:t>
-      </w:r>
-      <w:r>
-        <w:rPr>
-          <w:b/>
-        </w:rPr>
-        <w:t>evidence</w:t>
-      </w:r>
-      <w:r>
-        <w:rPr>
-          <w:b w:val="0"/>
-        </w:rPr>
-        <w:t>. Open the HTML copy to read or print it.</w:t>
-      </w:r>
-    </w:p>
-    <w:p>
-      <w:pPr>
-        <w:spacing w:line="336" w:lineRule="auto" w:after="180"/>
-      </w:pPr>
-      <w:r>
-        <w:rPr>
-          <w:b w:val="0"/>
-        </w:rPr>
-        <w:t>Drafts stay in this browser when storage is available; clear drafts on a shared device.</w:t>
-      </w:r>
-    </w:p>
-    <w:p>
-      <w:pPr>
-        <w:pStyle w:val="Heading3"/>
-      </w:pPr>
-      <w:r>
-        <w:t>What I repaired, the evidence I kept and the next test</w:t>
-      </w:r>
-    </w:p>
-    <w:p>
-      <w:r>
-        <w:t>________________________________________________________________</w:t>
-      </w:r>
-    </w:p>
-    <w:p>
-      <w:r>
-        <w:t>________________________________________________________________</w:t>
-      </w:r>
-    </w:p>
-    <w:p>
-      <w:r>
-        <w:t>________________________________________________________________</w:t>
-      </w:r>
-    </w:p>
-    <w:p>
-      <w:r>
-        <w:t>________________________________________________________________</w:t>
-      </w:r>
-    </w:p>
-    <w:p>
-      <w:r>
-        <w:t>________________________________________________________________</w:t>
-      </w:r>
-    </w:p>
-    <w:p>
-      <w:pPr>
         <w:pStyle w:val="Heading1"/>
       </w:pPr>
       <w:r>
-        <w:t>21. Visual concept journey</w:t>
-      </w:r>
-    </w:p>
-    <w:p>
-      <w:r>
-        <w:t>Explain each Classification or Regression? picture from its labels, then record a relevant limit.</w:t>
-      </w:r>
-    </w:p>
-    <w:p>
-      <w:pPr>
-        <w:pStyle w:val="Heading3"/>
+        <w:t>21. Reference · Six-picture response sheets</w:t>
+      </w:r>
+    </w:p>
+    <w:p>
+      <w:r>
+        <w:t>Choose the relevant picture instead of repeating every task.</w:t>
+      </w:r>
+    </w:p>
+    <w:p>
+      <w:pPr>
+        <w:pStyle w:val="Heading2"/>
       </w:pPr>
       <w:r>
         <w:t>01. Classification or Regression?: the case</w:t>
@@ -2906,7 +2479,6 @@
     <w:p>
       <w:pPr>
         <w:spacing w:line="336" w:lineRule="auto" w:after="180"/>
-        <w:shd w:fill="F5F1FB"/>
       </w:pPr>
       <w:r>
         <w:rPr>
@@ -2945,7 +2517,7 @@
     </w:p>
     <w:p>
       <w:pPr>
-        <w:pStyle w:val="Heading3"/>
+        <w:pStyle w:val="Heading2"/>
       </w:pPr>
       <w:r>
         <w:t>02. Follow the deciding steps</w:t>
@@ -3055,7 +2627,6 @@
     <w:p>
       <w:pPr>
         <w:spacing w:line="336" w:lineRule="auto" w:after="180"/>
-        <w:shd w:fill="F5F1FB"/>
       </w:pPr>
       <w:r>
         <w:rPr>
@@ -3106,7 +2677,7 @@
     </w:p>
     <w:p>
       <w:pPr>
-        <w:pStyle w:val="Heading3"/>
+        <w:pStyle w:val="Heading2"/>
       </w:pPr>
       <w:r>
         <w:t>03. Actual and estimated heights (paired order)</w:t>
@@ -3162,7 +2733,6 @@
     <w:p>
       <w:pPr>
         <w:spacing w:line="336" w:lineRule="auto" w:after="180"/>
-        <w:shd w:fill="F5F1FB"/>
       </w:pPr>
       <w:r>
         <w:rPr>
@@ -3201,7 +2771,7 @@
     </w:p>
     <w:p>
       <w:pPr>
-        <w:pStyle w:val="Heading3"/>
+        <w:pStyle w:val="Heading2"/>
       </w:pPr>
       <w:r>
         <w:t>04. Change one thing. Trace what follows.</w:t>
@@ -3280,7 +2850,6 @@
     <w:p>
       <w:pPr>
         <w:spacing w:line="336" w:lineRule="auto" w:after="180"/>
-        <w:shd w:fill="F5F1FB"/>
       </w:pPr>
       <w:r>
         <w:rPr>
@@ -3319,7 +2888,7 @@
     </w:p>
     <w:p>
       <w:pPr>
-        <w:pStyle w:val="Heading3"/>
+        <w:pStyle w:val="Heading2"/>
       </w:pPr>
       <w:r>
         <w:t>05. Connect the explanation to its limit</w:t>
@@ -3433,7 +3002,6 @@
     <w:p>
       <w:pPr>
         <w:spacing w:line="336" w:lineRule="auto" w:after="180"/>
-        <w:shd w:fill="F5F1FB"/>
       </w:pPr>
       <w:r>
         <w:rPr>
@@ -3472,7 +3040,7 @@
     </w:p>
     <w:p>
       <w:pPr>
-        <w:pStyle w:val="Heading3"/>
+        <w:pStyle w:val="Heading2"/>
       </w:pPr>
       <w:r>
         <w:t>06. Make the idea visible in your project</w:t>
@@ -3610,7 +3178,6 @@
     <w:p>
       <w:pPr>
         <w:spacing w:line="336" w:lineRule="auto" w:after="180"/>
-        <w:shd w:fill="F5F1FB"/>
       </w:pPr>
       <w:r>
         <w:rPr>
@@ -3657,6 +3224,62 @@
     <w:p>
       <w:r>
         <w:t>________________________________________________________________</w:t>
+      </w:r>
+    </w:p>
+    <w:p>
+      <w:pPr>
+        <w:pStyle w:val="Heading2"/>
+      </w:pPr>
+      <w:r>
+        <w:t>Earlier wording, alternatives and picture transcripts · reference / check after trying</w:t>
+      </w:r>
+    </w:p>
+    <w:p>
+      <w:pPr>
+        <w:pStyle w:val="Heading3"/>
+      </w:pPr>
+      <w:r>
+        <w:t>01. Classification or Regression?: the case</w:t>
+      </w:r>
+    </w:p>
+    <w:p>
+      <w:pPr>
+        <w:pStyle w:val="Heading3"/>
+      </w:pPr>
+      <w:r>
+        <w:t>02. Follow the deciding steps</w:t>
+      </w:r>
+    </w:p>
+    <w:p>
+      <w:pPr>
+        <w:pStyle w:val="Heading3"/>
+      </w:pPr>
+      <w:r>
+        <w:t>03. Actual and estimated heights (paired order)</w:t>
+      </w:r>
+    </w:p>
+    <w:p>
+      <w:pPr>
+        <w:pStyle w:val="Heading3"/>
+      </w:pPr>
+      <w:r>
+        <w:t>04. Change one thing. Trace what follows.</w:t>
+      </w:r>
+    </w:p>
+    <w:p>
+      <w:pPr>
+        <w:pStyle w:val="Heading3"/>
+      </w:pPr>
+      <w:r>
+        <w:t>05. Connect the explanation to its limit</w:t>
+      </w:r>
+    </w:p>
+    <w:p>
+      <w:pPr>
+        <w:pStyle w:val="Heading3"/>
+      </w:pPr>
+      <w:r>
+        <w:t>06. Make the idea visible in your project</w:t>
       </w:r>
     </w:p>
     <w:sectPr>
